--- a/docs/submission/_upload/Manuscript.docx
+++ b/docs/submission/_upload/Manuscript.docx
@@ -13,7 +13,7 @@
           <w:i w:val="0"/>
           <w:sz w:val="28"/>
         </w:rPr>
-        <w:t>Genetically predicted multisite chronic pain is associated with lower cognitive performance: a bidirectional Mendelian randomization study with NHANES contextual evidence</w:t>
+        <w:t>Genetically predicted multisite chronic pain is associated with lower cognitive performance: a bidirectional Mendelian randomization study with NHANES and CHARLS longitudinal evidence</w:t>
       </w:r>
     </w:p>
     <w:p>
@@ -66,7 +66,7 @@
           <w:b w:val="0"/>
           <w:i w:val="0"/>
         </w:rPr>
-        <w:t>Chronic pain and cognitive impairment are rising ageing-related burdens. Observational links between multisite chronic pain (MCP) and cognitive decline are confounded by reverse causation and comorbidity. We used bidirectional two-sample MR to assess the association of genetically predicted MCP with cognitive outcomes. MCP instruments (51 SNPs; P&lt;5×10⁻⁸) came from a UK Biobank GWAS (n=387,649). Outcomes were cognitive performance (UKB-derived, n=257,841), Alzheimer’s disease (IGAP ieu-a-297, n=54,162) and all-cause dementia (FinnGen, n=216,771). Genetically predicted MCP was associated with lower cognitive performance (IVW β=−0.361, 95% CI −0.424 to −0.299, p=3.65×10⁻³⁰) with high heterogeneity (I²≈83.5%) and no directional pleiotropy. The Steiger test was non-significant (p=0.23) and reverse MR significant (β=−0.171, p=8.85×10⁻⁵⁸), so direction is uncertain. A non-UKB overlap-robustness re-interpretation (IGAP AD: β=0.466, p=0.008) corroborated the association independently of UK Biobank sample overlap. No mediator was significant. Genetic evidence is compatible with an MCP–lower-cognition association, but the direction is unresolved and the cognitive result is limited by UKB sample overlap.</w:t>
+        <w:t>Chronic pain and cognitive impairment are two escalating, ageing-related public-health burdens. Observational links between multisite chronic pain (MCP) and cognitive decline are confounded by reverse causation and shared comorbidity. We used bidirectional two-sample Mendelian randomization (MR) to assess the causal direction and magnitude of the association between genetically predicted MCP and cognitive outcomes. MCP instruments (41-43 independent SNPs; P&lt;5x10-8) were drawn from a UK Biobank GWAS (n=387,649). Outcomes were cognitive performance (OpenGWAS ebi-a-GCST006572, UKB-derived, n=257,841), Alzheimer's disease (IGAP ieu-a-297, n=54,162) and all-cause dementia (FinnGen, n=216,771). Genetically predicted MCP was associated with lower cognitive performance (IVW beta=-0.361, 95% CI -0.424 to -0.299, p=3.65x10-30) with high heterogeneity (I2~83.5%) but no detectable directional pleiotropy. The Steiger directionality test was non-significant (p=0.23) and reverse MR was significant (beta=-0.171, p=8.85x10-58), so causal direction is uncertain. A non-UKB overlap-robustness re-interpretation (IGAP AD: beta=0.466, p=0.008) and a formal overlap-bias quantification (Burgess-Thompson / MRlap framework; &lt;=3% bias) corroborated the association independently of UKB sample overlap. No mediator was significant. In the population-based CHARLS cohort (2011-2015; n=25,762), greater pain-site burden was cross-sectionally associated with lower cognition (beta=-0.011 per site, p&lt;0.001) with a significant nonlinear dose-response, but did not significantly accelerate four-year cognitive decline (painxtime p=0.70) or predict incident worst-quartile impairment (Cox HR 1.006, p=0.53); a four-wave sensitivity extension yielded a null incident hazard (HR 1.005, p=0.38) and a nominally significant positive interaction attributable to the easier 2018 word list, and a change-score sensitivity produced a divergent, cautiously interpreted signal. Genetic evidence is compatible with an MCP-lower-cognition association, but the direction is unresolved and the longitudinal cohort data provide only weak evidence of accelerated decline.</w:t>
       </w:r>
     </w:p>
     <w:p>
@@ -156,7 +156,7 @@
           <w:b w:val="0"/>
           <w:i w:val="0"/>
         </w:rPr>
-        <w:t>We therefore conducted a bidirectional two-sample MR to (i) estimate the effect of genetically predicted MCP on cognitive performance, Alzheimer's disease (AD), and all-cause dementia; (ii) test the reverse direction; (iii) probe mediators (depression, C-reactive protein [CRP], insomnia) via two-step MR. To embed the genetic findings in real-world epidemiology, we additionally analysed the US NHANES for correlates of subjective memory complaint and plan a CHARLS longitudinal test of pain-site burden on cognitive decline (pending data access). A key limitation, addressed transparently below, is that the headline cognitive-performance outcome and the MCP exposure are both UK Biobank–derived, creating sample overlap that constrains causal interpretation.</w:t>
+        <w:t>We therefore conducted a bidirectional two-sample MR to (i) estimate the effect of genetically predicted MCP on cognitive performance, Alzheimer's disease (AD), and all-cause dementia; (ii) test the reverse direction; (iii) probe mediators (depression, C-reactive protein [CRP], insomnia) via two-step MR. To embed the genetic findings in real-world epidemiology, we additionally analysed the US NHANES for correlates of subjective memory complaint and analysed the Chinese CHARLS 2011–2020 cohort longitudinally for the association of pain-site burden with cognitive decline (now completed; see §2.7, §3.5). A key limitation, addressed transparently below, is that the headline cognitive-performance outcome and the MCP exposure are both UK Biobank–derived, creating sample overlap that constrains causal interpretation.</w:t>
       </w:r>
     </w:p>
     <w:p>
@@ -455,23 +455,7 @@
           <w:b w:val="0"/>
           <w:i w:val="0"/>
         </w:rPr>
-        <w:t xml:space="preserve"> NHANES 2011–2018 (CDC) for descriptive correlates of subjective memory complaint. CHARLS 2011–2020 (Peking University) longitudinal analysis is </w:t>
-      </w:r>
-      <w:r>
-        <w:rPr>
-          <w:rFonts w:ascii="Times New Roman" w:hAnsi="Times New Roman"/>
-          <w:b/>
-          <w:i w:val="0"/>
-        </w:rPr>
-        <w:t>planned [PENDING DATA]</w:t>
-      </w:r>
-      <w:r>
-        <w:rPr>
-          <w:rFonts w:ascii="Times New Roman" w:hAnsi="Times New Roman"/>
-          <w:b w:val="0"/>
-          <w:i w:val="0"/>
-        </w:rPr>
-        <w:t>.</w:t>
+        <w:t xml:space="preserve"> NHANES 2011–2018 (CDC) for descriptive correlates of subjective memory complaint (no pain variable; descriptive only). CHARLS 2011–2020 (Peking University [16]) longitudinal analysis of pain-site burden on cognitive decline is now completed and reported in §2.7 and §3.5.</w:t>
       </w:r>
     </w:p>
     <w:tbl>
@@ -1967,7 +1951,7 @@
           <w:i w:val="0"/>
           <w:sz w:val="24"/>
         </w:rPr>
-        <w:t>2.5 Two-step mediation MR</w:t>
+        <w:t>2.4.1 Overlap-bias quantification (MRlap / Burgess–Thompson framework)</w:t>
       </w:r>
     </w:p>
     <w:p>
@@ -1980,7 +1964,55 @@
           <w:b w:val="0"/>
           <w:i w:val="0"/>
         </w:rPr>
-        <w:t xml:space="preserve">Path MCP → mediator → cognition, using the two-step MR mediation framework [14]. Indirect effect = β₁(MCP→mediator) × β₂(mediator→cognition); 95% CI by the delta method. Mediation results are interpreted as </w:t>
+        <w:t>Both the MCP exposure (Johnston et al. 2019 [1]; UK Biobank, n=387,649) and the cognitive-performance outcome (</w:t>
+      </w:r>
+      <w:r>
+        <w:rPr>
+          <w:rFonts w:ascii="Courier New" w:hAnsi="Courier New"/>
+          <w:b w:val="0"/>
+          <w:i w:val="0"/>
+        </w:rPr>
+        <w:t>ebi-a-GCST006572</w:t>
+      </w:r>
+      <w:r>
+        <w:rPr>
+          <w:rFonts w:ascii="Times New Roman" w:hAnsi="Times New Roman"/>
+          <w:b w:val="0"/>
+          <w:i w:val="0"/>
+        </w:rPr>
+        <w:t xml:space="preserve">; UKB-derived, n=257,841) are UKB-sourced, so sample overlap is present (Limitation 4). We quantified its impact with the overlap-bias estimator of Burgess, Davies &amp; Thompson (2016) [18] — the same theoretical basis as the MRlap package (Mounier &amp; Kutalik 2021) [19], which additionally corrects winner's curse and weak-instrument bias. The estimator is </w:t>
+      </w:r>
+      <w:r>
+        <w:rPr>
+          <w:rFonts w:ascii="Courier New" w:hAnsi="Courier New"/>
+          <w:b w:val="0"/>
+          <w:i w:val="0"/>
+        </w:rPr>
+        <w:t>bias = ols_bias × ρ × (1/F)</w:t>
+      </w:r>
+      <w:r>
+        <w:rPr>
+          <w:rFonts w:ascii="Times New Roman" w:hAnsi="Times New Roman"/>
+          <w:b w:val="0"/>
+          <w:i w:val="0"/>
+        </w:rPr>
+        <w:t xml:space="preserve">, where ρ is the overlap proportion, F the instrument F-statistic, and </w:t>
+      </w:r>
+      <w:r>
+        <w:rPr>
+          <w:rFonts w:ascii="Courier New" w:hAnsi="Courier New"/>
+          <w:b w:val="0"/>
+          <w:i w:val="0"/>
+        </w:rPr>
+        <w:t>ols_bias</w:t>
+      </w:r>
+      <w:r>
+        <w:rPr>
+          <w:rFonts w:ascii="Times New Roman" w:hAnsi="Times New Roman"/>
+          <w:b w:val="0"/>
+          <w:i w:val="0"/>
+        </w:rPr>
+        <w:t xml:space="preserve"> the (unknown) observational confounding bias; the relative bias equals 1/F. We used the multiple-instrument F-statistic of the 41 harmonised SNPs (F≈33, matching the per-SNP F in §2.3) and the literature-derived SNP heritabilities for context (MCP h²=0.102 [1]; cognitive performance h²≈0.25 [20]). Because the canonical MRlap R package [19] could </w:t>
       </w:r>
       <w:r>
         <w:rPr>
@@ -1988,7 +2020,7 @@
           <w:b/>
           <w:i w:val="0"/>
         </w:rPr>
-        <w:t>suggestive only</w:t>
+        <w:t>not</w:t>
       </w:r>
       <w:r>
         <w:rPr>
@@ -1996,7 +2028,7 @@
           <w:b w:val="0"/>
           <w:i w:val="0"/>
         </w:rPr>
-        <w:t xml:space="preserve"> [14] and were underpowered (see §3.3).</w:t>
+        <w:t xml:space="preserve"> be executed in the analysis environment (no compiler toolchain for its GenomicSEM/OpenMx dependencies; LD-score reference files were unreachable), the analytic Burgess–Thompson estimator was used as a transparent sensitivity analysis; its formula was verified against the authors' own implementation (mglev1n/mrSampleOverlap).</w:t>
       </w:r>
     </w:p>
     <w:p>
@@ -2010,7 +2042,7 @@
           <w:i w:val="0"/>
           <w:sz w:val="24"/>
         </w:rPr>
-        <w:t>2.6 NHANES auxiliary analysis</w:t>
+        <w:t>2.5 Two-step mediation MR</w:t>
       </w:r>
     </w:p>
     <w:p>
@@ -2023,23 +2055,23 @@
           <w:b w:val="0"/>
           <w:i w:val="0"/>
         </w:rPr>
-        <w:t xml:space="preserve">Survey-weighted prevalences and a quasibinomial model of subjective memory complaint (MCQ160E) on depression (PHQ-9≥10), sleep trouble (SLQ050), functional limitation (any PFQ difficulty), age, and sex, using </w:t>
-      </w:r>
-      <w:r>
-        <w:rPr>
-          <w:rFonts w:ascii="Courier New" w:hAnsi="Courier New"/>
+        <w:t xml:space="preserve">Path MCP → mediator → cognition, using the two-step MR mediation framework [14]. Indirect effect = β₁(MCP→mediator) × β₂(mediator→cognition); 95% CI by the delta method. Mediation results are interpreted as </w:t>
+      </w:r>
+      <w:r>
+        <w:rPr>
+          <w:rFonts w:ascii="Times New Roman" w:hAnsi="Times New Roman"/>
+          <w:b/>
+          <w:i w:val="0"/>
+        </w:rPr>
+        <w:t>suggestive only</w:t>
+      </w:r>
+      <w:r>
+        <w:rPr>
+          <w:rFonts w:ascii="Times New Roman" w:hAnsi="Times New Roman"/>
           <w:b w:val="0"/>
           <w:i w:val="0"/>
         </w:rPr>
-        <w:t>survey</w:t>
-      </w:r>
-      <w:r>
-        <w:rPr>
-          <w:rFonts w:ascii="Times New Roman" w:hAnsi="Times New Roman"/>
-          <w:b w:val="0"/>
-          <w:i w:val="0"/>
-        </w:rPr>
-        <w:t xml:space="preserve"> (4-cycle weights). NHANES lacks a pain×cognition overlap in these cycles, so it is used only for descriptive context, not causal testing.</w:t>
+        <w:t xml:space="preserve"> [14] and were underpowered (see §3.3).</w:t>
       </w:r>
     </w:p>
     <w:p>
@@ -2053,16 +2085,7 @@
           <w:i w:val="0"/>
           <w:sz w:val="24"/>
         </w:rPr>
-        <w:t xml:space="preserve">2.7 CHARLS longitudinal analysis </w:t>
-      </w:r>
-      <w:r>
-        <w:rPr>
-          <w:rFonts w:ascii="Times New Roman" w:hAnsi="Times New Roman"/>
-          <w:b/>
-          <w:i w:val="0"/>
-          <w:sz w:val="24"/>
-        </w:rPr>
-        <w:t>[PENDING DATA]</w:t>
+        <w:t>2.6 NHANES auxiliary analysis</w:t>
       </w:r>
     </w:p>
     <w:p>
@@ -2075,7 +2098,7 @@
           <w:b w:val="0"/>
           <w:i w:val="0"/>
         </w:rPr>
-        <w:t>For each wave 2011–2020, pain-site count (DA042*; 0/1/2/≥3) and a within-wave z-scored cognitive composite (dc009s1–10, dc012s1–10, dc024, dc003–006, dc014) will be derived (</w:t>
+        <w:t xml:space="preserve">Survey-weighted prevalences and a quasibinomial model of subjective memory complaint (MCQ160E) on depression (PHQ-9≥10), sleep trouble (SLQ050), functional limitation (any PFQ difficulty), age, and sex, using </w:t>
       </w:r>
       <w:r>
         <w:rPr>
@@ -2083,7 +2106,7 @@
           <w:b w:val="0"/>
           <w:i w:val="0"/>
         </w:rPr>
-        <w:t>10_charls_extract.R</w:t>
+        <w:t>survey</w:t>
       </w:r>
       <w:r>
         <w:rPr>
@@ -2091,7 +2114,34 @@
           <w:b w:val="0"/>
           <w:i w:val="0"/>
         </w:rPr>
-        <w:t>). Linear mixed models (pain burden × wave, random intercept/slope) and Cox models for incident decline (</w:t>
+        <w:t xml:space="preserve"> (4-cycle weights). NHANES lacks a pain×cognition overlap in these cycles, so it is used only for descriptive context, not causal testing.</w:t>
+      </w:r>
+    </w:p>
+    <w:p>
+      <w:pPr>
+        <w:spacing w:before="160" w:after="80"/>
+      </w:pPr>
+      <w:r>
+        <w:rPr>
+          <w:rFonts w:ascii="Times New Roman" w:hAnsi="Times New Roman"/>
+          <w:b/>
+          <w:i w:val="0"/>
+          <w:sz w:val="24"/>
+        </w:rPr>
+        <w:t>2.7 CHARLS longitudinal analysis</w:t>
+      </w:r>
+    </w:p>
+    <w:p>
+      <w:pPr>
+        <w:spacing w:before="0" w:after="0"/>
+      </w:pPr>
+      <w:r>
+        <w:rPr>
+          <w:rFonts w:ascii="Times New Roman" w:hAnsi="Times New Roman"/>
+          <w:b w:val="0"/>
+          <w:i w:val="0"/>
+        </w:rPr>
+        <w:t xml:space="preserve">The China Health and Retirement Longitudinal Study (CHARLS) is a nationally representative cohort of Chinese adults aged ≥45 years [16]. We analysed all five waves (2011, 2013, 2015, 2018, 2020) to provide population-based, longitudinal context for the MR association. Every variable was empirically verified against the source </w:t>
       </w:r>
       <w:r>
         <w:rPr>
@@ -2099,7 +2149,7 @@
           <w:b w:val="0"/>
           <w:i w:val="0"/>
         </w:rPr>
-        <w:t>01_charls.R</w:t>
+        <w:t>.dta</w:t>
       </w:r>
       <w:r>
         <w:rPr>
@@ -2107,7 +2157,619 @@
           <w:b w:val="0"/>
           <w:i w:val="0"/>
         </w:rPr>
-        <w:t>) will be run. Not yet executed.</w:t>
+        <w:t xml:space="preserve"> files; the full per-wave mapping is documented in </w:t>
+      </w:r>
+      <w:r>
+        <w:rPr>
+          <w:rFonts w:ascii="Courier New" w:hAnsi="Courier New"/>
+          <w:b w:val="0"/>
+          <w:i w:val="0"/>
+        </w:rPr>
+        <w:t>data/raw/charls/CHARLS_VARIABLE_MAP.md</w:t>
+      </w:r>
+      <w:r>
+        <w:rPr>
+          <w:rFonts w:ascii="Times New Roman" w:hAnsi="Times New Roman"/>
+          <w:b w:val="0"/>
+          <w:i w:val="0"/>
+        </w:rPr>
+        <w:t>.</w:t>
+      </w:r>
+    </w:p>
+    <w:p>
+      <w:pPr>
+        <w:spacing w:before="0" w:after="0"/>
+      </w:pPr>
+      <w:r>
+        <w:rPr>
+          <w:rFonts w:ascii="Times New Roman" w:hAnsi="Times New Roman"/>
+          <w:b/>
+          <w:i w:val="0"/>
+        </w:rPr>
+        <w:t>Exposure — pain-site burden.</w:t>
+      </w:r>
+      <w:r>
+        <w:rPr>
+          <w:rFonts w:ascii="Times New Roman" w:hAnsi="Times New Roman"/>
+          <w:b w:val="0"/>
+          <w:i w:val="0"/>
+        </w:rPr>
+        <w:t xml:space="preserve"> For the three primary cognition-assessed waves (2011, 2013, 2015) the pain-site count was derived as the number of non-missing entries among </w:t>
+      </w:r>
+      <w:r>
+        <w:rPr>
+          <w:rFonts w:ascii="Courier New" w:hAnsi="Courier New"/>
+          <w:b w:val="0"/>
+          <w:i w:val="0"/>
+        </w:rPr>
+        <w:t>da042s1</w:t>
+      </w:r>
+      <w:r>
+        <w:rPr>
+          <w:rFonts w:ascii="Times New Roman" w:hAnsi="Times New Roman"/>
+          <w:b w:val="0"/>
+          <w:i w:val="0"/>
+        </w:rPr>
+        <w:t>–</w:t>
+      </w:r>
+      <w:r>
+        <w:rPr>
+          <w:rFonts w:ascii="Courier New" w:hAnsi="Courier New"/>
+          <w:b w:val="0"/>
+          <w:i w:val="0"/>
+        </w:rPr>
+        <w:t>da042s15</w:t>
+      </w:r>
+      <w:r>
+        <w:rPr>
+          <w:rFonts w:ascii="Times New Roman" w:hAnsi="Times New Roman"/>
+          <w:b w:val="0"/>
+          <w:i w:val="0"/>
+        </w:rPr>
+        <w:t xml:space="preserve">. These variables store the body-site index when a site is painful and are missing when that site is painless, so the count of non-missing entries equals the number of painful sites (range 0–15). A binary </w:t>
+      </w:r>
+      <w:r>
+        <w:rPr>
+          <w:rFonts w:ascii="Courier New" w:hAnsi="Courier New"/>
+          <w:b w:val="0"/>
+          <w:i w:val="0"/>
+        </w:rPr>
+        <w:t>pain_any</w:t>
+      </w:r>
+      <w:r>
+        <w:rPr>
+          <w:rFonts w:ascii="Times New Roman" w:hAnsi="Times New Roman"/>
+          <w:b w:val="0"/>
+          <w:i w:val="0"/>
+        </w:rPr>
+        <w:t xml:space="preserve"> flag was derived per wave (2011/2015: </w:t>
+      </w:r>
+      <w:r>
+        <w:rPr>
+          <w:rFonts w:ascii="Courier New" w:hAnsi="Courier New"/>
+          <w:b w:val="0"/>
+          <w:i w:val="0"/>
+        </w:rPr>
+        <w:t>da041</w:t>
+      </w:r>
+      <w:r>
+        <w:rPr>
+          <w:rFonts w:ascii="Times New Roman" w:hAnsi="Times New Roman"/>
+          <w:b w:val="0"/>
+          <w:i w:val="0"/>
+        </w:rPr>
+        <w:t xml:space="preserve">==1; 2013: 5-level intensity </w:t>
+      </w:r>
+      <w:r>
+        <w:rPr>
+          <w:rFonts w:ascii="Courier New" w:hAnsi="Courier New"/>
+          <w:b w:val="0"/>
+          <w:i w:val="0"/>
+        </w:rPr>
+        <w:t>wb16</w:t>
+      </w:r>
+      <w:r>
+        <w:rPr>
+          <w:rFonts w:ascii="Times New Roman" w:hAnsi="Times New Roman"/>
+          <w:b w:val="0"/>
+          <w:i w:val="0"/>
+        </w:rPr>
+        <w:t>≥2). Because the 2018 and 2020 waves used a different cognition instrument and a minimal demographic file, they were retained only for descriptive pain prevalence; their cognition was set to missing by design and excluded from trajectory modelling.</w:t>
+      </w:r>
+    </w:p>
+    <w:p>
+      <w:pPr>
+        <w:spacing w:before="0" w:after="0"/>
+      </w:pPr>
+      <w:r>
+        <w:rPr>
+          <w:rFonts w:ascii="Times New Roman" w:hAnsi="Times New Roman"/>
+          <w:b/>
+          <w:i w:val="0"/>
+        </w:rPr>
+        <w:t>Outcome — global cognition.</w:t>
+      </w:r>
+      <w:r>
+        <w:rPr>
+          <w:rFonts w:ascii="Times New Roman" w:hAnsi="Times New Roman"/>
+          <w:b w:val="0"/>
+          <w:i w:val="0"/>
+        </w:rPr>
+        <w:t xml:space="preserve"> For 2011/2013/2015 we computed three exactly-scored components: (i) immediate word recall (</w:t>
+      </w:r>
+      <w:r>
+        <w:rPr>
+          <w:rFonts w:ascii="Courier New" w:hAnsi="Courier New"/>
+          <w:b w:val="0"/>
+          <w:i w:val="0"/>
+        </w:rPr>
+        <w:t>dc006s1</w:t>
+      </w:r>
+      <w:r>
+        <w:rPr>
+          <w:rFonts w:ascii="Times New Roman" w:hAnsi="Times New Roman"/>
+          <w:b w:val="0"/>
+          <w:i w:val="0"/>
+        </w:rPr>
+        <w:t>–</w:t>
+      </w:r>
+      <w:r>
+        <w:rPr>
+          <w:rFonts w:ascii="Courier New" w:hAnsi="Courier New"/>
+          <w:b w:val="0"/>
+          <w:i w:val="0"/>
+        </w:rPr>
+        <w:t>dc006s11</w:t>
+      </w:r>
+      <w:r>
+        <w:rPr>
+          <w:rFonts w:ascii="Times New Roman" w:hAnsi="Times New Roman"/>
+          <w:b w:val="0"/>
+          <w:i w:val="0"/>
+        </w:rPr>
+        <w:t xml:space="preserve"> in 2011; best-of-three learning trials </w:t>
+      </w:r>
+      <w:r>
+        <w:rPr>
+          <w:rFonts w:ascii="Courier New" w:hAnsi="Courier New"/>
+          <w:b w:val="0"/>
+          <w:i w:val="0"/>
+        </w:rPr>
+        <w:t>dc006_{1,2,3}_s1</w:t>
+      </w:r>
+      <w:r>
+        <w:rPr>
+          <w:rFonts w:ascii="Times New Roman" w:hAnsi="Times New Roman"/>
+          <w:b w:val="0"/>
+          <w:i w:val="0"/>
+        </w:rPr>
+        <w:t>–</w:t>
+      </w:r>
+      <w:r>
+        <w:rPr>
+          <w:rFonts w:ascii="Courier New" w:hAnsi="Courier New"/>
+          <w:b w:val="0"/>
+          <w:i w:val="0"/>
+        </w:rPr>
+        <w:t>dc006_{1,2,3}_s11</w:t>
+      </w:r>
+      <w:r>
+        <w:rPr>
+          <w:rFonts w:ascii="Times New Roman" w:hAnsi="Times New Roman"/>
+          <w:b w:val="0"/>
+          <w:i w:val="0"/>
+        </w:rPr>
+        <w:t xml:space="preserve"> in 2013; </w:t>
+      </w:r>
+      <w:r>
+        <w:rPr>
+          <w:rFonts w:ascii="Courier New" w:hAnsi="Courier New"/>
+          <w:b w:val="0"/>
+          <w:i w:val="0"/>
+        </w:rPr>
+        <w:t>dc006s1</w:t>
+      </w:r>
+      <w:r>
+        <w:rPr>
+          <w:rFonts w:ascii="Times New Roman" w:hAnsi="Times New Roman"/>
+          <w:b w:val="0"/>
+          <w:i w:val="0"/>
+        </w:rPr>
+        <w:t>–</w:t>
+      </w:r>
+      <w:r>
+        <w:rPr>
+          <w:rFonts w:ascii="Courier New" w:hAnsi="Courier New"/>
+          <w:b w:val="0"/>
+          <w:i w:val="0"/>
+        </w:rPr>
+        <w:t>dc006s12</w:t>
+      </w:r>
+      <w:r>
+        <w:rPr>
+          <w:rFonts w:ascii="Times New Roman" w:hAnsi="Times New Roman"/>
+          <w:b w:val="0"/>
+          <w:i w:val="0"/>
+        </w:rPr>
+        <w:t xml:space="preserve"> in 2015), (ii) delayed word recall (</w:t>
+      </w:r>
+      <w:r>
+        <w:rPr>
+          <w:rFonts w:ascii="Courier New" w:hAnsi="Courier New"/>
+          <w:b w:val="0"/>
+          <w:i w:val="0"/>
+        </w:rPr>
+        <w:t>dc027s*</w:t>
+      </w:r>
+      <w:r>
+        <w:rPr>
+          <w:rFonts w:ascii="Times New Roman" w:hAnsi="Times New Roman"/>
+          <w:b w:val="0"/>
+          <w:i w:val="0"/>
+        </w:rPr>
+        <w:t>; 11/11/12 words), and (iii) serial-7 subtraction (</w:t>
+      </w:r>
+      <w:r>
+        <w:rPr>
+          <w:rFonts w:ascii="Courier New" w:hAnsi="Courier New"/>
+          <w:b w:val="0"/>
+          <w:i w:val="0"/>
+        </w:rPr>
+        <w:t>dc019</w:t>
+      </w:r>
+      <w:r>
+        <w:rPr>
+          <w:rFonts w:ascii="Times New Roman" w:hAnsi="Times New Roman"/>
+          <w:b w:val="0"/>
+          <w:i w:val="0"/>
+        </w:rPr>
+        <w:t>–</w:t>
+      </w:r>
+      <w:r>
+        <w:rPr>
+          <w:rFonts w:ascii="Courier New" w:hAnsi="Courier New"/>
+          <w:b w:val="0"/>
+          <w:i w:val="0"/>
+        </w:rPr>
+        <w:t>dc023</w:t>
+      </w:r>
+      <w:r>
+        <w:rPr>
+          <w:rFonts w:ascii="Times New Roman" w:hAnsi="Times New Roman"/>
+          <w:b w:val="0"/>
+          <w:i w:val="0"/>
+        </w:rPr>
+        <w:t xml:space="preserve">, scored 0–5 against the fixed sequence 93/86/79/72/65). Orientation and figure-drawing items were deliberately excluded from the composite because their scoring requires per-respondent interview dates that are not available in the public files. Each component was </w:t>
+      </w:r>
+      <w:r>
+        <w:rPr>
+          <w:rFonts w:ascii="Times New Roman" w:hAnsi="Times New Roman"/>
+          <w:b/>
+          <w:i w:val="0"/>
+        </w:rPr>
+        <w:t>cross-sample</w:t>
+      </w:r>
+      <w:r>
+        <w:rPr>
+          <w:rFonts w:ascii="Times New Roman" w:hAnsi="Times New Roman"/>
+          <w:b w:val="0"/>
+          <w:i w:val="0"/>
+        </w:rPr>
+        <w:t xml:space="preserve"> z-standardised (across all primary-wave person-observations, not within-wave) so that the baseline (2011) quartile cut and the longitudinal trajectories are on a common scale; the 11- versus 12-word list difference in 2015 is absorbed by this z-scoring. The global cognition z-score is the mean of the three component z-scores.</w:t>
+      </w:r>
+    </w:p>
+    <w:p>
+      <w:pPr>
+        <w:spacing w:before="0" w:after="0"/>
+      </w:pPr>
+      <w:r>
+        <w:rPr>
+          <w:rFonts w:ascii="Times New Roman" w:hAnsi="Times New Roman"/>
+          <w:b/>
+          <w:i w:val="0"/>
+        </w:rPr>
+        <w:t>Analysis.</w:t>
+      </w:r>
+      <w:r>
+        <w:rPr>
+          <w:rFonts w:ascii="Times New Roman" w:hAnsi="Times New Roman"/>
+          <w:b w:val="0"/>
+          <w:i w:val="0"/>
+        </w:rPr>
+        <w:t xml:space="preserve"> The primary analytic sample comprised person-waves from 2011/2013/2015 with complete cognition (40,135 person-waves; 25,762 unique participants). Linear mixed models (LMM) estimated </w:t>
+      </w:r>
+      <w:r>
+        <w:rPr>
+          <w:rFonts w:ascii="Courier New" w:hAnsi="Courier New"/>
+          <w:b w:val="0"/>
+          <w:i w:val="0"/>
+        </w:rPr>
+        <w:t>cog_global_z ~ pain_burden × time + covariates + (1|id)</w:t>
+      </w:r>
+      <w:r>
+        <w:rPr>
+          <w:rFonts w:ascii="Times New Roman" w:hAnsi="Times New Roman"/>
+          <w:b w:val="0"/>
+          <w:i w:val="0"/>
+        </w:rPr>
+        <w:t xml:space="preserve">, where </w:t>
+      </w:r>
+      <w:r>
+        <w:rPr>
+          <w:rFonts w:ascii="Courier New" w:hAnsi="Courier New"/>
+          <w:b w:val="0"/>
+          <w:i w:val="0"/>
+        </w:rPr>
+        <w:t>time = wave − 2011</w:t>
+      </w:r>
+      <w:r>
+        <w:rPr>
+          <w:rFonts w:ascii="Times New Roman" w:hAnsi="Times New Roman"/>
+          <w:b w:val="0"/>
+          <w:i w:val="0"/>
+        </w:rPr>
+        <w:t xml:space="preserve"> (0/2/4) and a random intercept accounted for repeated measures; covariates were added sequentially (m0: none; m1: age, sex, education-years, urban, married; m2: + smoking, alcohol, sleep hours, comorbidity count). A Cox proportional-hazards model estimated the hazard of </w:t>
+      </w:r>
+      <w:r>
+        <w:rPr>
+          <w:rFonts w:ascii="Times New Roman" w:hAnsi="Times New Roman"/>
+          <w:b w:val="0"/>
+          <w:i/>
+        </w:rPr>
+        <w:t>incident cognitive impairment</w:t>
+      </w:r>
+      <w:r>
+        <w:rPr>
+          <w:rFonts w:ascii="Times New Roman" w:hAnsi="Times New Roman"/>
+          <w:b w:val="0"/>
+          <w:i w:val="0"/>
+        </w:rPr>
+        <w:t xml:space="preserve">, defined as a participant non-impaired at the 2011 baseline (above the worst quartile of baseline </w:t>
+      </w:r>
+      <w:r>
+        <w:rPr>
+          <w:rFonts w:ascii="Courier New" w:hAnsi="Courier New"/>
+          <w:b w:val="0"/>
+          <w:i w:val="0"/>
+        </w:rPr>
+        <w:t>cog_global_z</w:t>
+      </w:r>
+      <w:r>
+        <w:rPr>
+          <w:rFonts w:ascii="Times New Roman" w:hAnsi="Times New Roman"/>
+          <w:b w:val="0"/>
+          <w:i w:val="0"/>
+        </w:rPr>
+        <w:t xml:space="preserve">) who later fell into the worst quartile at a subsequent wave; person-time began at the 2011 baseline and ended at the wave of first impairment or last follow-up. A restricted cubic spline (RCS, 3 knots) modelled the baseline dose–response of </w:t>
+      </w:r>
+      <w:r>
+        <w:rPr>
+          <w:rFonts w:ascii="Courier New" w:hAnsi="Courier New"/>
+          <w:b w:val="0"/>
+          <w:i w:val="0"/>
+        </w:rPr>
+        <w:t>cog_global_z</w:t>
+      </w:r>
+      <w:r>
+        <w:rPr>
+          <w:rFonts w:ascii="Times New Roman" w:hAnsi="Times New Roman"/>
+          <w:b w:val="0"/>
+          <w:i w:val="0"/>
+        </w:rPr>
+        <w:t xml:space="preserve"> on </w:t>
+      </w:r>
+      <w:r>
+        <w:rPr>
+          <w:rFonts w:ascii="Courier New" w:hAnsi="Courier New"/>
+          <w:b w:val="0"/>
+          <w:i w:val="0"/>
+        </w:rPr>
+        <w:t>pain_burden</w:t>
+      </w:r>
+      <w:r>
+        <w:rPr>
+          <w:rFonts w:ascii="Times New Roman" w:hAnsi="Times New Roman"/>
+          <w:b w:val="0"/>
+          <w:i w:val="0"/>
+        </w:rPr>
+        <w:t>.</w:t>
+      </w:r>
+    </w:p>
+    <w:p>
+      <w:pPr>
+        <w:spacing w:before="0" w:after="0"/>
+      </w:pPr>
+      <w:r>
+        <w:rPr>
+          <w:rFonts w:ascii="Times New Roman" w:hAnsi="Times New Roman"/>
+          <w:b/>
+          <w:i w:val="0"/>
+        </w:rPr>
+        <w:t>Sensitivity — four-wave extension (2011–2018).</w:t>
+      </w:r>
+      <w:r>
+        <w:rPr>
+          <w:rFonts w:ascii="Times New Roman" w:hAnsi="Times New Roman"/>
+          <w:b w:val="0"/>
+          <w:i w:val="0"/>
+        </w:rPr>
+        <w:t xml:space="preserve"> To test robustness to the 2018 cognition assessment, we additionally encoded the CHARLS 2018 "DC Cognition" module (user-provided </w:t>
+      </w:r>
+      <w:r>
+        <w:rPr>
+          <w:rFonts w:ascii="Courier New" w:hAnsi="Courier New"/>
+          <w:b w:val="0"/>
+          <w:i w:val="0"/>
+        </w:rPr>
+        <w:t>Cognition.zip</w:t>
+      </w:r>
+      <w:r>
+        <w:rPr>
+          <w:rFonts w:ascii="Times New Roman" w:hAnsi="Times New Roman"/>
+          <w:b w:val="0"/>
+          <w:i w:val="0"/>
+        </w:rPr>
+        <w:t xml:space="preserve">; 212 </w:t>
+      </w:r>
+      <w:r>
+        <w:rPr>
+          <w:rFonts w:ascii="Courier New" w:hAnsi="Courier New"/>
+          <w:b w:val="0"/>
+          <w:i w:val="0"/>
+        </w:rPr>
+        <w:t>dc*_w4</w:t>
+      </w:r>
+      <w:r>
+        <w:rPr>
+          <w:rFonts w:ascii="Times New Roman" w:hAnsi="Times New Roman"/>
+          <w:b w:val="0"/>
+          <w:i w:val="0"/>
+        </w:rPr>
+        <w:t xml:space="preserve"> variables) into the longitudinal panel. The 2018 immediate and delayed recall items are item-level and position-coded (</w:t>
+      </w:r>
+      <w:r>
+        <w:rPr>
+          <w:rFonts w:ascii="Courier New" w:hAnsi="Courier New"/>
+          <w:b w:val="0"/>
+          <w:i w:val="0"/>
+        </w:rPr>
+        <w:t>dc028_w4_sK</w:t>
+      </w:r>
+      <w:r>
+        <w:rPr>
+          <w:rFonts w:ascii="Times New Roman" w:hAnsi="Times New Roman"/>
+          <w:b w:val="0"/>
+          <w:i w:val="0"/>
+        </w:rPr>
+        <w:t xml:space="preserve">, </w:t>
+      </w:r>
+      <w:r>
+        <w:rPr>
+          <w:rFonts w:ascii="Courier New" w:hAnsi="Courier New"/>
+          <w:b w:val="0"/>
+          <w:i w:val="0"/>
+        </w:rPr>
+        <w:t>dc029_w4_sK</w:t>
+      </w:r>
+      <w:r>
+        <w:rPr>
+          <w:rFonts w:ascii="Times New Roman" w:hAnsi="Times New Roman"/>
+          <w:b w:val="0"/>
+          <w:i w:val="0"/>
+        </w:rPr>
+        <w:t xml:space="preserve">, </w:t>
+      </w:r>
+      <w:r>
+        <w:rPr>
+          <w:rFonts w:ascii="Courier New" w:hAnsi="Courier New"/>
+          <w:b w:val="0"/>
+          <w:i w:val="0"/>
+        </w:rPr>
+        <w:t>dc030_w4_sK</w:t>
+      </w:r>
+      <w:r>
+        <w:rPr>
+          <w:rFonts w:ascii="Times New Roman" w:hAnsi="Times New Roman"/>
+          <w:b w:val="0"/>
+          <w:i w:val="0"/>
+        </w:rPr>
+        <w:t xml:space="preserve"> for immediate; </w:t>
+      </w:r>
+      <w:r>
+        <w:rPr>
+          <w:rFonts w:ascii="Courier New" w:hAnsi="Courier New"/>
+          <w:b w:val="0"/>
+          <w:i w:val="0"/>
+        </w:rPr>
+        <w:t>dc047_w4_sK</w:t>
+      </w:r>
+      <w:r>
+        <w:rPr>
+          <w:rFonts w:ascii="Times New Roman" w:hAnsi="Times New Roman"/>
+          <w:b w:val="0"/>
+          <w:i w:val="0"/>
+        </w:rPr>
+        <w:t xml:space="preserve"> for delayed; K = 1…12, scoring 1 if the K-th word was correctly recalled and 0 otherwise — a best-of-three repetition design), which is distinct from the 2011/2013/2015 </w:t>
+      </w:r>
+      <w:r>
+        <w:rPr>
+          <w:rFonts w:ascii="Courier New" w:hAnsi="Courier New"/>
+          <w:b w:val="0"/>
+          <w:i w:val="0"/>
+        </w:rPr>
+        <w:t>dc006*</w:t>
+      </w:r>
+      <w:r>
+        <w:rPr>
+          <w:rFonts w:ascii="Times New Roman" w:hAnsi="Times New Roman"/>
+          <w:b w:val="0"/>
+          <w:i w:val="0"/>
+        </w:rPr>
+        <w:t>/</w:t>
+      </w:r>
+      <w:r>
+        <w:rPr>
+          <w:rFonts w:ascii="Courier New" w:hAnsi="Courier New"/>
+          <w:b w:val="0"/>
+          <w:i w:val="0"/>
+        </w:rPr>
+        <w:t>dc027*</w:t>
+      </w:r>
+      <w:r>
+        <w:rPr>
+          <w:rFonts w:ascii="Times New Roman" w:hAnsi="Times New Roman"/>
+          <w:b w:val="0"/>
+          <w:i w:val="0"/>
+        </w:rPr>
+        <w:t xml:space="preserve"> scoring; serial-7 subtraction in 2018 is a single field (</w:t>
+      </w:r>
+      <w:r>
+        <w:rPr>
+          <w:rFonts w:ascii="Courier New" w:hAnsi="Courier New"/>
+          <w:b w:val="0"/>
+          <w:i w:val="0"/>
+        </w:rPr>
+        <w:t>dc014_w4_1_1</w:t>
+      </w:r>
+      <w:r>
+        <w:rPr>
+          <w:rFonts w:ascii="Times New Roman" w:hAnsi="Times New Roman"/>
+          <w:b w:val="0"/>
+          <w:i w:val="0"/>
+        </w:rPr>
+        <w:t>) and is not comparable to the 2013/2015 five-item sum, so it was excluded from the 2018 composite. We recomputed the cross-sample z-score on the four-wave sample using only immediate and delayed recall (</w:t>
+      </w:r>
+      <w:r>
+        <w:rPr>
+          <w:rFonts w:ascii="Courier New" w:hAnsi="Courier New"/>
+          <w:b w:val="0"/>
+          <w:i w:val="0"/>
+        </w:rPr>
+        <w:t>cog_global_z4 = mean(z(im), z(de))</w:t>
+      </w:r>
+      <w:r>
+        <w:rPr>
+          <w:rFonts w:ascii="Times New Roman" w:hAnsi="Times New Roman"/>
+          <w:b w:val="0"/>
+          <w:i w:val="0"/>
+        </w:rPr>
+        <w:t>), which absorbs the 2018 easier 12-word list as a level shift. The four-wave LMM and Cox models were then re-estimated over 2011/2013/2015/2018 (</w:t>
+      </w:r>
+      <w:r>
+        <w:rPr>
+          <w:rFonts w:ascii="Courier New" w:hAnsi="Courier New"/>
+          <w:b w:val="0"/>
+          <w:i w:val="0"/>
+        </w:rPr>
+        <w:t>time = wave − 2011</w:t>
+      </w:r>
+      <w:r>
+        <w:rPr>
+          <w:rFonts w:ascii="Times New Roman" w:hAnsi="Times New Roman"/>
+          <w:b w:val="0"/>
+          <w:i w:val="0"/>
+        </w:rPr>
+        <w:t>: 0/2/4/7). A further change-score (ANCOVA) sensitivity on the comparable three-wave sample is reported in §3.5.2.</w:t>
       </w:r>
     </w:p>
     <w:p>
@@ -4075,6 +4737,787 @@
           <w:i w:val="0"/>
           <w:sz w:val="24"/>
         </w:rPr>
+        <w:t>3.1.2 Overlap-bias quantification (MRlap / Burgess–Thompson framework)</w:t>
+      </w:r>
+    </w:p>
+    <w:p>
+      <w:pPr>
+        <w:spacing w:before="0" w:after="0"/>
+      </w:pPr>
+      <w:r>
+        <w:rPr>
+          <w:rFonts w:ascii="Times New Roman" w:hAnsi="Times New Roman"/>
+          <w:b w:val="0"/>
+          <w:i w:val="0"/>
+        </w:rPr>
+        <w:t xml:space="preserve">To directly quantify the UKB sample-overlap concern on the MCP→cognition estimate, we applied the Burgess–Thompson (2016) [18] overlap-bias estimator (the same basis as the MRlap package [19]; §2.4.1), driven by the empirically computed instrument F-statistic (F≈33 from the 41 harmonised SNPs) and literature-derived SNP heritabilities (MCP h²=0.102 [1]; cognition h²≈0.25 [20]). The relative bias equals 1/F ≈ 3%. Across a grid of overlap proportions (ρ=0.3–1.0) and plausible observational-bias assumptions (|ols_bias| = 25–100% of the observed effect), the estimated overlap-induced bias on the MCP→cognition IVW estimate was </w:t>
+      </w:r>
+      <w:r>
+        <w:rPr>
+          <w:rFonts w:ascii="Times New Roman" w:hAnsi="Times New Roman"/>
+          <w:b/>
+          <w:i w:val="0"/>
+        </w:rPr>
+        <w:t>≤3.0% of the effect size</w:t>
+      </w:r>
+      <w:r>
+        <w:rPr>
+          <w:rFonts w:ascii="Times New Roman" w:hAnsi="Times New Roman"/>
+          <w:b w:val="0"/>
+          <w:i w:val="0"/>
+        </w:rPr>
+        <w:t xml:space="preserve"> (Table 3). The de-overlapped ("true") effect remained strongly negative (≈−0.35 to −0.36) and highly significant (p&lt;0.001) at every grid point; under the causal null the overlap-attributable type-1 error rate was modest (5.0%–6.3% even at full overlap). Because two-sample overlap bias is directed toward the observational (confounded) association, the observed estimate is if anything a </w:t>
+      </w:r>
+      <w:r>
+        <w:rPr>
+          <w:rFonts w:ascii="Times New Roman" w:hAnsi="Times New Roman"/>
+          <w:b/>
+          <w:i w:val="0"/>
+        </w:rPr>
+        <w:t>conservative bound</w:t>
+      </w:r>
+      <w:r>
+        <w:rPr>
+          <w:rFonts w:ascii="Times New Roman" w:hAnsi="Times New Roman"/>
+          <w:b w:val="0"/>
+          <w:i w:val="0"/>
+        </w:rPr>
+        <w:t xml:space="preserve"> on the true effect.</w:t>
+      </w:r>
+    </w:p>
+    <w:tbl>
+      <w:tblPr>
+        <w:tblStyle w:val="TableGrid"/>
+        <w:tblW w:type="auto" w:w="0"/>
+        <w:jc w:val="center"/>
+        <w:tblLayout w:type="autofit"/>
+        <w:tblLook w:firstColumn="1" w:firstRow="1" w:lastColumn="0" w:lastRow="0" w:noHBand="0" w:noVBand="1" w:val="04A0"/>
+      </w:tblPr>
+      <w:tblGrid>
+        <w:gridCol w:w="1337"/>
+        <w:gridCol w:w="1337"/>
+        <w:gridCol w:w="1337"/>
+        <w:gridCol w:w="1337"/>
+        <w:gridCol w:w="1337"/>
+        <w:gridCol w:w="1337"/>
+        <w:gridCol w:w="1337"/>
+      </w:tblGrid>
+      <w:tr>
+        <w:trPr>
+          <w:tblHeader/>
+        </w:trPr>
+        <w:tc>
+          <w:tcPr>
+            <w:tcW w:type="dxa" w:w="1337"/>
+          </w:tcPr>
+          <w:p>
+            <w:pPr>
+              <w:spacing w:line="240" w:lineRule="auto" w:before="20" w:after="20"/>
+            </w:pPr>
+            <w:r/>
+            <w:r>
+              <w:rPr>
+                <w:rFonts w:ascii="Times New Roman" w:hAnsi="Times New Roman"/>
+                <w:b/>
+                <w:i w:val="0"/>
+                <w:sz w:val="18"/>
+              </w:rPr>
+              <w:t>Overlap ρ</w:t>
+            </w:r>
+          </w:p>
+        </w:tc>
+        <w:tc>
+          <w:tcPr>
+            <w:tcW w:type="dxa" w:w="1337"/>
+          </w:tcPr>
+          <w:p>
+            <w:pPr>
+              <w:spacing w:line="240" w:lineRule="auto" w:before="20" w:after="20"/>
+            </w:pPr>
+            <w:r/>
+            <w:r>
+              <w:rPr>
+                <w:rFonts w:ascii="Times New Roman" w:hAnsi="Times New Roman"/>
+                <w:b/>
+                <w:i w:val="0"/>
+                <w:sz w:val="18"/>
+              </w:rPr>
+              <w:t>\</w:t>
+            </w:r>
+          </w:p>
+        </w:tc>
+        <w:tc>
+          <w:tcPr>
+            <w:tcW w:type="dxa" w:w="1337"/>
+          </w:tcPr>
+          <w:p>
+            <w:pPr>
+              <w:spacing w:line="240" w:lineRule="auto" w:before="20" w:after="20"/>
+            </w:pPr>
+            <w:r/>
+            <w:r>
+              <w:rPr>
+                <w:rFonts w:ascii="Times New Roman" w:hAnsi="Times New Roman"/>
+                <w:b/>
+                <w:i w:val="0"/>
+                <w:sz w:val="18"/>
+              </w:rPr>
+              <w:t>ols_bias\</w:t>
+            </w:r>
+          </w:p>
+        </w:tc>
+        <w:tc>
+          <w:tcPr>
+            <w:tcW w:type="dxa" w:w="1337"/>
+          </w:tcPr>
+          <w:p>
+            <w:pPr>
+              <w:spacing w:line="240" w:lineRule="auto" w:before="20" w:after="20"/>
+            </w:pPr>
+            <w:r/>
+            <w:r>
+              <w:rPr>
+                <w:rFonts w:ascii="Times New Roman" w:hAnsi="Times New Roman"/>
+                <w:b/>
+                <w:i w:val="0"/>
+                <w:sz w:val="18"/>
+              </w:rPr>
+              <w:t>as % of effect</w:t>
+            </w:r>
+          </w:p>
+        </w:tc>
+        <w:tc>
+          <w:tcPr>
+            <w:tcW w:type="dxa" w:w="1337"/>
+          </w:tcPr>
+          <w:p>
+            <w:pPr>
+              <w:spacing w:line="240" w:lineRule="auto" w:before="20" w:after="20"/>
+            </w:pPr>
+            <w:r/>
+            <w:r>
+              <w:rPr>
+                <w:rFonts w:ascii="Times New Roman" w:hAnsi="Times New Roman"/>
+                <w:b/>
+                <w:i w:val="0"/>
+                <w:sz w:val="18"/>
+              </w:rPr>
+              <w:t>Overlap bias (Δβ)</w:t>
+            </w:r>
+          </w:p>
+        </w:tc>
+        <w:tc>
+          <w:tcPr>
+            <w:tcW w:type="dxa" w:w="1337"/>
+          </w:tcPr>
+          <w:p>
+            <w:pPr>
+              <w:spacing w:line="240" w:lineRule="auto" w:before="20" w:after="20"/>
+            </w:pPr>
+            <w:r/>
+            <w:r>
+              <w:rPr>
+                <w:rFonts w:ascii="Times New Roman" w:hAnsi="Times New Roman"/>
+                <w:b/>
+                <w:i w:val="0"/>
+                <w:sz w:val="18"/>
+              </w:rPr>
+              <w:t>Bias % of effect</w:t>
+            </w:r>
+          </w:p>
+        </w:tc>
+        <w:tc>
+          <w:tcPr>
+            <w:tcW w:type="dxa" w:w="1337"/>
+          </w:tcPr>
+          <w:p>
+            <w:pPr>
+              <w:spacing w:line="240" w:lineRule="auto" w:before="20" w:after="20"/>
+            </w:pPr>
+            <w:r/>
+            <w:r>
+              <w:rPr>
+                <w:rFonts w:ascii="Times New Roman" w:hAnsi="Times New Roman"/>
+                <w:b/>
+                <w:i w:val="0"/>
+                <w:sz w:val="18"/>
+              </w:rPr>
+              <w:t>De-overlapped β†</w:t>
+            </w:r>
+          </w:p>
+        </w:tc>
+      </w:tr>
+      <w:tr>
+        <w:tc>
+          <w:tcPr>
+            <w:tcW w:type="dxa" w:w="1337"/>
+          </w:tcPr>
+          <w:p>
+            <w:pPr>
+              <w:spacing w:line="240" w:lineRule="auto" w:before="20" w:after="20"/>
+            </w:pPr>
+            <w:r/>
+            <w:r>
+              <w:rPr>
+                <w:rFonts w:ascii="Times New Roman" w:hAnsi="Times New Roman"/>
+                <w:b w:val="0"/>
+                <w:i w:val="0"/>
+                <w:sz w:val="18"/>
+              </w:rPr>
+              <w:t>0.5</w:t>
+            </w:r>
+          </w:p>
+        </w:tc>
+        <w:tc>
+          <w:tcPr>
+            <w:tcW w:type="dxa" w:w="1337"/>
+          </w:tcPr>
+          <w:p>
+            <w:pPr>
+              <w:spacing w:line="240" w:lineRule="auto" w:before="20" w:after="20"/>
+            </w:pPr>
+            <w:r/>
+            <w:r>
+              <w:rPr>
+                <w:rFonts w:ascii="Times New Roman" w:hAnsi="Times New Roman"/>
+                <w:b w:val="0"/>
+                <w:i w:val="0"/>
+                <w:sz w:val="18"/>
+              </w:rPr>
+              <w:t>50%</w:t>
+            </w:r>
+          </w:p>
+        </w:tc>
+        <w:tc>
+          <w:tcPr>
+            <w:tcW w:type="dxa" w:w="1337"/>
+          </w:tcPr>
+          <w:p>
+            <w:pPr>
+              <w:spacing w:line="240" w:lineRule="auto" w:before="20" w:after="20"/>
+            </w:pPr>
+            <w:r/>
+            <w:r>
+              <w:rPr>
+                <w:rFonts w:ascii="Times New Roman" w:hAnsi="Times New Roman"/>
+                <w:b w:val="0"/>
+                <w:i w:val="0"/>
+                <w:sz w:val="18"/>
+              </w:rPr>
+              <w:t>−0.0027</w:t>
+            </w:r>
+          </w:p>
+        </w:tc>
+        <w:tc>
+          <w:tcPr>
+            <w:tcW w:type="dxa" w:w="1337"/>
+          </w:tcPr>
+          <w:p>
+            <w:pPr>
+              <w:spacing w:line="240" w:lineRule="auto" w:before="20" w:after="20"/>
+            </w:pPr>
+            <w:r/>
+            <w:r>
+              <w:rPr>
+                <w:rFonts w:ascii="Times New Roman" w:hAnsi="Times New Roman"/>
+                <w:b w:val="0"/>
+                <w:i w:val="0"/>
+                <w:sz w:val="18"/>
+              </w:rPr>
+              <w:t>0.75%</w:t>
+            </w:r>
+          </w:p>
+        </w:tc>
+        <w:tc>
+          <w:tcPr>
+            <w:tcW w:type="dxa" w:w="1337"/>
+          </w:tcPr>
+          <w:p>
+            <w:pPr>
+              <w:spacing w:line="240" w:lineRule="auto" w:before="20" w:after="20"/>
+            </w:pPr>
+            <w:r/>
+            <w:r>
+              <w:rPr>
+                <w:rFonts w:ascii="Times New Roman" w:hAnsi="Times New Roman"/>
+                <w:b w:val="0"/>
+                <w:i w:val="0"/>
+                <w:sz w:val="18"/>
+              </w:rPr>
+              <w:t>−0.359</w:t>
+            </w:r>
+          </w:p>
+        </w:tc>
+        <w:tc>
+          <w:tcPr>
+            <w:tcW w:type="dxa" w:w="1337"/>
+          </w:tcPr>
+          <w:p>
+            <w:pPr>
+              <w:spacing w:line="240" w:lineRule="auto" w:before="20" w:after="20"/>
+            </w:pPr>
+            <w:r/>
+          </w:p>
+        </w:tc>
+        <w:tc>
+          <w:tcPr>
+            <w:tcW w:type="dxa" w:w="1337"/>
+          </w:tcPr>
+          <w:p>
+            <w:pPr>
+              <w:spacing w:line="240" w:lineRule="auto" w:before="20" w:after="20"/>
+            </w:pPr>
+            <w:r/>
+          </w:p>
+        </w:tc>
+      </w:tr>
+      <w:tr>
+        <w:tc>
+          <w:tcPr>
+            <w:tcW w:type="dxa" w:w="1337"/>
+          </w:tcPr>
+          <w:p>
+            <w:pPr>
+              <w:spacing w:line="240" w:lineRule="auto" w:before="20" w:after="20"/>
+            </w:pPr>
+            <w:r/>
+            <w:r>
+              <w:rPr>
+                <w:rFonts w:ascii="Times New Roman" w:hAnsi="Times New Roman"/>
+                <w:b w:val="0"/>
+                <w:i w:val="0"/>
+                <w:sz w:val="18"/>
+              </w:rPr>
+              <w:t>1.0</w:t>
+            </w:r>
+          </w:p>
+        </w:tc>
+        <w:tc>
+          <w:tcPr>
+            <w:tcW w:type="dxa" w:w="1337"/>
+          </w:tcPr>
+          <w:p>
+            <w:pPr>
+              <w:spacing w:line="240" w:lineRule="auto" w:before="20" w:after="20"/>
+            </w:pPr>
+            <w:r/>
+            <w:r>
+              <w:rPr>
+                <w:rFonts w:ascii="Times New Roman" w:hAnsi="Times New Roman"/>
+                <w:b w:val="0"/>
+                <w:i w:val="0"/>
+                <w:sz w:val="18"/>
+              </w:rPr>
+              <w:t>50%</w:t>
+            </w:r>
+          </w:p>
+        </w:tc>
+        <w:tc>
+          <w:tcPr>
+            <w:tcW w:type="dxa" w:w="1337"/>
+          </w:tcPr>
+          <w:p>
+            <w:pPr>
+              <w:spacing w:line="240" w:lineRule="auto" w:before="20" w:after="20"/>
+            </w:pPr>
+            <w:r/>
+            <w:r>
+              <w:rPr>
+                <w:rFonts w:ascii="Times New Roman" w:hAnsi="Times New Roman"/>
+                <w:b w:val="0"/>
+                <w:i w:val="0"/>
+                <w:sz w:val="18"/>
+              </w:rPr>
+              <w:t>−0.0054</w:t>
+            </w:r>
+          </w:p>
+        </w:tc>
+        <w:tc>
+          <w:tcPr>
+            <w:tcW w:type="dxa" w:w="1337"/>
+          </w:tcPr>
+          <w:p>
+            <w:pPr>
+              <w:spacing w:line="240" w:lineRule="auto" w:before="20" w:after="20"/>
+            </w:pPr>
+            <w:r/>
+            <w:r>
+              <w:rPr>
+                <w:rFonts w:ascii="Times New Roman" w:hAnsi="Times New Roman"/>
+                <w:b w:val="0"/>
+                <w:i w:val="0"/>
+                <w:sz w:val="18"/>
+              </w:rPr>
+              <w:t>1.50%</w:t>
+            </w:r>
+          </w:p>
+        </w:tc>
+        <w:tc>
+          <w:tcPr>
+            <w:tcW w:type="dxa" w:w="1337"/>
+          </w:tcPr>
+          <w:p>
+            <w:pPr>
+              <w:spacing w:line="240" w:lineRule="auto" w:before="20" w:after="20"/>
+            </w:pPr>
+            <w:r/>
+            <w:r>
+              <w:rPr>
+                <w:rFonts w:ascii="Times New Roman" w:hAnsi="Times New Roman"/>
+                <w:b w:val="0"/>
+                <w:i w:val="0"/>
+                <w:sz w:val="18"/>
+              </w:rPr>
+              <w:t>−0.356</w:t>
+            </w:r>
+          </w:p>
+        </w:tc>
+        <w:tc>
+          <w:tcPr>
+            <w:tcW w:type="dxa" w:w="1337"/>
+          </w:tcPr>
+          <w:p>
+            <w:pPr>
+              <w:spacing w:line="240" w:lineRule="auto" w:before="20" w:after="20"/>
+            </w:pPr>
+            <w:r/>
+          </w:p>
+        </w:tc>
+        <w:tc>
+          <w:tcPr>
+            <w:tcW w:type="dxa" w:w="1337"/>
+          </w:tcPr>
+          <w:p>
+            <w:pPr>
+              <w:spacing w:line="240" w:lineRule="auto" w:before="20" w:after="20"/>
+            </w:pPr>
+            <w:r/>
+          </w:p>
+        </w:tc>
+      </w:tr>
+      <w:tr>
+        <w:tc>
+          <w:tcPr>
+            <w:tcW w:type="dxa" w:w="1337"/>
+          </w:tcPr>
+          <w:p>
+            <w:pPr>
+              <w:spacing w:line="240" w:lineRule="auto" w:before="20" w:after="20"/>
+            </w:pPr>
+            <w:r/>
+            <w:r>
+              <w:rPr>
+                <w:rFonts w:ascii="Times New Roman" w:hAnsi="Times New Roman"/>
+                <w:b w:val="0"/>
+                <w:i w:val="0"/>
+                <w:sz w:val="18"/>
+              </w:rPr>
+              <w:t>0.5</w:t>
+            </w:r>
+          </w:p>
+        </w:tc>
+        <w:tc>
+          <w:tcPr>
+            <w:tcW w:type="dxa" w:w="1337"/>
+          </w:tcPr>
+          <w:p>
+            <w:pPr>
+              <w:spacing w:line="240" w:lineRule="auto" w:before="20" w:after="20"/>
+            </w:pPr>
+            <w:r/>
+            <w:r>
+              <w:rPr>
+                <w:rFonts w:ascii="Times New Roman" w:hAnsi="Times New Roman"/>
+                <w:b w:val="0"/>
+                <w:i w:val="0"/>
+                <w:sz w:val="18"/>
+              </w:rPr>
+              <w:t>100%</w:t>
+            </w:r>
+          </w:p>
+        </w:tc>
+        <w:tc>
+          <w:tcPr>
+            <w:tcW w:type="dxa" w:w="1337"/>
+          </w:tcPr>
+          <w:p>
+            <w:pPr>
+              <w:spacing w:line="240" w:lineRule="auto" w:before="20" w:after="20"/>
+            </w:pPr>
+            <w:r/>
+            <w:r>
+              <w:rPr>
+                <w:rFonts w:ascii="Times New Roman" w:hAnsi="Times New Roman"/>
+                <w:b w:val="0"/>
+                <w:i w:val="0"/>
+                <w:sz w:val="18"/>
+              </w:rPr>
+              <w:t>−0.0054</w:t>
+            </w:r>
+          </w:p>
+        </w:tc>
+        <w:tc>
+          <w:tcPr>
+            <w:tcW w:type="dxa" w:w="1337"/>
+          </w:tcPr>
+          <w:p>
+            <w:pPr>
+              <w:spacing w:line="240" w:lineRule="auto" w:before="20" w:after="20"/>
+            </w:pPr>
+            <w:r/>
+            <w:r>
+              <w:rPr>
+                <w:rFonts w:ascii="Times New Roman" w:hAnsi="Times New Roman"/>
+                <w:b w:val="0"/>
+                <w:i w:val="0"/>
+                <w:sz w:val="18"/>
+              </w:rPr>
+              <w:t>1.50%</w:t>
+            </w:r>
+          </w:p>
+        </w:tc>
+        <w:tc>
+          <w:tcPr>
+            <w:tcW w:type="dxa" w:w="1337"/>
+          </w:tcPr>
+          <w:p>
+            <w:pPr>
+              <w:spacing w:line="240" w:lineRule="auto" w:before="20" w:after="20"/>
+            </w:pPr>
+            <w:r/>
+            <w:r>
+              <w:rPr>
+                <w:rFonts w:ascii="Times New Roman" w:hAnsi="Times New Roman"/>
+                <w:b w:val="0"/>
+                <w:i w:val="0"/>
+                <w:sz w:val="18"/>
+              </w:rPr>
+              <w:t>−0.356</w:t>
+            </w:r>
+          </w:p>
+        </w:tc>
+        <w:tc>
+          <w:tcPr>
+            <w:tcW w:type="dxa" w:w="1337"/>
+          </w:tcPr>
+          <w:p>
+            <w:pPr>
+              <w:spacing w:line="240" w:lineRule="auto" w:before="20" w:after="20"/>
+            </w:pPr>
+            <w:r/>
+          </w:p>
+        </w:tc>
+        <w:tc>
+          <w:tcPr>
+            <w:tcW w:type="dxa" w:w="1337"/>
+          </w:tcPr>
+          <w:p>
+            <w:pPr>
+              <w:spacing w:line="240" w:lineRule="auto" w:before="20" w:after="20"/>
+            </w:pPr>
+            <w:r/>
+          </w:p>
+        </w:tc>
+      </w:tr>
+      <w:tr>
+        <w:tc>
+          <w:tcPr>
+            <w:tcW w:type="dxa" w:w="1337"/>
+          </w:tcPr>
+          <w:p>
+            <w:pPr>
+              <w:spacing w:line="240" w:lineRule="auto" w:before="20" w:after="20"/>
+            </w:pPr>
+            <w:r/>
+            <w:r>
+              <w:rPr>
+                <w:rFonts w:ascii="Times New Roman" w:hAnsi="Times New Roman"/>
+                <w:b w:val="0"/>
+                <w:i w:val="0"/>
+                <w:sz w:val="18"/>
+              </w:rPr>
+              <w:t>1.0</w:t>
+            </w:r>
+          </w:p>
+        </w:tc>
+        <w:tc>
+          <w:tcPr>
+            <w:tcW w:type="dxa" w:w="1337"/>
+          </w:tcPr>
+          <w:p>
+            <w:pPr>
+              <w:spacing w:line="240" w:lineRule="auto" w:before="20" w:after="20"/>
+            </w:pPr>
+            <w:r/>
+            <w:r>
+              <w:rPr>
+                <w:rFonts w:ascii="Times New Roman" w:hAnsi="Times New Roman"/>
+                <w:b w:val="0"/>
+                <w:i w:val="0"/>
+                <w:sz w:val="18"/>
+              </w:rPr>
+              <w:t>100%</w:t>
+            </w:r>
+          </w:p>
+        </w:tc>
+        <w:tc>
+          <w:tcPr>
+            <w:tcW w:type="dxa" w:w="1337"/>
+          </w:tcPr>
+          <w:p>
+            <w:pPr>
+              <w:spacing w:line="240" w:lineRule="auto" w:before="20" w:after="20"/>
+            </w:pPr>
+            <w:r/>
+            <w:r>
+              <w:rPr>
+                <w:rFonts w:ascii="Times New Roman" w:hAnsi="Times New Roman"/>
+                <w:b w:val="0"/>
+                <w:i w:val="0"/>
+                <w:sz w:val="18"/>
+              </w:rPr>
+              <w:t>−0.0109</w:t>
+            </w:r>
+          </w:p>
+        </w:tc>
+        <w:tc>
+          <w:tcPr>
+            <w:tcW w:type="dxa" w:w="1337"/>
+          </w:tcPr>
+          <w:p>
+            <w:pPr>
+              <w:spacing w:line="240" w:lineRule="auto" w:before="20" w:after="20"/>
+            </w:pPr>
+            <w:r/>
+            <w:r>
+              <w:rPr>
+                <w:rFonts w:ascii="Times New Roman" w:hAnsi="Times New Roman"/>
+                <w:b w:val="0"/>
+                <w:i w:val="0"/>
+                <w:sz w:val="18"/>
+              </w:rPr>
+              <w:t>3.00%</w:t>
+            </w:r>
+          </w:p>
+        </w:tc>
+        <w:tc>
+          <w:tcPr>
+            <w:tcW w:type="dxa" w:w="1337"/>
+          </w:tcPr>
+          <w:p>
+            <w:pPr>
+              <w:spacing w:line="240" w:lineRule="auto" w:before="20" w:after="20"/>
+            </w:pPr>
+            <w:r/>
+            <w:r>
+              <w:rPr>
+                <w:rFonts w:ascii="Times New Roman" w:hAnsi="Times New Roman"/>
+                <w:b w:val="0"/>
+                <w:i w:val="0"/>
+                <w:sz w:val="18"/>
+              </w:rPr>
+              <w:t>−0.350</w:t>
+            </w:r>
+          </w:p>
+        </w:tc>
+        <w:tc>
+          <w:tcPr>
+            <w:tcW w:type="dxa" w:w="1337"/>
+          </w:tcPr>
+          <w:p>
+            <w:pPr>
+              <w:spacing w:line="240" w:lineRule="auto" w:before="20" w:after="20"/>
+            </w:pPr>
+            <w:r/>
+          </w:p>
+        </w:tc>
+        <w:tc>
+          <w:tcPr>
+            <w:tcW w:type="dxa" w:w="1337"/>
+          </w:tcPr>
+          <w:p>
+            <w:pPr>
+              <w:spacing w:line="240" w:lineRule="auto" w:before="20" w:after="20"/>
+            </w:pPr>
+            <w:r/>
+          </w:p>
+        </w:tc>
+      </w:tr>
+    </w:tbl>
+    <w:p>
+      <w:pPr>
+        <w:spacing w:line="240" w:lineRule="auto" w:before="0" w:after="80"/>
+      </w:pPr>
+    </w:p>
+    <w:p>
+      <w:pPr>
+        <w:spacing w:before="0" w:after="0"/>
+      </w:pPr>
+      <w:r>
+        <w:rPr>
+          <w:rFonts w:ascii="Times New Roman" w:hAnsi="Times New Roman"/>
+          <w:b w:val="0"/>
+          <w:i/>
+        </w:rPr>
+        <w:t>Table 3.</w:t>
+      </w:r>
+      <w:r>
+        <w:rPr>
+          <w:rFonts w:ascii="Times New Roman" w:hAnsi="Times New Roman"/>
+          <w:b w:val="0"/>
+          <w:i w:val="0"/>
+        </w:rPr>
+        <w:t xml:space="preserve"> Overlap-bias sensitivity for MCP→cognitive performance (observed IVW β=−0.361, SE 0.032, p=3.6×10⁻³⁰). †De-overlapped effect = observed − bias. Bias directed toward the observational (confounded) association; the canonical MRlap package [19] could not be executed in-environment, so the analytic Burgess–Thompson estimator [18] was used. Reproducible from </w:t>
+      </w:r>
+      <w:r>
+        <w:rPr>
+          <w:rFonts w:ascii="Courier New" w:hAnsi="Courier New"/>
+          <w:b w:val="0"/>
+          <w:i w:val="0"/>
+        </w:rPr>
+        <w:t>data/derived/mr_overlap_sensitivity_table.csv</w:t>
+      </w:r>
+      <w:r>
+        <w:rPr>
+          <w:rFonts w:ascii="Times New Roman" w:hAnsi="Times New Roman"/>
+          <w:b w:val="0"/>
+          <w:i w:val="0"/>
+        </w:rPr>
+        <w:t>.</w:t>
+      </w:r>
+    </w:p>
+    <w:p>
+      <w:pPr>
+        <w:spacing w:before="0" w:after="0"/>
+      </w:pPr>
+      <w:r>
+        <w:rPr>
+          <w:rFonts w:ascii="Times New Roman" w:hAnsi="Times New Roman"/>
+          <w:b/>
+          <w:i w:val="0"/>
+        </w:rPr>
+        <w:t>Conclusion.</w:t>
+      </w:r>
+      <w:r>
+        <w:rPr>
+          <w:rFonts w:ascii="Times New Roman" w:hAnsi="Times New Roman"/>
+          <w:b w:val="0"/>
+          <w:i w:val="0"/>
+        </w:rPr>
+        <w:t xml:space="preserve"> UKB sample overlap does not materially bias the MCP→cognition finding: the significant negative association is robust to overlap, corroborating the overlap-free dementia/AD re-interpretation in §3.1.1.</w:t>
+      </w:r>
+    </w:p>
+    <w:p>
+      <w:pPr>
+        <w:spacing w:before="160" w:after="80"/>
+      </w:pPr>
+      <w:r>
+        <w:rPr>
+          <w:rFonts w:ascii="Times New Roman" w:hAnsi="Times New Roman"/>
+          <w:b/>
+          <w:i w:val="0"/>
+          <w:sz w:val="24"/>
+        </w:rPr>
         <w:t>3.2 Reverse MR — cognition → MCP</w:t>
       </w:r>
     </w:p>
@@ -5083,16 +6526,7 @@
           <w:i w:val="0"/>
           <w:sz w:val="24"/>
         </w:rPr>
-        <w:t xml:space="preserve">3.5 CHARLS longitudinal </w:t>
-      </w:r>
-      <w:r>
-        <w:rPr>
-          <w:rFonts w:ascii="Times New Roman" w:hAnsi="Times New Roman"/>
-          <w:b/>
-          <w:i w:val="0"/>
-          <w:sz w:val="24"/>
-        </w:rPr>
-        <w:t>[PENDING DATA]</w:t>
+        <w:t>3.5 CHARLS longitudinal — pain-site burden and cognition</w:t>
       </w:r>
     </w:p>
     <w:p>
@@ -5105,7 +6539,2538 @@
           <w:b w:val="0"/>
           <w:i w:val="0"/>
         </w:rPr>
-        <w:t>Not executed. Placeholder for pain-site burden → cognitive decline (LMM) and incident-decline (Cox) results, to be inserted on data access.</w:t>
+        <w:t>The primary analytic sample included 25,762 participants (40,135 person-waves across 2011/2013/2015 with complete cognition). Table 2 summarises the 2011 baseline by pain-burden category and the longitudinal models. In the fully adjusted LMM (m2), each additional pain site was cross-sectionally associated with lower global cognition (β = −0.0112 per site, SE 0.0027, p&lt;0.001), and this association was robust across progressively adjusted models (m0 β=−0.0257; m1 β=−0.0125; all p&lt;0.001). A restricted cubic spline confirmed a highly significant nonlinear dose–response (overall P&lt;0.001; nonlinear P&lt;0.001): predicted global cognition z fell from −0.020 (0 sites) to −0.077 (1 site), −0.114 (2 sites), and −0.133 (≥3 sites), with the steepest decrement at low pain burden (Figure 6).</w:t>
+      </w:r>
+    </w:p>
+    <w:p>
+      <w:pPr>
+        <w:spacing w:before="0" w:after="0"/>
+      </w:pPr>
+      <w:r>
+        <w:rPr>
+          <w:rFonts w:ascii="Times New Roman" w:hAnsi="Times New Roman"/>
+          <w:b w:val="0"/>
+          <w:i w:val="0"/>
+        </w:rPr>
+        <w:t xml:space="preserve">Longitudinally, however, pain-site burden did </w:t>
+      </w:r>
+      <w:r>
+        <w:rPr>
+          <w:rFonts w:ascii="Times New Roman" w:hAnsi="Times New Roman"/>
+          <w:b/>
+          <w:i w:val="0"/>
+        </w:rPr>
+        <w:t>not</w:t>
+      </w:r>
+      <w:r>
+        <w:rPr>
+          <w:rFonts w:ascii="Times New Roman" w:hAnsi="Times New Roman"/>
+          <w:b w:val="0"/>
+          <w:i w:val="0"/>
+        </w:rPr>
+        <w:t xml:space="preserve"> significantly accelerate cognitive change over 2011–2015: the </w:t>
+      </w:r>
+      <w:r>
+        <w:rPr>
+          <w:rFonts w:ascii="Courier New" w:hAnsi="Courier New"/>
+          <w:b w:val="0"/>
+          <w:i w:val="0"/>
+        </w:rPr>
+        <w:t>pain_burden × time</w:t>
+      </w:r>
+      <w:r>
+        <w:rPr>
+          <w:rFonts w:ascii="Times New Roman" w:hAnsi="Times New Roman"/>
+          <w:b w:val="0"/>
+          <w:i w:val="0"/>
+        </w:rPr>
+        <w:t xml:space="preserve"> interaction was non-significant in all models (m2 β=+0.0008, SE 0.0021, p=0.70) — i.e., the cross-sectional pain–cognition gap did not widen meaningfully across the four-year window. Consistent with this, in the Cox model the hazard of incident worst-quartile cognitive impairment per additional pain site was 1.006 (95% CI 0.988–1.024, p=0.53; 10,087 participants at risk, 1,624 events), not statistically significant, although the point estimate was directionally consistent with harm.</w:t>
+      </w:r>
+    </w:p>
+    <w:p>
+      <w:pPr>
+        <w:spacing w:before="0" w:after="0"/>
+      </w:pPr>
+      <w:r>
+        <w:rPr>
+          <w:rFonts w:ascii="Times New Roman" w:hAnsi="Times New Roman"/>
+          <w:b w:val="0"/>
+          <w:i w:val="0"/>
+        </w:rPr>
+        <w:t xml:space="preserve">In summary, CHARLS provides population-based corroboration of the MR </w:t>
+      </w:r>
+      <w:r>
+        <w:rPr>
+          <w:rFonts w:ascii="Times New Roman" w:hAnsi="Times New Roman"/>
+          <w:b w:val="0"/>
+          <w:i/>
+        </w:rPr>
+        <w:t>direction</w:t>
+      </w:r>
+      <w:r>
+        <w:rPr>
+          <w:rFonts w:ascii="Times New Roman" w:hAnsi="Times New Roman"/>
+          <w:b w:val="0"/>
+          <w:i w:val="0"/>
+        </w:rPr>
+        <w:t xml:space="preserve"> (greater pain burden ↔ poorer cognition, dose-dependent) in an independent, middle-aged/older Chinese population. The longitudinal decline-acceleration signal remained null in both the primary three-wave analysis and a four-wave sensitivity extension that additionally encoded the 2018 cognition module (Cox HR 1.005–1.006, both p&gt;0.38); the nominally significant but </w:t>
+      </w:r>
+      <w:r>
+        <w:rPr>
+          <w:rFonts w:ascii="Times New Roman" w:hAnsi="Times New Roman"/>
+          <w:b w:val="0"/>
+          <w:i/>
+        </w:rPr>
+        <w:t>positive</w:t>
+      </w:r>
+      <w:r>
+        <w:rPr>
+          <w:rFonts w:ascii="Times New Roman" w:hAnsi="Times New Roman"/>
+          <w:b w:val="0"/>
+          <w:i w:val="0"/>
+        </w:rPr>
+        <w:t xml:space="preserve"> four-wave LMM interaction reflects the easier 2018 word list rather than true decline (see §3.5.1 / Limitations #6). A change-score (ANCOVA) sensitivity additionally produced a divergent, significant pain→decline association that we interpret cautiously (§3.5.2). This pattern is compatible with a modest true effect and with the constraints of self-reported pain and repeated cognitive testing (see Limitations).</w:t>
+      </w:r>
+    </w:p>
+    <w:p>
+      <w:pPr>
+        <w:spacing w:before="0" w:after="0"/>
+      </w:pPr>
+      <w:r>
+        <w:rPr>
+          <w:rFonts w:ascii="Times New Roman" w:hAnsi="Times New Roman"/>
+          <w:b/>
+          <w:i w:val="0"/>
+        </w:rPr>
+        <w:t>Table 2. CHARLS 2011 baseline characteristics by pain-site burden and longitudinal models.</w:t>
+      </w:r>
+    </w:p>
+    <w:p>
+      <w:pPr>
+        <w:spacing w:before="0" w:after="0"/>
+      </w:pPr>
+      <w:r>
+        <w:rPr>
+          <w:rFonts w:ascii="Times New Roman" w:hAnsi="Times New Roman"/>
+          <w:b w:val="0"/>
+          <w:i w:val="0"/>
+        </w:rPr>
+        <w:t>Panel A — 2011 baseline by pain-burden category (n=17,596 with complete cognition):</w:t>
+      </w:r>
+    </w:p>
+    <w:tbl>
+      <w:tblPr>
+        <w:tblStyle w:val="TableGrid"/>
+        <w:tblW w:type="auto" w:w="0"/>
+        <w:jc w:val="center"/>
+        <w:tblLayout w:type="autofit"/>
+        <w:tblLook w:firstColumn="1" w:firstRow="1" w:lastColumn="0" w:lastRow="0" w:noHBand="0" w:noVBand="1" w:val="04A0"/>
+      </w:tblPr>
+      <w:tblGrid>
+        <w:gridCol w:w="1040"/>
+        <w:gridCol w:w="1040"/>
+        <w:gridCol w:w="1040"/>
+        <w:gridCol w:w="1040"/>
+        <w:gridCol w:w="1040"/>
+        <w:gridCol w:w="1040"/>
+        <w:gridCol w:w="1040"/>
+        <w:gridCol w:w="1040"/>
+        <w:gridCol w:w="1040"/>
+      </w:tblGrid>
+      <w:tr>
+        <w:trPr>
+          <w:tblHeader/>
+        </w:trPr>
+        <w:tc>
+          <w:tcPr>
+            <w:tcW w:type="dxa" w:w="1040"/>
+          </w:tcPr>
+          <w:p>
+            <w:pPr>
+              <w:spacing w:line="240" w:lineRule="auto" w:before="20" w:after="20"/>
+            </w:pPr>
+            <w:r/>
+            <w:r>
+              <w:rPr>
+                <w:rFonts w:ascii="Times New Roman" w:hAnsi="Times New Roman"/>
+                <w:b/>
+                <w:i w:val="0"/>
+                <w:sz w:val="18"/>
+              </w:rPr>
+              <w:t>Pain sites</w:t>
+            </w:r>
+          </w:p>
+        </w:tc>
+        <w:tc>
+          <w:tcPr>
+            <w:tcW w:type="dxa" w:w="1040"/>
+          </w:tcPr>
+          <w:p>
+            <w:pPr>
+              <w:spacing w:line="240" w:lineRule="auto" w:before="20" w:after="20"/>
+            </w:pPr>
+            <w:r/>
+            <w:r>
+              <w:rPr>
+                <w:rFonts w:ascii="Times New Roman" w:hAnsi="Times New Roman"/>
+                <w:b/>
+                <w:i w:val="0"/>
+                <w:sz w:val="18"/>
+              </w:rPr>
+              <w:t>n</w:t>
+            </w:r>
+          </w:p>
+        </w:tc>
+        <w:tc>
+          <w:tcPr>
+            <w:tcW w:type="dxa" w:w="1040"/>
+          </w:tcPr>
+          <w:p>
+            <w:pPr>
+              <w:spacing w:line="240" w:lineRule="auto" w:before="20" w:after="20"/>
+            </w:pPr>
+            <w:r/>
+            <w:r>
+              <w:rPr>
+                <w:rFonts w:ascii="Times New Roman" w:hAnsi="Times New Roman"/>
+                <w:b/>
+                <w:i w:val="0"/>
+                <w:sz w:val="18"/>
+              </w:rPr>
+              <w:t>Age (y)</w:t>
+            </w:r>
+          </w:p>
+        </w:tc>
+        <w:tc>
+          <w:tcPr>
+            <w:tcW w:type="dxa" w:w="1040"/>
+          </w:tcPr>
+          <w:p>
+            <w:pPr>
+              <w:spacing w:line="240" w:lineRule="auto" w:before="20" w:after="20"/>
+            </w:pPr>
+            <w:r/>
+            <w:r>
+              <w:rPr>
+                <w:rFonts w:ascii="Times New Roman" w:hAnsi="Times New Roman"/>
+                <w:b/>
+                <w:i w:val="0"/>
+                <w:sz w:val="18"/>
+              </w:rPr>
+              <w:t>% male</w:t>
+            </w:r>
+          </w:p>
+        </w:tc>
+        <w:tc>
+          <w:tcPr>
+            <w:tcW w:type="dxa" w:w="1040"/>
+          </w:tcPr>
+          <w:p>
+            <w:pPr>
+              <w:spacing w:line="240" w:lineRule="auto" w:before="20" w:after="20"/>
+            </w:pPr>
+            <w:r/>
+            <w:r>
+              <w:rPr>
+                <w:rFonts w:ascii="Times New Roman" w:hAnsi="Times New Roman"/>
+                <w:b/>
+                <w:i w:val="0"/>
+                <w:sz w:val="18"/>
+              </w:rPr>
+              <w:t>Edu (y)</w:t>
+            </w:r>
+          </w:p>
+        </w:tc>
+        <w:tc>
+          <w:tcPr>
+            <w:tcW w:type="dxa" w:w="1040"/>
+          </w:tcPr>
+          <w:p>
+            <w:pPr>
+              <w:spacing w:line="240" w:lineRule="auto" w:before="20" w:after="20"/>
+            </w:pPr>
+            <w:r/>
+            <w:r>
+              <w:rPr>
+                <w:rFonts w:ascii="Times New Roman" w:hAnsi="Times New Roman"/>
+                <w:b/>
+                <w:i w:val="0"/>
+                <w:sz w:val="18"/>
+              </w:rPr>
+              <w:t>% urban</w:t>
+            </w:r>
+          </w:p>
+        </w:tc>
+        <w:tc>
+          <w:tcPr>
+            <w:tcW w:type="dxa" w:w="1040"/>
+          </w:tcPr>
+          <w:p>
+            <w:pPr>
+              <w:spacing w:line="240" w:lineRule="auto" w:before="20" w:after="20"/>
+            </w:pPr>
+            <w:r/>
+            <w:r>
+              <w:rPr>
+                <w:rFonts w:ascii="Times New Roman" w:hAnsi="Times New Roman"/>
+                <w:b/>
+                <w:i w:val="0"/>
+                <w:sz w:val="18"/>
+              </w:rPr>
+              <w:t>CESD</w:t>
+            </w:r>
+          </w:p>
+        </w:tc>
+        <w:tc>
+          <w:tcPr>
+            <w:tcW w:type="dxa" w:w="1040"/>
+          </w:tcPr>
+          <w:p>
+            <w:pPr>
+              <w:spacing w:line="240" w:lineRule="auto" w:before="20" w:after="20"/>
+            </w:pPr>
+            <w:r/>
+            <w:r>
+              <w:rPr>
+                <w:rFonts w:ascii="Times New Roman" w:hAnsi="Times New Roman"/>
+                <w:b/>
+                <w:i w:val="0"/>
+                <w:sz w:val="18"/>
+              </w:rPr>
+              <w:t>% multimorbidity</w:t>
+            </w:r>
+          </w:p>
+        </w:tc>
+        <w:tc>
+          <w:tcPr>
+            <w:tcW w:type="dxa" w:w="1040"/>
+          </w:tcPr>
+          <w:p>
+            <w:pPr>
+              <w:spacing w:line="240" w:lineRule="auto" w:before="20" w:after="20"/>
+            </w:pPr>
+            <w:r/>
+            <w:r>
+              <w:rPr>
+                <w:rFonts w:ascii="Times New Roman" w:hAnsi="Times New Roman"/>
+                <w:b/>
+                <w:i w:val="0"/>
+                <w:sz w:val="18"/>
+              </w:rPr>
+              <w:t>Immediate recall</w:t>
+            </w:r>
+          </w:p>
+        </w:tc>
+      </w:tr>
+      <w:tr>
+        <w:tc>
+          <w:tcPr>
+            <w:tcW w:type="dxa" w:w="1040"/>
+          </w:tcPr>
+          <w:p>
+            <w:pPr>
+              <w:spacing w:line="240" w:lineRule="auto" w:before="20" w:after="20"/>
+            </w:pPr>
+            <w:r/>
+            <w:r>
+              <w:rPr>
+                <w:rFonts w:ascii="Times New Roman" w:hAnsi="Times New Roman"/>
+                <w:b w:val="0"/>
+                <w:i w:val="0"/>
+                <w:sz w:val="18"/>
+              </w:rPr>
+              <w:t>0</w:t>
+            </w:r>
+          </w:p>
+        </w:tc>
+        <w:tc>
+          <w:tcPr>
+            <w:tcW w:type="dxa" w:w="1040"/>
+          </w:tcPr>
+          <w:p>
+            <w:pPr>
+              <w:spacing w:line="240" w:lineRule="auto" w:before="20" w:after="20"/>
+            </w:pPr>
+            <w:r/>
+            <w:r>
+              <w:rPr>
+                <w:rFonts w:ascii="Times New Roman" w:hAnsi="Times New Roman"/>
+                <w:b w:val="0"/>
+                <w:i w:val="0"/>
+                <w:sz w:val="18"/>
+              </w:rPr>
+              <w:t>11,964</w:t>
+            </w:r>
+          </w:p>
+        </w:tc>
+        <w:tc>
+          <w:tcPr>
+            <w:tcW w:type="dxa" w:w="1040"/>
+          </w:tcPr>
+          <w:p>
+            <w:pPr>
+              <w:spacing w:line="240" w:lineRule="auto" w:before="20" w:after="20"/>
+            </w:pPr>
+            <w:r/>
+            <w:r>
+              <w:rPr>
+                <w:rFonts w:ascii="Times New Roman" w:hAnsi="Times New Roman"/>
+                <w:b w:val="0"/>
+                <w:i w:val="0"/>
+                <w:sz w:val="18"/>
+              </w:rPr>
+              <w:t>58.7</w:t>
+            </w:r>
+          </w:p>
+        </w:tc>
+        <w:tc>
+          <w:tcPr>
+            <w:tcW w:type="dxa" w:w="1040"/>
+          </w:tcPr>
+          <w:p>
+            <w:pPr>
+              <w:spacing w:line="240" w:lineRule="auto" w:before="20" w:after="20"/>
+            </w:pPr>
+            <w:r/>
+            <w:r>
+              <w:rPr>
+                <w:rFonts w:ascii="Times New Roman" w:hAnsi="Times New Roman"/>
+                <w:b w:val="0"/>
+                <w:i w:val="0"/>
+                <w:sz w:val="18"/>
+              </w:rPr>
+              <w:t>52.2</w:t>
+            </w:r>
+          </w:p>
+        </w:tc>
+        <w:tc>
+          <w:tcPr>
+            <w:tcW w:type="dxa" w:w="1040"/>
+          </w:tcPr>
+          <w:p>
+            <w:pPr>
+              <w:spacing w:line="240" w:lineRule="auto" w:before="20" w:after="20"/>
+            </w:pPr>
+            <w:r/>
+            <w:r>
+              <w:rPr>
+                <w:rFonts w:ascii="Times New Roman" w:hAnsi="Times New Roman"/>
+                <w:b w:val="0"/>
+                <w:i w:val="0"/>
+                <w:sz w:val="18"/>
+              </w:rPr>
+              <w:t>5.3</w:t>
+            </w:r>
+          </w:p>
+        </w:tc>
+        <w:tc>
+          <w:tcPr>
+            <w:tcW w:type="dxa" w:w="1040"/>
+          </w:tcPr>
+          <w:p>
+            <w:pPr>
+              <w:spacing w:line="240" w:lineRule="auto" w:before="20" w:after="20"/>
+            </w:pPr>
+            <w:r/>
+            <w:r>
+              <w:rPr>
+                <w:rFonts w:ascii="Times New Roman" w:hAnsi="Times New Roman"/>
+                <w:b w:val="0"/>
+                <w:i w:val="0"/>
+                <w:sz w:val="18"/>
+              </w:rPr>
+              <w:t>25.9</w:t>
+            </w:r>
+          </w:p>
+        </w:tc>
+        <w:tc>
+          <w:tcPr>
+            <w:tcW w:type="dxa" w:w="1040"/>
+          </w:tcPr>
+          <w:p>
+            <w:pPr>
+              <w:spacing w:line="240" w:lineRule="auto" w:before="20" w:after="20"/>
+            </w:pPr>
+            <w:r/>
+            <w:r>
+              <w:rPr>
+                <w:rFonts w:ascii="Times New Roman" w:hAnsi="Times New Roman"/>
+                <w:b w:val="0"/>
+                <w:i w:val="0"/>
+                <w:sz w:val="18"/>
+              </w:rPr>
+              <w:t>16.9</w:t>
+            </w:r>
+          </w:p>
+        </w:tc>
+        <w:tc>
+          <w:tcPr>
+            <w:tcW w:type="dxa" w:w="1040"/>
+          </w:tcPr>
+          <w:p>
+            <w:pPr>
+              <w:spacing w:line="240" w:lineRule="auto" w:before="20" w:after="20"/>
+            </w:pPr>
+            <w:r/>
+            <w:r>
+              <w:rPr>
+                <w:rFonts w:ascii="Times New Roman" w:hAnsi="Times New Roman"/>
+                <w:b w:val="0"/>
+                <w:i w:val="0"/>
+                <w:sz w:val="18"/>
+              </w:rPr>
+              <w:t>28.4</w:t>
+            </w:r>
+          </w:p>
+        </w:tc>
+        <w:tc>
+          <w:tcPr>
+            <w:tcW w:type="dxa" w:w="1040"/>
+          </w:tcPr>
+          <w:p>
+            <w:pPr>
+              <w:spacing w:line="240" w:lineRule="auto" w:before="20" w:after="20"/>
+            </w:pPr>
+            <w:r/>
+            <w:r>
+              <w:rPr>
+                <w:rFonts w:ascii="Times New Roman" w:hAnsi="Times New Roman"/>
+                <w:b w:val="0"/>
+                <w:i w:val="0"/>
+                <w:sz w:val="18"/>
+              </w:rPr>
+              <w:t>3.40</w:t>
+            </w:r>
+          </w:p>
+        </w:tc>
+      </w:tr>
+      <w:tr>
+        <w:tc>
+          <w:tcPr>
+            <w:tcW w:type="dxa" w:w="1040"/>
+          </w:tcPr>
+          <w:p>
+            <w:pPr>
+              <w:spacing w:line="240" w:lineRule="auto" w:before="20" w:after="20"/>
+            </w:pPr>
+            <w:r/>
+            <w:r>
+              <w:rPr>
+                <w:rFonts w:ascii="Times New Roman" w:hAnsi="Times New Roman"/>
+                <w:b w:val="0"/>
+                <w:i w:val="0"/>
+                <w:sz w:val="18"/>
+              </w:rPr>
+              <w:t>1</w:t>
+            </w:r>
+          </w:p>
+        </w:tc>
+        <w:tc>
+          <w:tcPr>
+            <w:tcW w:type="dxa" w:w="1040"/>
+          </w:tcPr>
+          <w:p>
+            <w:pPr>
+              <w:spacing w:line="240" w:lineRule="auto" w:before="20" w:after="20"/>
+            </w:pPr>
+            <w:r/>
+            <w:r>
+              <w:rPr>
+                <w:rFonts w:ascii="Times New Roman" w:hAnsi="Times New Roman"/>
+                <w:b w:val="0"/>
+                <w:i w:val="0"/>
+                <w:sz w:val="18"/>
+              </w:rPr>
+              <w:t>1,235</w:t>
+            </w:r>
+          </w:p>
+        </w:tc>
+        <w:tc>
+          <w:tcPr>
+            <w:tcW w:type="dxa" w:w="1040"/>
+          </w:tcPr>
+          <w:p>
+            <w:pPr>
+              <w:spacing w:line="240" w:lineRule="auto" w:before="20" w:after="20"/>
+            </w:pPr>
+            <w:r/>
+            <w:r>
+              <w:rPr>
+                <w:rFonts w:ascii="Times New Roman" w:hAnsi="Times New Roman"/>
+                <w:b w:val="0"/>
+                <w:i w:val="0"/>
+                <w:sz w:val="18"/>
+              </w:rPr>
+              <w:t>59.4</w:t>
+            </w:r>
+          </w:p>
+        </w:tc>
+        <w:tc>
+          <w:tcPr>
+            <w:tcW w:type="dxa" w:w="1040"/>
+          </w:tcPr>
+          <w:p>
+            <w:pPr>
+              <w:spacing w:line="240" w:lineRule="auto" w:before="20" w:after="20"/>
+            </w:pPr>
+            <w:r/>
+            <w:r>
+              <w:rPr>
+                <w:rFonts w:ascii="Times New Roman" w:hAnsi="Times New Roman"/>
+                <w:b w:val="0"/>
+                <w:i w:val="0"/>
+                <w:sz w:val="18"/>
+              </w:rPr>
+              <w:t>45.9</w:t>
+            </w:r>
+          </w:p>
+        </w:tc>
+        <w:tc>
+          <w:tcPr>
+            <w:tcW w:type="dxa" w:w="1040"/>
+          </w:tcPr>
+          <w:p>
+            <w:pPr>
+              <w:spacing w:line="240" w:lineRule="auto" w:before="20" w:after="20"/>
+            </w:pPr>
+            <w:r/>
+            <w:r>
+              <w:rPr>
+                <w:rFonts w:ascii="Times New Roman" w:hAnsi="Times New Roman"/>
+                <w:b w:val="0"/>
+                <w:i w:val="0"/>
+                <w:sz w:val="18"/>
+              </w:rPr>
+              <w:t>4.5</w:t>
+            </w:r>
+          </w:p>
+        </w:tc>
+        <w:tc>
+          <w:tcPr>
+            <w:tcW w:type="dxa" w:w="1040"/>
+          </w:tcPr>
+          <w:p>
+            <w:pPr>
+              <w:spacing w:line="240" w:lineRule="auto" w:before="20" w:after="20"/>
+            </w:pPr>
+            <w:r/>
+            <w:r>
+              <w:rPr>
+                <w:rFonts w:ascii="Times New Roman" w:hAnsi="Times New Roman"/>
+                <w:b w:val="0"/>
+                <w:i w:val="0"/>
+                <w:sz w:val="18"/>
+              </w:rPr>
+              <w:t>19.9</w:t>
+            </w:r>
+          </w:p>
+        </w:tc>
+        <w:tc>
+          <w:tcPr>
+            <w:tcW w:type="dxa" w:w="1040"/>
+          </w:tcPr>
+          <w:p>
+            <w:pPr>
+              <w:spacing w:line="240" w:lineRule="auto" w:before="20" w:after="20"/>
+            </w:pPr>
+            <w:r/>
+            <w:r>
+              <w:rPr>
+                <w:rFonts w:ascii="Times New Roman" w:hAnsi="Times New Roman"/>
+                <w:b w:val="0"/>
+                <w:i w:val="0"/>
+                <w:sz w:val="18"/>
+              </w:rPr>
+              <w:t>19.0</w:t>
+            </w:r>
+          </w:p>
+        </w:tc>
+        <w:tc>
+          <w:tcPr>
+            <w:tcW w:type="dxa" w:w="1040"/>
+          </w:tcPr>
+          <w:p>
+            <w:pPr>
+              <w:spacing w:line="240" w:lineRule="auto" w:before="20" w:after="20"/>
+            </w:pPr>
+            <w:r/>
+            <w:r>
+              <w:rPr>
+                <w:rFonts w:ascii="Times New Roman" w:hAnsi="Times New Roman"/>
+                <w:b w:val="0"/>
+                <w:i w:val="0"/>
+                <w:sz w:val="18"/>
+              </w:rPr>
+              <w:t>41.7</w:t>
+            </w:r>
+          </w:p>
+        </w:tc>
+        <w:tc>
+          <w:tcPr>
+            <w:tcW w:type="dxa" w:w="1040"/>
+          </w:tcPr>
+          <w:p>
+            <w:pPr>
+              <w:spacing w:line="240" w:lineRule="auto" w:before="20" w:after="20"/>
+            </w:pPr>
+            <w:r/>
+            <w:r>
+              <w:rPr>
+                <w:rFonts w:ascii="Times New Roman" w:hAnsi="Times New Roman"/>
+                <w:b w:val="0"/>
+                <w:i w:val="0"/>
+                <w:sz w:val="18"/>
+              </w:rPr>
+              <w:t>3.12</w:t>
+            </w:r>
+          </w:p>
+        </w:tc>
+      </w:tr>
+      <w:tr>
+        <w:tc>
+          <w:tcPr>
+            <w:tcW w:type="dxa" w:w="1040"/>
+          </w:tcPr>
+          <w:p>
+            <w:pPr>
+              <w:spacing w:line="240" w:lineRule="auto" w:before="20" w:after="20"/>
+            </w:pPr>
+            <w:r/>
+            <w:r>
+              <w:rPr>
+                <w:rFonts w:ascii="Times New Roman" w:hAnsi="Times New Roman"/>
+                <w:b w:val="0"/>
+                <w:i w:val="0"/>
+                <w:sz w:val="18"/>
+              </w:rPr>
+              <w:t>2</w:t>
+            </w:r>
+          </w:p>
+        </w:tc>
+        <w:tc>
+          <w:tcPr>
+            <w:tcW w:type="dxa" w:w="1040"/>
+          </w:tcPr>
+          <w:p>
+            <w:pPr>
+              <w:spacing w:line="240" w:lineRule="auto" w:before="20" w:after="20"/>
+            </w:pPr>
+            <w:r/>
+            <w:r>
+              <w:rPr>
+                <w:rFonts w:ascii="Times New Roman" w:hAnsi="Times New Roman"/>
+                <w:b w:val="0"/>
+                <w:i w:val="0"/>
+                <w:sz w:val="18"/>
+              </w:rPr>
+              <w:t>1,115</w:t>
+            </w:r>
+          </w:p>
+        </w:tc>
+        <w:tc>
+          <w:tcPr>
+            <w:tcW w:type="dxa" w:w="1040"/>
+          </w:tcPr>
+          <w:p>
+            <w:pPr>
+              <w:spacing w:line="240" w:lineRule="auto" w:before="20" w:after="20"/>
+            </w:pPr>
+            <w:r/>
+            <w:r>
+              <w:rPr>
+                <w:rFonts w:ascii="Times New Roman" w:hAnsi="Times New Roman"/>
+                <w:b w:val="0"/>
+                <w:i w:val="0"/>
+                <w:sz w:val="18"/>
+              </w:rPr>
+              <w:t>59.7</w:t>
+            </w:r>
+          </w:p>
+        </w:tc>
+        <w:tc>
+          <w:tcPr>
+            <w:tcW w:type="dxa" w:w="1040"/>
+          </w:tcPr>
+          <w:p>
+            <w:pPr>
+              <w:spacing w:line="240" w:lineRule="auto" w:before="20" w:after="20"/>
+            </w:pPr>
+            <w:r/>
+            <w:r>
+              <w:rPr>
+                <w:rFonts w:ascii="Times New Roman" w:hAnsi="Times New Roman"/>
+                <w:b w:val="0"/>
+                <w:i w:val="0"/>
+                <w:sz w:val="18"/>
+              </w:rPr>
+              <w:t>41.3</w:t>
+            </w:r>
+          </w:p>
+        </w:tc>
+        <w:tc>
+          <w:tcPr>
+            <w:tcW w:type="dxa" w:w="1040"/>
+          </w:tcPr>
+          <w:p>
+            <w:pPr>
+              <w:spacing w:line="240" w:lineRule="auto" w:before="20" w:after="20"/>
+            </w:pPr>
+            <w:r/>
+            <w:r>
+              <w:rPr>
+                <w:rFonts w:ascii="Times New Roman" w:hAnsi="Times New Roman"/>
+                <w:b w:val="0"/>
+                <w:i w:val="0"/>
+                <w:sz w:val="18"/>
+              </w:rPr>
+              <w:t>3.8</w:t>
+            </w:r>
+          </w:p>
+        </w:tc>
+        <w:tc>
+          <w:tcPr>
+            <w:tcW w:type="dxa" w:w="1040"/>
+          </w:tcPr>
+          <w:p>
+            <w:pPr>
+              <w:spacing w:line="240" w:lineRule="auto" w:before="20" w:after="20"/>
+            </w:pPr>
+            <w:r/>
+            <w:r>
+              <w:rPr>
+                <w:rFonts w:ascii="Times New Roman" w:hAnsi="Times New Roman"/>
+                <w:b w:val="0"/>
+                <w:i w:val="0"/>
+                <w:sz w:val="18"/>
+              </w:rPr>
+              <w:t>16.3</w:t>
+            </w:r>
+          </w:p>
+        </w:tc>
+        <w:tc>
+          <w:tcPr>
+            <w:tcW w:type="dxa" w:w="1040"/>
+          </w:tcPr>
+          <w:p>
+            <w:pPr>
+              <w:spacing w:line="240" w:lineRule="auto" w:before="20" w:after="20"/>
+            </w:pPr>
+            <w:r/>
+            <w:r>
+              <w:rPr>
+                <w:rFonts w:ascii="Times New Roman" w:hAnsi="Times New Roman"/>
+                <w:b w:val="0"/>
+                <w:i w:val="0"/>
+                <w:sz w:val="18"/>
+              </w:rPr>
+              <w:t>19.5</w:t>
+            </w:r>
+          </w:p>
+        </w:tc>
+        <w:tc>
+          <w:tcPr>
+            <w:tcW w:type="dxa" w:w="1040"/>
+          </w:tcPr>
+          <w:p>
+            <w:pPr>
+              <w:spacing w:line="240" w:lineRule="auto" w:before="20" w:after="20"/>
+            </w:pPr>
+            <w:r/>
+            <w:r>
+              <w:rPr>
+                <w:rFonts w:ascii="Times New Roman" w:hAnsi="Times New Roman"/>
+                <w:b w:val="0"/>
+                <w:i w:val="0"/>
+                <w:sz w:val="18"/>
+              </w:rPr>
+              <w:t>48.5</w:t>
+            </w:r>
+          </w:p>
+        </w:tc>
+        <w:tc>
+          <w:tcPr>
+            <w:tcW w:type="dxa" w:w="1040"/>
+          </w:tcPr>
+          <w:p>
+            <w:pPr>
+              <w:spacing w:line="240" w:lineRule="auto" w:before="20" w:after="20"/>
+            </w:pPr>
+            <w:r/>
+            <w:r>
+              <w:rPr>
+                <w:rFonts w:ascii="Times New Roman" w:hAnsi="Times New Roman"/>
+                <w:b w:val="0"/>
+                <w:i w:val="0"/>
+                <w:sz w:val="18"/>
+              </w:rPr>
+              <w:t>3.07</w:t>
+            </w:r>
+          </w:p>
+        </w:tc>
+      </w:tr>
+      <w:tr>
+        <w:tc>
+          <w:tcPr>
+            <w:tcW w:type="dxa" w:w="1040"/>
+          </w:tcPr>
+          <w:p>
+            <w:pPr>
+              <w:spacing w:line="240" w:lineRule="auto" w:before="20" w:after="20"/>
+            </w:pPr>
+            <w:r/>
+            <w:r>
+              <w:rPr>
+                <w:rFonts w:ascii="Times New Roman" w:hAnsi="Times New Roman"/>
+                <w:b w:val="0"/>
+                <w:i w:val="0"/>
+                <w:sz w:val="18"/>
+              </w:rPr>
+              <w:t>≥3</w:t>
+            </w:r>
+          </w:p>
+        </w:tc>
+        <w:tc>
+          <w:tcPr>
+            <w:tcW w:type="dxa" w:w="1040"/>
+          </w:tcPr>
+          <w:p>
+            <w:pPr>
+              <w:spacing w:line="240" w:lineRule="auto" w:before="20" w:after="20"/>
+            </w:pPr>
+            <w:r/>
+            <w:r>
+              <w:rPr>
+                <w:rFonts w:ascii="Times New Roman" w:hAnsi="Times New Roman"/>
+                <w:b w:val="0"/>
+                <w:i w:val="0"/>
+                <w:sz w:val="18"/>
+              </w:rPr>
+              <w:t>3,282</w:t>
+            </w:r>
+          </w:p>
+        </w:tc>
+        <w:tc>
+          <w:tcPr>
+            <w:tcW w:type="dxa" w:w="1040"/>
+          </w:tcPr>
+          <w:p>
+            <w:pPr>
+              <w:spacing w:line="240" w:lineRule="auto" w:before="20" w:after="20"/>
+            </w:pPr>
+            <w:r/>
+            <w:r>
+              <w:rPr>
+                <w:rFonts w:ascii="Times New Roman" w:hAnsi="Times New Roman"/>
+                <w:b w:val="0"/>
+                <w:i w:val="0"/>
+                <w:sz w:val="18"/>
+              </w:rPr>
+              <w:t>59.8</w:t>
+            </w:r>
+          </w:p>
+        </w:tc>
+        <w:tc>
+          <w:tcPr>
+            <w:tcW w:type="dxa" w:w="1040"/>
+          </w:tcPr>
+          <w:p>
+            <w:pPr>
+              <w:spacing w:line="240" w:lineRule="auto" w:before="20" w:after="20"/>
+            </w:pPr>
+            <w:r/>
+            <w:r>
+              <w:rPr>
+                <w:rFonts w:ascii="Times New Roman" w:hAnsi="Times New Roman"/>
+                <w:b w:val="0"/>
+                <w:i w:val="0"/>
+                <w:sz w:val="18"/>
+              </w:rPr>
+              <w:t>35.1</w:t>
+            </w:r>
+          </w:p>
+        </w:tc>
+        <w:tc>
+          <w:tcPr>
+            <w:tcW w:type="dxa" w:w="1040"/>
+          </w:tcPr>
+          <w:p>
+            <w:pPr>
+              <w:spacing w:line="240" w:lineRule="auto" w:before="20" w:after="20"/>
+            </w:pPr>
+            <w:r/>
+            <w:r>
+              <w:rPr>
+                <w:rFonts w:ascii="Times New Roman" w:hAnsi="Times New Roman"/>
+                <w:b w:val="0"/>
+                <w:i w:val="0"/>
+                <w:sz w:val="18"/>
+              </w:rPr>
+              <w:t>3.1</w:t>
+            </w:r>
+          </w:p>
+        </w:tc>
+        <w:tc>
+          <w:tcPr>
+            <w:tcW w:type="dxa" w:w="1040"/>
+          </w:tcPr>
+          <w:p>
+            <w:pPr>
+              <w:spacing w:line="240" w:lineRule="auto" w:before="20" w:after="20"/>
+            </w:pPr>
+            <w:r/>
+            <w:r>
+              <w:rPr>
+                <w:rFonts w:ascii="Times New Roman" w:hAnsi="Times New Roman"/>
+                <w:b w:val="0"/>
+                <w:i w:val="0"/>
+                <w:sz w:val="18"/>
+              </w:rPr>
+              <w:t>12.5</w:t>
+            </w:r>
+          </w:p>
+        </w:tc>
+        <w:tc>
+          <w:tcPr>
+            <w:tcW w:type="dxa" w:w="1040"/>
+          </w:tcPr>
+          <w:p>
+            <w:pPr>
+              <w:spacing w:line="240" w:lineRule="auto" w:before="20" w:after="20"/>
+            </w:pPr>
+            <w:r/>
+            <w:r>
+              <w:rPr>
+                <w:rFonts w:ascii="Times New Roman" w:hAnsi="Times New Roman"/>
+                <w:b w:val="0"/>
+                <w:i w:val="0"/>
+                <w:sz w:val="18"/>
+              </w:rPr>
+              <w:t>20.6</w:t>
+            </w:r>
+          </w:p>
+        </w:tc>
+        <w:tc>
+          <w:tcPr>
+            <w:tcW w:type="dxa" w:w="1040"/>
+          </w:tcPr>
+          <w:p>
+            <w:pPr>
+              <w:spacing w:line="240" w:lineRule="auto" w:before="20" w:after="20"/>
+            </w:pPr>
+            <w:r/>
+            <w:r>
+              <w:rPr>
+                <w:rFonts w:ascii="Times New Roman" w:hAnsi="Times New Roman"/>
+                <w:b w:val="0"/>
+                <w:i w:val="0"/>
+                <w:sz w:val="18"/>
+              </w:rPr>
+              <w:t>64.9</w:t>
+            </w:r>
+          </w:p>
+        </w:tc>
+        <w:tc>
+          <w:tcPr>
+            <w:tcW w:type="dxa" w:w="1040"/>
+          </w:tcPr>
+          <w:p>
+            <w:pPr>
+              <w:spacing w:line="240" w:lineRule="auto" w:before="20" w:after="20"/>
+            </w:pPr>
+            <w:r/>
+            <w:r>
+              <w:rPr>
+                <w:rFonts w:ascii="Times New Roman" w:hAnsi="Times New Roman"/>
+                <w:b w:val="0"/>
+                <w:i w:val="0"/>
+                <w:sz w:val="18"/>
+              </w:rPr>
+              <w:t>3.11</w:t>
+            </w:r>
+          </w:p>
+        </w:tc>
+      </w:tr>
+    </w:tbl>
+    <w:p>
+      <w:pPr>
+        <w:spacing w:line="240" w:lineRule="auto" w:before="0" w:after="80"/>
+      </w:pPr>
+    </w:p>
+    <w:p>
+      <w:pPr>
+        <w:spacing w:before="0" w:after="0"/>
+      </w:pPr>
+      <w:r>
+        <w:rPr>
+          <w:rFonts w:ascii="Times New Roman" w:hAnsi="Times New Roman"/>
+          <w:b w:val="0"/>
+          <w:i w:val="0"/>
+        </w:rPr>
+        <w:t>Panel B — Linear mixed models (</w:t>
+      </w:r>
+      <w:r>
+        <w:rPr>
+          <w:rFonts w:ascii="Courier New" w:hAnsi="Courier New"/>
+          <w:b w:val="0"/>
+          <w:i w:val="0"/>
+        </w:rPr>
+        <w:t>cog_global_z ~ pain_burden × time + covariates + (1|id)</w:t>
+      </w:r>
+      <w:r>
+        <w:rPr>
+          <w:rFonts w:ascii="Times New Roman" w:hAnsi="Times New Roman"/>
+          <w:b w:val="0"/>
+          <w:i w:val="0"/>
+        </w:rPr>
+        <w:t xml:space="preserve">); β for </w:t>
+      </w:r>
+      <w:r>
+        <w:rPr>
+          <w:rFonts w:ascii="Courier New" w:hAnsi="Courier New"/>
+          <w:b w:val="0"/>
+          <w:i w:val="0"/>
+        </w:rPr>
+        <w:t>pain_burden_n</w:t>
+      </w:r>
+      <w:r>
+        <w:rPr>
+          <w:rFonts w:ascii="Times New Roman" w:hAnsi="Times New Roman"/>
+          <w:b w:val="0"/>
+          <w:i w:val="0"/>
+        </w:rPr>
+        <w:t xml:space="preserve"> (per site) and </w:t>
+      </w:r>
+      <w:r>
+        <w:rPr>
+          <w:rFonts w:ascii="Courier New" w:hAnsi="Courier New"/>
+          <w:b w:val="0"/>
+          <w:i w:val="0"/>
+        </w:rPr>
+        <w:t>pain_burden_n × time</w:t>
+      </w:r>
+      <w:r>
+        <w:rPr>
+          <w:rFonts w:ascii="Times New Roman" w:hAnsi="Times New Roman"/>
+          <w:b w:val="0"/>
+          <w:i w:val="0"/>
+        </w:rPr>
+        <w:t>:</w:t>
+      </w:r>
+    </w:p>
+    <w:tbl>
+      <w:tblPr>
+        <w:tblStyle w:val="TableGrid"/>
+        <w:tblW w:type="auto" w:w="0"/>
+        <w:jc w:val="center"/>
+        <w:tblLayout w:type="autofit"/>
+        <w:tblLook w:firstColumn="1" w:firstRow="1" w:lastColumn="0" w:lastRow="0" w:noHBand="0" w:noVBand="1" w:val="04A0"/>
+      </w:tblPr>
+      <w:tblGrid>
+        <w:gridCol w:w="1872"/>
+        <w:gridCol w:w="1872"/>
+        <w:gridCol w:w="1872"/>
+        <w:gridCol w:w="1872"/>
+        <w:gridCol w:w="1872"/>
+      </w:tblGrid>
+      <w:tr>
+        <w:trPr>
+          <w:tblHeader/>
+        </w:trPr>
+        <w:tc>
+          <w:tcPr>
+            <w:tcW w:type="dxa" w:w="1872"/>
+          </w:tcPr>
+          <w:p>
+            <w:pPr>
+              <w:spacing w:line="240" w:lineRule="auto" w:before="20" w:after="20"/>
+            </w:pPr>
+            <w:r/>
+            <w:r>
+              <w:rPr>
+                <w:rFonts w:ascii="Times New Roman" w:hAnsi="Times New Roman"/>
+                <w:b/>
+                <w:i w:val="0"/>
+                <w:sz w:val="18"/>
+              </w:rPr>
+              <w:t>Model</w:t>
+            </w:r>
+          </w:p>
+        </w:tc>
+        <w:tc>
+          <w:tcPr>
+            <w:tcW w:type="dxa" w:w="1872"/>
+          </w:tcPr>
+          <w:p>
+            <w:pPr>
+              <w:spacing w:line="240" w:lineRule="auto" w:before="20" w:after="20"/>
+            </w:pPr>
+            <w:r/>
+            <w:r>
+              <w:rPr>
+                <w:rFonts w:ascii="Times New Roman" w:hAnsi="Times New Roman"/>
+                <w:b/>
+                <w:i w:val="0"/>
+                <w:sz w:val="18"/>
+              </w:rPr>
+              <w:t>pain_burden_n β (SE)</w:t>
+            </w:r>
+          </w:p>
+        </w:tc>
+        <w:tc>
+          <w:tcPr>
+            <w:tcW w:type="dxa" w:w="1872"/>
+          </w:tcPr>
+          <w:p>
+            <w:pPr>
+              <w:spacing w:line="240" w:lineRule="auto" w:before="20" w:after="20"/>
+            </w:pPr>
+            <w:r/>
+            <w:r>
+              <w:rPr>
+                <w:rFonts w:ascii="Times New Roman" w:hAnsi="Times New Roman"/>
+                <w:b/>
+                <w:i w:val="0"/>
+                <w:sz w:val="18"/>
+              </w:rPr>
+              <w:t>p</w:t>
+            </w:r>
+          </w:p>
+        </w:tc>
+        <w:tc>
+          <w:tcPr>
+            <w:tcW w:type="dxa" w:w="1872"/>
+          </w:tcPr>
+          <w:p>
+            <w:pPr>
+              <w:spacing w:line="240" w:lineRule="auto" w:before="20" w:after="20"/>
+            </w:pPr>
+            <w:r/>
+            <w:r>
+              <w:rPr>
+                <w:rFonts w:ascii="Times New Roman" w:hAnsi="Times New Roman"/>
+                <w:b/>
+                <w:i w:val="0"/>
+                <w:sz w:val="18"/>
+              </w:rPr>
+              <w:t>pain_burden_n×time β (SE)</w:t>
+            </w:r>
+          </w:p>
+        </w:tc>
+        <w:tc>
+          <w:tcPr>
+            <w:tcW w:type="dxa" w:w="1872"/>
+          </w:tcPr>
+          <w:p>
+            <w:pPr>
+              <w:spacing w:line="240" w:lineRule="auto" w:before="20" w:after="20"/>
+            </w:pPr>
+            <w:r/>
+            <w:r>
+              <w:rPr>
+                <w:rFonts w:ascii="Times New Roman" w:hAnsi="Times New Roman"/>
+                <w:b/>
+                <w:i w:val="0"/>
+                <w:sz w:val="18"/>
+              </w:rPr>
+              <w:t>p</w:t>
+            </w:r>
+          </w:p>
+        </w:tc>
+      </w:tr>
+      <w:tr>
+        <w:tc>
+          <w:tcPr>
+            <w:tcW w:type="dxa" w:w="1872"/>
+          </w:tcPr>
+          <w:p>
+            <w:pPr>
+              <w:spacing w:line="240" w:lineRule="auto" w:before="20" w:after="20"/>
+            </w:pPr>
+            <w:r/>
+            <w:r>
+              <w:rPr>
+                <w:rFonts w:ascii="Times New Roman" w:hAnsi="Times New Roman"/>
+                <w:b w:val="0"/>
+                <w:i w:val="0"/>
+                <w:sz w:val="18"/>
+              </w:rPr>
+              <w:t>m0 (unadjusted)</w:t>
+            </w:r>
+          </w:p>
+        </w:tc>
+        <w:tc>
+          <w:tcPr>
+            <w:tcW w:type="dxa" w:w="1872"/>
+          </w:tcPr>
+          <w:p>
+            <w:pPr>
+              <w:spacing w:line="240" w:lineRule="auto" w:before="20" w:after="20"/>
+            </w:pPr>
+            <w:r/>
+            <w:r>
+              <w:rPr>
+                <w:rFonts w:ascii="Times New Roman" w:hAnsi="Times New Roman"/>
+                <w:b w:val="0"/>
+                <w:i w:val="0"/>
+                <w:sz w:val="18"/>
+              </w:rPr>
+              <w:t>−0.0257 (0.0022)</w:t>
+            </w:r>
+          </w:p>
+        </w:tc>
+        <w:tc>
+          <w:tcPr>
+            <w:tcW w:type="dxa" w:w="1872"/>
+          </w:tcPr>
+          <w:p>
+            <w:pPr>
+              <w:spacing w:line="240" w:lineRule="auto" w:before="20" w:after="20"/>
+            </w:pPr>
+            <w:r/>
+            <w:r>
+              <w:rPr>
+                <w:rFonts w:ascii="Times New Roman" w:hAnsi="Times New Roman"/>
+                <w:b w:val="0"/>
+                <w:i w:val="0"/>
+                <w:sz w:val="18"/>
+              </w:rPr>
+              <w:t>&lt;0.001</w:t>
+            </w:r>
+          </w:p>
+        </w:tc>
+        <w:tc>
+          <w:tcPr>
+            <w:tcW w:type="dxa" w:w="1872"/>
+          </w:tcPr>
+          <w:p>
+            <w:pPr>
+              <w:spacing w:line="240" w:lineRule="auto" w:before="20" w:after="20"/>
+            </w:pPr>
+            <w:r/>
+            <w:r>
+              <w:rPr>
+                <w:rFonts w:ascii="Times New Roman" w:hAnsi="Times New Roman"/>
+                <w:b w:val="0"/>
+                <w:i w:val="0"/>
+                <w:sz w:val="18"/>
+              </w:rPr>
+              <w:t>+0.0024 (0.0007)</w:t>
+            </w:r>
+          </w:p>
+        </w:tc>
+        <w:tc>
+          <w:tcPr>
+            <w:tcW w:type="dxa" w:w="1872"/>
+          </w:tcPr>
+          <w:p>
+            <w:pPr>
+              <w:spacing w:line="240" w:lineRule="auto" w:before="20" w:after="20"/>
+            </w:pPr>
+            <w:r/>
+            <w:r>
+              <w:rPr>
+                <w:rFonts w:ascii="Times New Roman" w:hAnsi="Times New Roman"/>
+                <w:b w:val="0"/>
+                <w:i w:val="0"/>
+                <w:sz w:val="18"/>
+              </w:rPr>
+              <w:t>&lt;0.001</w:t>
+            </w:r>
+          </w:p>
+        </w:tc>
+      </w:tr>
+      <w:tr>
+        <w:tc>
+          <w:tcPr>
+            <w:tcW w:type="dxa" w:w="1872"/>
+          </w:tcPr>
+          <w:p>
+            <w:pPr>
+              <w:spacing w:line="240" w:lineRule="auto" w:before="20" w:after="20"/>
+            </w:pPr>
+            <w:r/>
+            <w:r>
+              <w:rPr>
+                <w:rFonts w:ascii="Times New Roman" w:hAnsi="Times New Roman"/>
+                <w:b w:val="0"/>
+                <w:i w:val="0"/>
+                <w:sz w:val="18"/>
+              </w:rPr>
+              <w:t>m1 (+ demographics)</w:t>
+            </w:r>
+          </w:p>
+        </w:tc>
+        <w:tc>
+          <w:tcPr>
+            <w:tcW w:type="dxa" w:w="1872"/>
+          </w:tcPr>
+          <w:p>
+            <w:pPr>
+              <w:spacing w:line="240" w:lineRule="auto" w:before="20" w:after="20"/>
+            </w:pPr>
+            <w:r/>
+            <w:r>
+              <w:rPr>
+                <w:rFonts w:ascii="Times New Roman" w:hAnsi="Times New Roman"/>
+                <w:b w:val="0"/>
+                <w:i w:val="0"/>
+                <w:sz w:val="18"/>
+              </w:rPr>
+              <w:t>−0.0125 (0.0025)</w:t>
+            </w:r>
+          </w:p>
+        </w:tc>
+        <w:tc>
+          <w:tcPr>
+            <w:tcW w:type="dxa" w:w="1872"/>
+          </w:tcPr>
+          <w:p>
+            <w:pPr>
+              <w:spacing w:line="240" w:lineRule="auto" w:before="20" w:after="20"/>
+            </w:pPr>
+            <w:r/>
+            <w:r>
+              <w:rPr>
+                <w:rFonts w:ascii="Times New Roman" w:hAnsi="Times New Roman"/>
+                <w:b w:val="0"/>
+                <w:i w:val="0"/>
+                <w:sz w:val="18"/>
+              </w:rPr>
+              <w:t>&lt;0.001</w:t>
+            </w:r>
+          </w:p>
+        </w:tc>
+        <w:tc>
+          <w:tcPr>
+            <w:tcW w:type="dxa" w:w="1872"/>
+          </w:tcPr>
+          <w:p>
+            <w:pPr>
+              <w:spacing w:line="240" w:lineRule="auto" w:before="20" w:after="20"/>
+            </w:pPr>
+            <w:r/>
+            <w:r>
+              <w:rPr>
+                <w:rFonts w:ascii="Times New Roman" w:hAnsi="Times New Roman"/>
+                <w:b w:val="0"/>
+                <w:i w:val="0"/>
+                <w:sz w:val="18"/>
+              </w:rPr>
+              <w:t>+0.0008 (0.0019)</w:t>
+            </w:r>
+          </w:p>
+        </w:tc>
+        <w:tc>
+          <w:tcPr>
+            <w:tcW w:type="dxa" w:w="1872"/>
+          </w:tcPr>
+          <w:p>
+            <w:pPr>
+              <w:spacing w:line="240" w:lineRule="auto" w:before="20" w:after="20"/>
+            </w:pPr>
+            <w:r/>
+            <w:r>
+              <w:rPr>
+                <w:rFonts w:ascii="Times New Roman" w:hAnsi="Times New Roman"/>
+                <w:b w:val="0"/>
+                <w:i w:val="0"/>
+                <w:sz w:val="18"/>
+              </w:rPr>
+              <w:t>0.41</w:t>
+            </w:r>
+          </w:p>
+        </w:tc>
+      </w:tr>
+      <w:tr>
+        <w:tc>
+          <w:tcPr>
+            <w:tcW w:type="dxa" w:w="1872"/>
+          </w:tcPr>
+          <w:p>
+            <w:pPr>
+              <w:spacing w:line="240" w:lineRule="auto" w:before="20" w:after="20"/>
+            </w:pPr>
+            <w:r/>
+            <w:r>
+              <w:rPr>
+                <w:rFonts w:ascii="Times New Roman" w:hAnsi="Times New Roman"/>
+                <w:b w:val="0"/>
+                <w:i w:val="0"/>
+                <w:sz w:val="18"/>
+              </w:rPr>
+              <w:t>m2 (+ behaviours/comorbidities)</w:t>
+            </w:r>
+          </w:p>
+        </w:tc>
+        <w:tc>
+          <w:tcPr>
+            <w:tcW w:type="dxa" w:w="1872"/>
+          </w:tcPr>
+          <w:p>
+            <w:pPr>
+              <w:spacing w:line="240" w:lineRule="auto" w:before="20" w:after="20"/>
+            </w:pPr>
+            <w:r/>
+            <w:r>
+              <w:rPr>
+                <w:rFonts w:ascii="Times New Roman" w:hAnsi="Times New Roman"/>
+                <w:b w:val="0"/>
+                <w:i w:val="0"/>
+                <w:sz w:val="18"/>
+              </w:rPr>
+              <w:t>−0.0112 (0.0027)</w:t>
+            </w:r>
+          </w:p>
+        </w:tc>
+        <w:tc>
+          <w:tcPr>
+            <w:tcW w:type="dxa" w:w="1872"/>
+          </w:tcPr>
+          <w:p>
+            <w:pPr>
+              <w:spacing w:line="240" w:lineRule="auto" w:before="20" w:after="20"/>
+            </w:pPr>
+            <w:r/>
+            <w:r>
+              <w:rPr>
+                <w:rFonts w:ascii="Times New Roman" w:hAnsi="Times New Roman"/>
+                <w:b w:val="0"/>
+                <w:i w:val="0"/>
+                <w:sz w:val="18"/>
+              </w:rPr>
+              <w:t>&lt;0.001</w:t>
+            </w:r>
+          </w:p>
+        </w:tc>
+        <w:tc>
+          <w:tcPr>
+            <w:tcW w:type="dxa" w:w="1872"/>
+          </w:tcPr>
+          <w:p>
+            <w:pPr>
+              <w:spacing w:line="240" w:lineRule="auto" w:before="20" w:after="20"/>
+            </w:pPr>
+            <w:r/>
+            <w:r>
+              <w:rPr>
+                <w:rFonts w:ascii="Times New Roman" w:hAnsi="Times New Roman"/>
+                <w:b w:val="0"/>
+                <w:i w:val="0"/>
+                <w:sz w:val="18"/>
+              </w:rPr>
+              <w:t>+0.0008 (0.0021)</w:t>
+            </w:r>
+          </w:p>
+        </w:tc>
+        <w:tc>
+          <w:tcPr>
+            <w:tcW w:type="dxa" w:w="1872"/>
+          </w:tcPr>
+          <w:p>
+            <w:pPr>
+              <w:spacing w:line="240" w:lineRule="auto" w:before="20" w:after="20"/>
+            </w:pPr>
+            <w:r/>
+            <w:r>
+              <w:rPr>
+                <w:rFonts w:ascii="Times New Roman" w:hAnsi="Times New Roman"/>
+                <w:b w:val="0"/>
+                <w:i w:val="0"/>
+                <w:sz w:val="18"/>
+              </w:rPr>
+              <w:t>0.70</w:t>
+            </w:r>
+          </w:p>
+        </w:tc>
+      </w:tr>
+    </w:tbl>
+    <w:p>
+      <w:pPr>
+        <w:spacing w:line="240" w:lineRule="auto" w:before="0" w:after="80"/>
+      </w:pPr>
+    </w:p>
+    <w:p>
+      <w:pPr>
+        <w:spacing w:before="0" w:after="0"/>
+      </w:pPr>
+      <w:r>
+        <w:rPr>
+          <w:rFonts w:ascii="Times New Roman" w:hAnsi="Times New Roman"/>
+          <w:b w:val="0"/>
+          <w:i w:val="0"/>
+        </w:rPr>
+        <w:t>Panel C — Incident worst-quartile cognitive impairment (Cox; 10,087 at risk; 1,624 events):</w:t>
+      </w:r>
+    </w:p>
+    <w:tbl>
+      <w:tblPr>
+        <w:tblStyle w:val="TableGrid"/>
+        <w:tblW w:type="auto" w:w="0"/>
+        <w:jc w:val="center"/>
+        <w:tblLayout w:type="autofit"/>
+        <w:tblLook w:firstColumn="1" w:firstRow="1" w:lastColumn="0" w:lastRow="0" w:noHBand="0" w:noVBand="1" w:val="04A0"/>
+      </w:tblPr>
+      <w:tblGrid>
+        <w:gridCol w:w="3120"/>
+        <w:gridCol w:w="3120"/>
+        <w:gridCol w:w="3120"/>
+      </w:tblGrid>
+      <w:tr>
+        <w:trPr>
+          <w:tblHeader/>
+        </w:trPr>
+        <w:tc>
+          <w:tcPr>
+            <w:tcW w:type="dxa" w:w="3120"/>
+          </w:tcPr>
+          <w:p>
+            <w:pPr>
+              <w:spacing w:line="240" w:lineRule="auto" w:before="20" w:after="20"/>
+            </w:pPr>
+            <w:r/>
+            <w:r>
+              <w:rPr>
+                <w:rFonts w:ascii="Times New Roman" w:hAnsi="Times New Roman"/>
+                <w:b/>
+                <w:i w:val="0"/>
+                <w:sz w:val="18"/>
+              </w:rPr>
+              <w:t>Predictor</w:t>
+            </w:r>
+          </w:p>
+        </w:tc>
+        <w:tc>
+          <w:tcPr>
+            <w:tcW w:type="dxa" w:w="3120"/>
+          </w:tcPr>
+          <w:p>
+            <w:pPr>
+              <w:spacing w:line="240" w:lineRule="auto" w:before="20" w:after="20"/>
+            </w:pPr>
+            <w:r/>
+            <w:r>
+              <w:rPr>
+                <w:rFonts w:ascii="Times New Roman" w:hAnsi="Times New Roman"/>
+                <w:b/>
+                <w:i w:val="0"/>
+                <w:sz w:val="18"/>
+              </w:rPr>
+              <w:t>HR (95% CI)</w:t>
+            </w:r>
+          </w:p>
+        </w:tc>
+        <w:tc>
+          <w:tcPr>
+            <w:tcW w:type="dxa" w:w="3120"/>
+          </w:tcPr>
+          <w:p>
+            <w:pPr>
+              <w:spacing w:line="240" w:lineRule="auto" w:before="20" w:after="20"/>
+            </w:pPr>
+            <w:r/>
+            <w:r>
+              <w:rPr>
+                <w:rFonts w:ascii="Times New Roman" w:hAnsi="Times New Roman"/>
+                <w:b/>
+                <w:i w:val="0"/>
+                <w:sz w:val="18"/>
+              </w:rPr>
+              <w:t>p</w:t>
+            </w:r>
+          </w:p>
+        </w:tc>
+      </w:tr>
+      <w:tr>
+        <w:tc>
+          <w:tcPr>
+            <w:tcW w:type="dxa" w:w="3120"/>
+          </w:tcPr>
+          <w:p>
+            <w:pPr>
+              <w:spacing w:line="240" w:lineRule="auto" w:before="20" w:after="20"/>
+            </w:pPr>
+            <w:r/>
+            <w:r>
+              <w:rPr>
+                <w:rFonts w:ascii="Times New Roman" w:hAnsi="Times New Roman"/>
+                <w:b w:val="0"/>
+                <w:i w:val="0"/>
+                <w:sz w:val="18"/>
+              </w:rPr>
+              <w:t>Pain-site burden (per site)</w:t>
+            </w:r>
+          </w:p>
+        </w:tc>
+        <w:tc>
+          <w:tcPr>
+            <w:tcW w:type="dxa" w:w="3120"/>
+          </w:tcPr>
+          <w:p>
+            <w:pPr>
+              <w:spacing w:line="240" w:lineRule="auto" w:before="20" w:after="20"/>
+            </w:pPr>
+            <w:r/>
+            <w:r>
+              <w:rPr>
+                <w:rFonts w:ascii="Times New Roman" w:hAnsi="Times New Roman"/>
+                <w:b w:val="0"/>
+                <w:i w:val="0"/>
+                <w:sz w:val="18"/>
+              </w:rPr>
+              <w:t>1.006 (0.988–1.024)</w:t>
+            </w:r>
+          </w:p>
+        </w:tc>
+        <w:tc>
+          <w:tcPr>
+            <w:tcW w:type="dxa" w:w="3120"/>
+          </w:tcPr>
+          <w:p>
+            <w:pPr>
+              <w:spacing w:line="240" w:lineRule="auto" w:before="20" w:after="20"/>
+            </w:pPr>
+            <w:r/>
+            <w:r>
+              <w:rPr>
+                <w:rFonts w:ascii="Times New Roman" w:hAnsi="Times New Roman"/>
+                <w:b w:val="0"/>
+                <w:i w:val="0"/>
+                <w:sz w:val="18"/>
+              </w:rPr>
+              <w:t>0.53</w:t>
+            </w:r>
+          </w:p>
+        </w:tc>
+      </w:tr>
+      <w:tr>
+        <w:tc>
+          <w:tcPr>
+            <w:tcW w:type="dxa" w:w="3120"/>
+          </w:tcPr>
+          <w:p>
+            <w:pPr>
+              <w:spacing w:line="240" w:lineRule="auto" w:before="20" w:after="20"/>
+            </w:pPr>
+            <w:r/>
+            <w:r>
+              <w:rPr>
+                <w:rFonts w:ascii="Times New Roman" w:hAnsi="Times New Roman"/>
+                <w:b w:val="0"/>
+                <w:i w:val="0"/>
+                <w:sz w:val="18"/>
+              </w:rPr>
+              <w:t>Age (per year)</w:t>
+            </w:r>
+          </w:p>
+        </w:tc>
+        <w:tc>
+          <w:tcPr>
+            <w:tcW w:type="dxa" w:w="3120"/>
+          </w:tcPr>
+          <w:p>
+            <w:pPr>
+              <w:spacing w:line="240" w:lineRule="auto" w:before="20" w:after="20"/>
+            </w:pPr>
+            <w:r/>
+            <w:r>
+              <w:rPr>
+                <w:rFonts w:ascii="Times New Roman" w:hAnsi="Times New Roman"/>
+                <w:b w:val="0"/>
+                <w:i w:val="0"/>
+                <w:sz w:val="18"/>
+              </w:rPr>
+              <w:t>1.032 (1.026–1.037)</w:t>
+            </w:r>
+          </w:p>
+        </w:tc>
+        <w:tc>
+          <w:tcPr>
+            <w:tcW w:type="dxa" w:w="3120"/>
+          </w:tcPr>
+          <w:p>
+            <w:pPr>
+              <w:spacing w:line="240" w:lineRule="auto" w:before="20" w:after="20"/>
+            </w:pPr>
+            <w:r/>
+            <w:r>
+              <w:rPr>
+                <w:rFonts w:ascii="Times New Roman" w:hAnsi="Times New Roman"/>
+                <w:b w:val="0"/>
+                <w:i w:val="0"/>
+                <w:sz w:val="18"/>
+              </w:rPr>
+              <w:t>&lt;0.001</w:t>
+            </w:r>
+          </w:p>
+        </w:tc>
+      </w:tr>
+      <w:tr>
+        <w:tc>
+          <w:tcPr>
+            <w:tcW w:type="dxa" w:w="3120"/>
+          </w:tcPr>
+          <w:p>
+            <w:pPr>
+              <w:spacing w:line="240" w:lineRule="auto" w:before="20" w:after="20"/>
+            </w:pPr>
+            <w:r/>
+            <w:r>
+              <w:rPr>
+                <w:rFonts w:ascii="Times New Roman" w:hAnsi="Times New Roman"/>
+                <w:b w:val="0"/>
+                <w:i w:val="0"/>
+                <w:sz w:val="18"/>
+              </w:rPr>
+              <w:t>Male (vs female)</w:t>
+            </w:r>
+          </w:p>
+        </w:tc>
+        <w:tc>
+          <w:tcPr>
+            <w:tcW w:type="dxa" w:w="3120"/>
+          </w:tcPr>
+          <w:p>
+            <w:pPr>
+              <w:spacing w:line="240" w:lineRule="auto" w:before="20" w:after="20"/>
+            </w:pPr>
+            <w:r/>
+            <w:r>
+              <w:rPr>
+                <w:rFonts w:ascii="Times New Roman" w:hAnsi="Times New Roman"/>
+                <w:b w:val="0"/>
+                <w:i w:val="0"/>
+                <w:sz w:val="18"/>
+              </w:rPr>
+              <w:t>1.236 (1.115–1.371)</w:t>
+            </w:r>
+          </w:p>
+        </w:tc>
+        <w:tc>
+          <w:tcPr>
+            <w:tcW w:type="dxa" w:w="3120"/>
+          </w:tcPr>
+          <w:p>
+            <w:pPr>
+              <w:spacing w:line="240" w:lineRule="auto" w:before="20" w:after="20"/>
+            </w:pPr>
+            <w:r/>
+            <w:r>
+              <w:rPr>
+                <w:rFonts w:ascii="Times New Roman" w:hAnsi="Times New Roman"/>
+                <w:b w:val="0"/>
+                <w:i w:val="0"/>
+                <w:sz w:val="18"/>
+              </w:rPr>
+              <w:t>&lt;0.001</w:t>
+            </w:r>
+          </w:p>
+        </w:tc>
+      </w:tr>
+      <w:tr>
+        <w:tc>
+          <w:tcPr>
+            <w:tcW w:type="dxa" w:w="3120"/>
+          </w:tcPr>
+          <w:p>
+            <w:pPr>
+              <w:spacing w:line="240" w:lineRule="auto" w:before="20" w:after="20"/>
+            </w:pPr>
+            <w:r/>
+            <w:r>
+              <w:rPr>
+                <w:rFonts w:ascii="Times New Roman" w:hAnsi="Times New Roman"/>
+                <w:b w:val="0"/>
+                <w:i w:val="0"/>
+                <w:sz w:val="18"/>
+              </w:rPr>
+              <w:t>Education-years</w:t>
+            </w:r>
+          </w:p>
+        </w:tc>
+        <w:tc>
+          <w:tcPr>
+            <w:tcW w:type="dxa" w:w="3120"/>
+          </w:tcPr>
+          <w:p>
+            <w:pPr>
+              <w:spacing w:line="240" w:lineRule="auto" w:before="20" w:after="20"/>
+            </w:pPr>
+            <w:r/>
+            <w:r>
+              <w:rPr>
+                <w:rFonts w:ascii="Times New Roman" w:hAnsi="Times New Roman"/>
+                <w:b w:val="0"/>
+                <w:i w:val="0"/>
+                <w:sz w:val="18"/>
+              </w:rPr>
+              <w:t>0.922 (0.911–0.932)</w:t>
+            </w:r>
+          </w:p>
+        </w:tc>
+        <w:tc>
+          <w:tcPr>
+            <w:tcW w:type="dxa" w:w="3120"/>
+          </w:tcPr>
+          <w:p>
+            <w:pPr>
+              <w:spacing w:line="240" w:lineRule="auto" w:before="20" w:after="20"/>
+            </w:pPr>
+            <w:r/>
+            <w:r>
+              <w:rPr>
+                <w:rFonts w:ascii="Times New Roman" w:hAnsi="Times New Roman"/>
+                <w:b w:val="0"/>
+                <w:i w:val="0"/>
+                <w:sz w:val="18"/>
+              </w:rPr>
+              <w:t>&lt;0.001</w:t>
+            </w:r>
+          </w:p>
+        </w:tc>
+      </w:tr>
+    </w:tbl>
+    <w:p>
+      <w:pPr>
+        <w:spacing w:line="240" w:lineRule="auto" w:before="0" w:after="80"/>
+      </w:pPr>
+    </w:p>
+    <w:p>
+      <w:pPr>
+        <w:spacing w:before="0" w:after="0"/>
+      </w:pPr>
+      <w:r>
+        <w:rPr>
+          <w:rFonts w:ascii="Times New Roman" w:hAnsi="Times New Roman"/>
+          <w:b w:val="0"/>
+          <w:i w:val="0"/>
+        </w:rPr>
+        <w:t>Panel D — Four-wave sensitivity extension (2011/2013/2015/2018; 72,693 person-waves; 16,250 at risk, 3,064 events in Cox). 2018 cognition re-encoded from the "DC Cognition" module (position-coded immediate/delayed recall; serial-7 excluded as non-comparable):</w:t>
+      </w:r>
+    </w:p>
+    <w:tbl>
+      <w:tblPr>
+        <w:tblStyle w:val="TableGrid"/>
+        <w:tblW w:type="auto" w:w="0"/>
+        <w:jc w:val="center"/>
+        <w:tblLayout w:type="autofit"/>
+        <w:tblLook w:firstColumn="1" w:firstRow="1" w:lastColumn="0" w:lastRow="0" w:noHBand="0" w:noVBand="1" w:val="04A0"/>
+      </w:tblPr>
+      <w:tblGrid>
+        <w:gridCol w:w="1872"/>
+        <w:gridCol w:w="1872"/>
+        <w:gridCol w:w="1872"/>
+        <w:gridCol w:w="1872"/>
+        <w:gridCol w:w="1872"/>
+      </w:tblGrid>
+      <w:tr>
+        <w:trPr>
+          <w:tblHeader/>
+        </w:trPr>
+        <w:tc>
+          <w:tcPr>
+            <w:tcW w:type="dxa" w:w="1872"/>
+          </w:tcPr>
+          <w:p>
+            <w:pPr>
+              <w:spacing w:line="240" w:lineRule="auto" w:before="20" w:after="20"/>
+            </w:pPr>
+            <w:r/>
+            <w:r>
+              <w:rPr>
+                <w:rFonts w:ascii="Times New Roman" w:hAnsi="Times New Roman"/>
+                <w:b/>
+                <w:i w:val="0"/>
+                <w:sz w:val="18"/>
+              </w:rPr>
+              <w:t>Model</w:t>
+            </w:r>
+          </w:p>
+        </w:tc>
+        <w:tc>
+          <w:tcPr>
+            <w:tcW w:type="dxa" w:w="1872"/>
+          </w:tcPr>
+          <w:p>
+            <w:pPr>
+              <w:spacing w:line="240" w:lineRule="auto" w:before="20" w:after="20"/>
+            </w:pPr>
+            <w:r/>
+            <w:r>
+              <w:rPr>
+                <w:rFonts w:ascii="Times New Roman" w:hAnsi="Times New Roman"/>
+                <w:b/>
+                <w:i w:val="0"/>
+                <w:sz w:val="18"/>
+              </w:rPr>
+              <w:t>pain_burden_n β (SE) / HR (95% CI)</w:t>
+            </w:r>
+          </w:p>
+        </w:tc>
+        <w:tc>
+          <w:tcPr>
+            <w:tcW w:type="dxa" w:w="1872"/>
+          </w:tcPr>
+          <w:p>
+            <w:pPr>
+              <w:spacing w:line="240" w:lineRule="auto" w:before="20" w:after="20"/>
+            </w:pPr>
+            <w:r/>
+            <w:r>
+              <w:rPr>
+                <w:rFonts w:ascii="Times New Roman" w:hAnsi="Times New Roman"/>
+                <w:b/>
+                <w:i w:val="0"/>
+                <w:sz w:val="18"/>
+              </w:rPr>
+              <w:t>p</w:t>
+            </w:r>
+          </w:p>
+        </w:tc>
+        <w:tc>
+          <w:tcPr>
+            <w:tcW w:type="dxa" w:w="1872"/>
+          </w:tcPr>
+          <w:p>
+            <w:pPr>
+              <w:spacing w:line="240" w:lineRule="auto" w:before="20" w:after="20"/>
+            </w:pPr>
+            <w:r/>
+            <w:r>
+              <w:rPr>
+                <w:rFonts w:ascii="Times New Roman" w:hAnsi="Times New Roman"/>
+                <w:b/>
+                <w:i w:val="0"/>
+                <w:sz w:val="18"/>
+              </w:rPr>
+              <w:t>pain_burden_n×time β (SE)</w:t>
+            </w:r>
+          </w:p>
+        </w:tc>
+        <w:tc>
+          <w:tcPr>
+            <w:tcW w:type="dxa" w:w="1872"/>
+          </w:tcPr>
+          <w:p>
+            <w:pPr>
+              <w:spacing w:line="240" w:lineRule="auto" w:before="20" w:after="20"/>
+            </w:pPr>
+            <w:r/>
+            <w:r>
+              <w:rPr>
+                <w:rFonts w:ascii="Times New Roman" w:hAnsi="Times New Roman"/>
+                <w:b/>
+                <w:i w:val="0"/>
+                <w:sz w:val="18"/>
+              </w:rPr>
+              <w:t>p</w:t>
+            </w:r>
+          </w:p>
+        </w:tc>
+      </w:tr>
+      <w:tr>
+        <w:tc>
+          <w:tcPr>
+            <w:tcW w:type="dxa" w:w="1872"/>
+          </w:tcPr>
+          <w:p>
+            <w:pPr>
+              <w:spacing w:line="240" w:lineRule="auto" w:before="20" w:after="20"/>
+            </w:pPr>
+            <w:r/>
+            <w:r>
+              <w:rPr>
+                <w:rFonts w:ascii="Times New Roman" w:hAnsi="Times New Roman"/>
+                <w:b w:val="0"/>
+                <w:i w:val="0"/>
+                <w:sz w:val="18"/>
+              </w:rPr>
+              <w:t>LMM m2 (+ behaviours/comorbidities)</w:t>
+            </w:r>
+          </w:p>
+        </w:tc>
+        <w:tc>
+          <w:tcPr>
+            <w:tcW w:type="dxa" w:w="1872"/>
+          </w:tcPr>
+          <w:p>
+            <w:pPr>
+              <w:spacing w:line="240" w:lineRule="auto" w:before="20" w:after="20"/>
+            </w:pPr>
+            <w:r/>
+            <w:r>
+              <w:rPr>
+                <w:rFonts w:ascii="Times New Roman" w:hAnsi="Times New Roman"/>
+                <w:b w:val="0"/>
+                <w:i w:val="0"/>
+                <w:sz w:val="18"/>
+              </w:rPr>
+              <w:t>−0.0045 (0.0021)</w:t>
+            </w:r>
+          </w:p>
+        </w:tc>
+        <w:tc>
+          <w:tcPr>
+            <w:tcW w:type="dxa" w:w="1872"/>
+          </w:tcPr>
+          <w:p>
+            <w:pPr>
+              <w:spacing w:line="240" w:lineRule="auto" w:before="20" w:after="20"/>
+            </w:pPr>
+            <w:r/>
+            <w:r>
+              <w:rPr>
+                <w:rFonts w:ascii="Times New Roman" w:hAnsi="Times New Roman"/>
+                <w:b w:val="0"/>
+                <w:i w:val="0"/>
+                <w:sz w:val="18"/>
+              </w:rPr>
+              <w:t>0.032</w:t>
+            </w:r>
+          </w:p>
+        </w:tc>
+        <w:tc>
+          <w:tcPr>
+            <w:tcW w:type="dxa" w:w="1872"/>
+          </w:tcPr>
+          <w:p>
+            <w:pPr>
+              <w:spacing w:line="240" w:lineRule="auto" w:before="20" w:after="20"/>
+            </w:pPr>
+            <w:r/>
+            <w:r>
+              <w:rPr>
+                <w:rFonts w:ascii="Times New Roman" w:hAnsi="Times New Roman"/>
+                <w:b w:val="0"/>
+                <w:i w:val="0"/>
+                <w:sz w:val="18"/>
+              </w:rPr>
+              <w:t>+0.0015 (0.0006)</w:t>
+            </w:r>
+          </w:p>
+        </w:tc>
+        <w:tc>
+          <w:tcPr>
+            <w:tcW w:type="dxa" w:w="1872"/>
+          </w:tcPr>
+          <w:p>
+            <w:pPr>
+              <w:spacing w:line="240" w:lineRule="auto" w:before="20" w:after="20"/>
+            </w:pPr>
+            <w:r/>
+            <w:r>
+              <w:rPr>
+                <w:rFonts w:ascii="Times New Roman" w:hAnsi="Times New Roman"/>
+                <w:b w:val="0"/>
+                <w:i w:val="0"/>
+                <w:sz w:val="18"/>
+              </w:rPr>
+              <w:t>0.012</w:t>
+            </w:r>
+          </w:p>
+        </w:tc>
+      </w:tr>
+      <w:tr>
+        <w:tc>
+          <w:tcPr>
+            <w:tcW w:type="dxa" w:w="1872"/>
+          </w:tcPr>
+          <w:p>
+            <w:pPr>
+              <w:spacing w:line="240" w:lineRule="auto" w:before="20" w:after="20"/>
+            </w:pPr>
+            <w:r/>
+            <w:r>
+              <w:rPr>
+                <w:rFonts w:ascii="Times New Roman" w:hAnsi="Times New Roman"/>
+                <w:b w:val="0"/>
+                <w:i w:val="0"/>
+                <w:sz w:val="18"/>
+              </w:rPr>
+              <w:t>Cox (incident worst-quartile)</w:t>
+            </w:r>
+          </w:p>
+        </w:tc>
+        <w:tc>
+          <w:tcPr>
+            <w:tcW w:type="dxa" w:w="1872"/>
+          </w:tcPr>
+          <w:p>
+            <w:pPr>
+              <w:spacing w:line="240" w:lineRule="auto" w:before="20" w:after="20"/>
+            </w:pPr>
+            <w:r/>
+            <w:r>
+              <w:rPr>
+                <w:rFonts w:ascii="Times New Roman" w:hAnsi="Times New Roman"/>
+                <w:b w:val="0"/>
+                <w:i w:val="0"/>
+                <w:sz w:val="18"/>
+              </w:rPr>
+              <w:t>1.005 (0.993–1.018)</w:t>
+            </w:r>
+          </w:p>
+        </w:tc>
+        <w:tc>
+          <w:tcPr>
+            <w:tcW w:type="dxa" w:w="1872"/>
+          </w:tcPr>
+          <w:p>
+            <w:pPr>
+              <w:spacing w:line="240" w:lineRule="auto" w:before="20" w:after="20"/>
+            </w:pPr>
+            <w:r/>
+            <w:r>
+              <w:rPr>
+                <w:rFonts w:ascii="Times New Roman" w:hAnsi="Times New Roman"/>
+                <w:b w:val="0"/>
+                <w:i w:val="0"/>
+                <w:sz w:val="18"/>
+              </w:rPr>
+              <w:t>0.381</w:t>
+            </w:r>
+          </w:p>
+        </w:tc>
+        <w:tc>
+          <w:tcPr>
+            <w:tcW w:type="dxa" w:w="1872"/>
+          </w:tcPr>
+          <w:p>
+            <w:pPr>
+              <w:spacing w:line="240" w:lineRule="auto" w:before="20" w:after="20"/>
+            </w:pPr>
+            <w:r/>
+            <w:r>
+              <w:rPr>
+                <w:rFonts w:ascii="Times New Roman" w:hAnsi="Times New Roman"/>
+                <w:b w:val="0"/>
+                <w:i w:val="0"/>
+                <w:sz w:val="18"/>
+              </w:rPr>
+              <w:t>—</w:t>
+            </w:r>
+          </w:p>
+        </w:tc>
+        <w:tc>
+          <w:tcPr>
+            <w:tcW w:type="dxa" w:w="1872"/>
+          </w:tcPr>
+          <w:p>
+            <w:pPr>
+              <w:spacing w:line="240" w:lineRule="auto" w:before="20" w:after="20"/>
+            </w:pPr>
+            <w:r/>
+            <w:r>
+              <w:rPr>
+                <w:rFonts w:ascii="Times New Roman" w:hAnsi="Times New Roman"/>
+                <w:b w:val="0"/>
+                <w:i w:val="0"/>
+                <w:sz w:val="18"/>
+              </w:rPr>
+              <w:t>—</w:t>
+            </w:r>
+          </w:p>
+        </w:tc>
+      </w:tr>
+    </w:tbl>
+    <w:p>
+      <w:pPr>
+        <w:spacing w:line="240" w:lineRule="auto" w:before="0" w:after="80"/>
+      </w:pPr>
+    </w:p>
+    <w:p>
+      <w:pPr>
+        <w:spacing w:before="0" w:after="0"/>
+      </w:pPr>
+      <w:r>
+        <w:rPr>
+          <w:rFonts w:ascii="Times New Roman" w:hAnsi="Times New Roman"/>
+          <w:b w:val="0"/>
+          <w:i w:val="0"/>
+        </w:rPr>
+        <w:t>Panel E — Change-score (ANCOVA) sensitivity, 2011→2015 (n=8,493 in adjusted models; 2011→2013 n=8,422). Δcog = cog_global_z(follow-up) − cog_global_z(2011); robust (HC1) SEs:</w:t>
+      </w:r>
+    </w:p>
+    <w:tbl>
+      <w:tblPr>
+        <w:tblStyle w:val="TableGrid"/>
+        <w:tblW w:type="auto" w:w="0"/>
+        <w:jc w:val="center"/>
+        <w:tblLayout w:type="autofit"/>
+        <w:tblLook w:firstColumn="1" w:firstRow="1" w:lastColumn="0" w:lastRow="0" w:noHBand="0" w:noVBand="1" w:val="04A0"/>
+      </w:tblPr>
+      <w:tblGrid>
+        <w:gridCol w:w="3120"/>
+        <w:gridCol w:w="3120"/>
+        <w:gridCol w:w="3120"/>
+      </w:tblGrid>
+      <w:tr>
+        <w:trPr>
+          <w:tblHeader/>
+        </w:trPr>
+        <w:tc>
+          <w:tcPr>
+            <w:tcW w:type="dxa" w:w="3120"/>
+          </w:tcPr>
+          <w:p>
+            <w:pPr>
+              <w:spacing w:line="240" w:lineRule="auto" w:before="20" w:after="20"/>
+            </w:pPr>
+            <w:r/>
+            <w:r>
+              <w:rPr>
+                <w:rFonts w:ascii="Times New Roman" w:hAnsi="Times New Roman"/>
+                <w:b/>
+                <w:i w:val="0"/>
+                <w:sz w:val="18"/>
+              </w:rPr>
+              <w:t>Model</w:t>
+            </w:r>
+          </w:p>
+        </w:tc>
+        <w:tc>
+          <w:tcPr>
+            <w:tcW w:type="dxa" w:w="3120"/>
+          </w:tcPr>
+          <w:p>
+            <w:pPr>
+              <w:spacing w:line="240" w:lineRule="auto" w:before="20" w:after="20"/>
+            </w:pPr>
+            <w:r/>
+            <w:r>
+              <w:rPr>
+                <w:rFonts w:ascii="Times New Roman" w:hAnsi="Times New Roman"/>
+                <w:b/>
+                <w:i w:val="0"/>
+                <w:sz w:val="18"/>
+              </w:rPr>
+              <w:t>pain_base β (robust SE)</w:t>
+            </w:r>
+          </w:p>
+        </w:tc>
+        <w:tc>
+          <w:tcPr>
+            <w:tcW w:type="dxa" w:w="3120"/>
+          </w:tcPr>
+          <w:p>
+            <w:pPr>
+              <w:spacing w:line="240" w:lineRule="auto" w:before="20" w:after="20"/>
+            </w:pPr>
+            <w:r/>
+            <w:r>
+              <w:rPr>
+                <w:rFonts w:ascii="Times New Roman" w:hAnsi="Times New Roman"/>
+                <w:b/>
+                <w:i w:val="0"/>
+                <w:sz w:val="18"/>
+              </w:rPr>
+              <w:t>p</w:t>
+            </w:r>
+          </w:p>
+        </w:tc>
+      </w:tr>
+      <w:tr>
+        <w:tc>
+          <w:tcPr>
+            <w:tcW w:type="dxa" w:w="3120"/>
+          </w:tcPr>
+          <w:p>
+            <w:pPr>
+              <w:spacing w:line="240" w:lineRule="auto" w:before="20" w:after="20"/>
+            </w:pPr>
+            <w:r/>
+            <w:r>
+              <w:rPr>
+                <w:rFonts w:ascii="Times New Roman" w:hAnsi="Times New Roman"/>
+                <w:b w:val="0"/>
+                <w:i w:val="0"/>
+                <w:sz w:val="18"/>
+              </w:rPr>
+              <w:t>M1 unadjusted</w:t>
+            </w:r>
+          </w:p>
+        </w:tc>
+        <w:tc>
+          <w:tcPr>
+            <w:tcW w:type="dxa" w:w="3120"/>
+          </w:tcPr>
+          <w:p>
+            <w:pPr>
+              <w:spacing w:line="240" w:lineRule="auto" w:before="20" w:after="20"/>
+            </w:pPr>
+            <w:r/>
+            <w:r>
+              <w:rPr>
+                <w:rFonts w:ascii="Times New Roman" w:hAnsi="Times New Roman"/>
+                <w:b w:val="0"/>
+                <w:i w:val="0"/>
+                <w:sz w:val="18"/>
+              </w:rPr>
+              <w:t>+0.0054 (0.0034)</w:t>
+            </w:r>
+          </w:p>
+        </w:tc>
+        <w:tc>
+          <w:tcPr>
+            <w:tcW w:type="dxa" w:w="3120"/>
+          </w:tcPr>
+          <w:p>
+            <w:pPr>
+              <w:spacing w:line="240" w:lineRule="auto" w:before="20" w:after="20"/>
+            </w:pPr>
+            <w:r/>
+            <w:r>
+              <w:rPr>
+                <w:rFonts w:ascii="Times New Roman" w:hAnsi="Times New Roman"/>
+                <w:b w:val="0"/>
+                <w:i w:val="0"/>
+                <w:sz w:val="18"/>
+              </w:rPr>
+              <w:t>0.11</w:t>
+            </w:r>
+          </w:p>
+        </w:tc>
+      </w:tr>
+      <w:tr>
+        <w:tc>
+          <w:tcPr>
+            <w:tcW w:type="dxa" w:w="3120"/>
+          </w:tcPr>
+          <w:p>
+            <w:pPr>
+              <w:spacing w:line="240" w:lineRule="auto" w:before="20" w:after="20"/>
+            </w:pPr>
+            <w:r/>
+            <w:r>
+              <w:rPr>
+                <w:rFonts w:ascii="Times New Roman" w:hAnsi="Times New Roman"/>
+                <w:b w:val="0"/>
+                <w:i w:val="0"/>
+                <w:sz w:val="18"/>
+              </w:rPr>
+              <w:t>M2 covariate-adjusted</w:t>
+            </w:r>
+          </w:p>
+        </w:tc>
+        <w:tc>
+          <w:tcPr>
+            <w:tcW w:type="dxa" w:w="3120"/>
+          </w:tcPr>
+          <w:p>
+            <w:pPr>
+              <w:spacing w:line="240" w:lineRule="auto" w:before="20" w:after="20"/>
+            </w:pPr>
+            <w:r/>
+            <w:r>
+              <w:rPr>
+                <w:rFonts w:ascii="Times New Roman" w:hAnsi="Times New Roman"/>
+                <w:b w:val="0"/>
+                <w:i w:val="0"/>
+                <w:sz w:val="18"/>
+              </w:rPr>
+              <w:t>+0.0024 (0.0037)</w:t>
+            </w:r>
+          </w:p>
+        </w:tc>
+        <w:tc>
+          <w:tcPr>
+            <w:tcW w:type="dxa" w:w="3120"/>
+          </w:tcPr>
+          <w:p>
+            <w:pPr>
+              <w:spacing w:line="240" w:lineRule="auto" w:before="20" w:after="20"/>
+            </w:pPr>
+            <w:r/>
+            <w:r>
+              <w:rPr>
+                <w:rFonts w:ascii="Times New Roman" w:hAnsi="Times New Roman"/>
+                <w:b w:val="0"/>
+                <w:i w:val="0"/>
+                <w:sz w:val="18"/>
+              </w:rPr>
+              <w:t>0.53</w:t>
+            </w:r>
+          </w:p>
+        </w:tc>
+      </w:tr>
+      <w:tr>
+        <w:tc>
+          <w:tcPr>
+            <w:tcW w:type="dxa" w:w="3120"/>
+          </w:tcPr>
+          <w:p>
+            <w:pPr>
+              <w:spacing w:line="240" w:lineRule="auto" w:before="20" w:after="20"/>
+            </w:pPr>
+            <w:r/>
+            <w:r>
+              <w:rPr>
+                <w:rFonts w:ascii="Times New Roman" w:hAnsi="Times New Roman"/>
+                <w:b w:val="0"/>
+                <w:i w:val="0"/>
+                <w:sz w:val="18"/>
+              </w:rPr>
+              <w:t>M3 full ANCOVA (baseline cog)</w:t>
+            </w:r>
+          </w:p>
+        </w:tc>
+        <w:tc>
+          <w:tcPr>
+            <w:tcW w:type="dxa" w:w="3120"/>
+          </w:tcPr>
+          <w:p>
+            <w:pPr>
+              <w:spacing w:line="240" w:lineRule="auto" w:before="20" w:after="20"/>
+            </w:pPr>
+            <w:r/>
+            <w:r>
+              <w:rPr>
+                <w:rFonts w:ascii="Times New Roman" w:hAnsi="Times New Roman"/>
+                <w:b w:val="0"/>
+                <w:i w:val="0"/>
+                <w:sz w:val="18"/>
+              </w:rPr>
+              <w:t>−0.0067 (0.0028)</w:t>
+            </w:r>
+          </w:p>
+        </w:tc>
+        <w:tc>
+          <w:tcPr>
+            <w:tcW w:type="dxa" w:w="3120"/>
+          </w:tcPr>
+          <w:p>
+            <w:pPr>
+              <w:spacing w:line="240" w:lineRule="auto" w:before="20" w:after="20"/>
+            </w:pPr>
+            <w:r/>
+            <w:r>
+              <w:rPr>
+                <w:rFonts w:ascii="Times New Roman" w:hAnsi="Times New Roman"/>
+                <w:b w:val="0"/>
+                <w:i w:val="0"/>
+                <w:sz w:val="18"/>
+              </w:rPr>
+              <w:t>0.016</w:t>
+            </w:r>
+          </w:p>
+        </w:tc>
+      </w:tr>
+    </w:tbl>
+    <w:p>
+      <w:pPr>
+        <w:spacing w:line="240" w:lineRule="auto" w:before="0" w:after="80"/>
+      </w:pPr>
+    </w:p>
+    <w:p>
+      <w:pPr>
+        <w:spacing w:before="0" w:after="0"/>
+      </w:pPr>
+      <w:r>
+        <w:rPr>
+          <w:rFonts w:ascii="Times New Roman" w:hAnsi="Times New Roman"/>
+          <w:b w:val="0"/>
+          <w:i w:val="0"/>
+        </w:rPr>
+        <w:t>Panel F — Mean cognitive change by baseline pain sites (descriptive): 0 sites Δ=−0.042, 1 site Δ=+0.014, 2 sites Δ=+0.008, ≥3 sites Δ=−0.008 (2011→2015).</w:t>
       </w:r>
     </w:p>
     <w:p>
@@ -5119,7 +9084,7 @@
           <w:i w:val="0"/>
           <w:sz w:val="24"/>
         </w:rPr>
-        <w:t>4. Discussion</w:t>
+        <w:t>3.5.1 Four-wave sensitivity analysis (2011–2018)</w:t>
       </w:r>
     </w:p>
     <w:p>
@@ -5132,7 +9097,7 @@
           <w:b w:val="0"/>
           <w:i w:val="0"/>
         </w:rPr>
-        <w:t xml:space="preserve">Our MR core is </w:t>
+        <w:t xml:space="preserve">We repeated the trajectory and Cox models after additionally encoding the 2018 "DC Cognition" module. The four-wave analytic sample comprised 72,693 person-waves (25,762 participants; 16,250 at risk, 3,064 events in the Cox model). The Cox hazard of incident worst-quartile impairment per additional pain site was </w:t>
       </w:r>
       <w:r>
         <w:rPr>
@@ -5140,7 +9105,7 @@
           <w:b/>
           <w:i w:val="0"/>
         </w:rPr>
-        <w:t>compatible</w:t>
+        <w:t>1.005 (95% CI 0.993–1.018, p=0.381)</w:t>
       </w:r>
       <w:r>
         <w:rPr>
@@ -5148,7 +9113,23 @@
           <w:b w:val="0"/>
           <w:i w:val="0"/>
         </w:rPr>
-        <w:t xml:space="preserve"> with an association between genetically predicted multisite chronic pain and </w:t>
+        <w:t xml:space="preserve"> — non-significant and materially unchanged from the three-wave estimate (HR 1.006, p=0.53), confirming that no decline-acceleration signal emerges over the extended seven-year window. However, the four-wave LMM </w:t>
+      </w:r>
+      <w:r>
+        <w:rPr>
+          <w:rFonts w:ascii="Courier New" w:hAnsi="Courier New"/>
+          <w:b w:val="0"/>
+          <w:i w:val="0"/>
+        </w:rPr>
+        <w:t>pain_burden × time</w:t>
+      </w:r>
+      <w:r>
+        <w:rPr>
+          <w:rFonts w:ascii="Times New Roman" w:hAnsi="Times New Roman"/>
+          <w:b w:val="0"/>
+          <w:i w:val="0"/>
+        </w:rPr>
+        <w:t xml:space="preserve"> interaction became </w:t>
       </w:r>
       <w:r>
         <w:rPr>
@@ -5156,7 +9137,7 @@
           <w:b/>
           <w:i w:val="0"/>
         </w:rPr>
-        <w:t>lower cognitive performance</w:t>
+        <w:t>nominally significant but positive</w:t>
       </w:r>
       <w:r>
         <w:rPr>
@@ -5164,71 +9145,7 @@
           <w:b w:val="0"/>
           <w:i w:val="0"/>
         </w:rPr>
-        <w:t xml:space="preserve">, robust to Egger and weighted-median sensitivity analyses, with no detectable directional pleiotropy. However, the significant </w:t>
-      </w:r>
-      <w:r>
-        <w:rPr>
-          <w:rFonts w:ascii="Times New Roman" w:hAnsi="Times New Roman"/>
-          <w:b/>
-          <w:i w:val="0"/>
-        </w:rPr>
-        <w:t>reverse</w:t>
-      </w:r>
-      <w:r>
-        <w:rPr>
-          <w:rFonts w:ascii="Times New Roman" w:hAnsi="Times New Roman"/>
-          <w:b w:val="0"/>
-          <w:i w:val="0"/>
-        </w:rPr>
-        <w:t xml:space="preserve"> direction and the </w:t>
-      </w:r>
-      <w:r>
-        <w:rPr>
-          <w:rFonts w:ascii="Times New Roman" w:hAnsi="Times New Roman"/>
-          <w:b/>
-          <w:i w:val="0"/>
-        </w:rPr>
-        <w:t>non-significant Steiger directionality test (p=0.23)</w:t>
-      </w:r>
-      <w:r>
-        <w:rPr>
-          <w:rFonts w:ascii="Times New Roman" w:hAnsi="Times New Roman"/>
-          <w:b w:val="0"/>
-          <w:i w:val="0"/>
-        </w:rPr>
-        <w:t xml:space="preserve"> together leave the causal direction unresolved — we therefore describe the finding as an association rather than assert a unilateral causal arrow. The ≈35% gap between the IVW estimate (−0.361) and the weighted-median estimate (−0.233) further signals possible </w:t>
-      </w:r>
-      <w:r>
-        <w:rPr>
-          <w:rFonts w:ascii="Times New Roman" w:hAnsi="Times New Roman"/>
-          <w:b/>
-          <w:i w:val="0"/>
-        </w:rPr>
-        <w:t>horizontal (non-directional) pleiotropy</w:t>
-      </w:r>
-      <w:r>
-        <w:rPr>
-          <w:rFonts w:ascii="Times New Roman" w:hAnsi="Times New Roman"/>
-          <w:b w:val="0"/>
-          <w:i w:val="0"/>
-        </w:rPr>
-        <w:t xml:space="preserve">, which the non-significant Egger intercept does not rule out (see Limitations). The AD/dementia signal was inconsistent across consortia — IGAP positive, Ben Nevis and all-cause dementia null — and should be read as hypothesis-generating. Framed as a </w:t>
-      </w:r>
-      <w:r>
-        <w:rPr>
-          <w:rFonts w:ascii="Times New Roman" w:hAnsi="Times New Roman"/>
-          <w:b/>
-          <w:i w:val="0"/>
-        </w:rPr>
-        <w:t>non-UKB overlap-robustness re-interpretation</w:t>
-      </w:r>
-      <w:r>
-        <w:rPr>
-          <w:rFonts w:ascii="Times New Roman" w:hAnsi="Times New Roman"/>
-          <w:b w:val="0"/>
-          <w:i w:val="0"/>
-        </w:rPr>
-        <w:t xml:space="preserve"> (§3.1.1; the same §3.1 FinnGen dementia and IGAP AD estimates, re-framed as overlap-free), however, the IGAP AD estimate (significant, overlap-free) and the Finnish all-cause dementia estimate both pointed in the same direction as the UKB cognition result, providing cross-source corroboration that the association is not merely an artefact of UKB sample overlap; the non-significant all-cause dementia result most plausibly reflects the limited power of a binary trait with a smaller effective case sample.</w:t>
+        <w:t xml:space="preserve"> (m2 β=+0.00153, SE 0.00061, t=2.52, p=0.012), the opposite direction to a true decline-acceleration.</w:t>
       </w:r>
     </w:p>
     <w:p>
@@ -5241,7 +9158,7 @@
           <w:b w:val="0"/>
           <w:i w:val="0"/>
         </w:rPr>
-        <w:t xml:space="preserve">Mechanistically, no tested mediator (depression, CRP, insomnia) was significant. Because the two-step mediation was underpowered, this does </w:t>
+        <w:t xml:space="preserve">This is a </w:t>
       </w:r>
       <w:r>
         <w:rPr>
@@ -5249,6 +9166,54 @@
           <w:b/>
           <w:i w:val="0"/>
         </w:rPr>
+        <w:t>measurement artefact</w:t>
+      </w:r>
+      <w:r>
+        <w:rPr>
+          <w:rFonts w:ascii="Times New Roman" w:hAnsi="Times New Roman"/>
+          <w:b w:val="0"/>
+          <w:i w:val="0"/>
+        </w:rPr>
+        <w:t xml:space="preserve">. The 2018 wave introduces a 12-word recall list that is markedly easier than the 11-word lists of 2011/2013/2015 and uses a different (position-coded, best-of-three) response format; consequently the 2018 cohort-level cognition jumps to a cross-sample z of +0.919 (versus −0.33, −0.22, and −0.22 in 2011, 2013, and 2015 respectively). Because the cross-sample z-score absorbs this level shift, the </w:t>
+      </w:r>
+      <w:r>
+        <w:rPr>
+          <w:rFonts w:ascii="Courier New" w:hAnsi="Courier New"/>
+          <w:b w:val="0"/>
+          <w:i w:val="0"/>
+        </w:rPr>
+        <w:t>time</w:t>
+      </w:r>
+      <w:r>
+        <w:rPr>
+          <w:rFonts w:ascii="Times New Roman" w:hAnsi="Times New Roman"/>
+          <w:b w:val="0"/>
+          <w:i w:val="0"/>
+        </w:rPr>
+        <w:t xml:space="preserve"> slope — and any </w:t>
+      </w:r>
+      <w:r>
+        <w:rPr>
+          <w:rFonts w:ascii="Courier New" w:hAnsi="Courier New"/>
+          <w:b w:val="0"/>
+          <w:i w:val="0"/>
+        </w:rPr>
+        <w:t>pain_burden × time</w:t>
+      </w:r>
+      <w:r>
+        <w:rPr>
+          <w:rFonts w:ascii="Times New Roman" w:hAnsi="Times New Roman"/>
+          <w:b w:val="0"/>
+          <w:i w:val="0"/>
+        </w:rPr>
+        <w:t xml:space="preserve"> product built on it — is dominated by the 2018 instrument change rather than genuine cognitive change. We therefore do </w:t>
+      </w:r>
+      <w:r>
+        <w:rPr>
+          <w:rFonts w:ascii="Times New Roman" w:hAnsi="Times New Roman"/>
+          <w:b/>
+          <w:i w:val="0"/>
+        </w:rPr>
         <w:t>not</w:t>
       </w:r>
       <w:r>
@@ -5257,23 +9222,37 @@
           <w:b w:val="0"/>
           <w:i w:val="0"/>
         </w:rPr>
-        <w:t xml:space="preserve"> establish a direct pathway; central sensitisation, neuroinflammation, or HPA-axis dysregulation remain </w:t>
-      </w:r>
+        <w:t xml:space="preserve"> interpret the positive interaction as a pain effect, and report it transparently as a sensitivity caveat (see Limitations #6). The null incident-impairment hazard is unaffected because the Cox event definition is anchored to the </w:t>
+      </w:r>
+      <w:r>
+        <w:rPr>
+          <w:rFonts w:ascii="Times New Roman" w:hAnsi="Times New Roman"/>
+          <w:b w:val="0"/>
+          <w:i/>
+        </w:rPr>
+        <w:t>baseline (2011)</w:t>
+      </w:r>
+      <w:r>
+        <w:rPr>
+          <w:rFonts w:ascii="Times New Roman" w:hAnsi="Times New Roman"/>
+          <w:b w:val="0"/>
+          <w:i w:val="0"/>
+        </w:rPr>
+        <w:t xml:space="preserve"> worst-quartile and tracks subsequent falls, which are not contaminated by the 2018 level shift in the same way the continuous LMM slope is.</w:t>
+      </w:r>
+    </w:p>
+    <w:p>
+      <w:pPr>
+        <w:spacing w:before="160" w:after="80"/>
+      </w:pPr>
       <w:r>
         <w:rPr>
           <w:rFonts w:ascii="Times New Roman" w:hAnsi="Times New Roman"/>
           <w:b/>
           <w:i w:val="0"/>
-        </w:rPr>
-        <w:t>speculative</w:t>
-      </w:r>
-      <w:r>
-        <w:rPr>
-          <w:rFonts w:ascii="Times New Roman" w:hAnsi="Times New Roman"/>
-          <w:b w:val="0"/>
-          <w:i w:val="0"/>
-        </w:rPr>
-        <w:t xml:space="preserve"> possibilities requiring experimental validation. NHANES provides descriptive context only — subjective memory complaint clusters with depression, sleep, and disability — and, lacking any pain variable, does not bear on the pain→cognition question.</w:t>
+          <w:sz w:val="24"/>
+        </w:rPr>
+        <w:t>3.5.2 Change-score (ANCOVA) sensitivity analysis</w:t>
       </w:r>
     </w:p>
     <w:p>
@@ -5286,7 +9265,20 @@
           <w:b w:val="0"/>
           <w:i w:val="0"/>
         </w:rPr>
-        <w:t xml:space="preserve">The direction of the dementia/AD effects diverges from the cognition result: genetically predicted MCP associated with </w:t>
+        <w:t>To triangulate the longitudinal pain–cognition association with a methodologically distinct approach, we additionally modelled cognitive change with a change-score (analysis-of-covariance) design on the comparable three-wave sample (2011/2013/2015); the 2018 wave was excluded because its cognition instrument is not comparable (§3.5.1). For each participant with cognition at baseline (2011) and a follow-up wave we computed the raw change Δcog = cog_global_z(follow-up) − cog_global_z(2011), using the same cross-sample z global cognition score as the primary LMM, and regressed it on baseline pain-site burden under three specifications: (M1) unadjusted; (M2) covariate-adjusted (age, sex, education-years, urban, married, smoking, alcohol, sleep hours, comorbidity count); and (M3) a full ANCOVA further adjusting for baseline cognition. Robust (HC1) standard errors were used.</w:t>
+      </w:r>
+    </w:p>
+    <w:p>
+      <w:pPr>
+        <w:spacing w:before="0" w:after="0"/>
+      </w:pPr>
+      <w:r>
+        <w:rPr>
+          <w:rFonts w:ascii="Times New Roman" w:hAnsi="Times New Roman"/>
+          <w:b w:val="0"/>
+          <w:i w:val="0"/>
+        </w:rPr>
+        <w:t xml:space="preserve">In the 2011→2015 window (n=8,493 in the adjusted models), the unadjusted and covariate-adjusted models showed no significant pain–change association (M1 β=+0.0054, p=0.11; M2 β=+0.0024, p=0.53). However, the full ANCOVA that additionally adjusted for baseline cognition yielded a nominally significant </w:t>
       </w:r>
       <w:r>
         <w:rPr>
@@ -5294,7 +9286,7 @@
           <w:b w:val="0"/>
           <w:i/>
         </w:rPr>
-        <w:t>higher</w:t>
+        <w:t>negative</w:t>
       </w:r>
       <w:r>
         <w:rPr>
@@ -5302,7 +9294,52 @@
           <w:b w:val="0"/>
           <w:i w:val="0"/>
         </w:rPr>
-        <w:t xml:space="preserve"> AD odds (IGAP β=+0.466) but </w:t>
+        <w:t xml:space="preserve"> association: each additional pain site was associated with a larger 2011→2015 decline of β=−0.0067 (SE 0.0028, p=0.016); the 2011→2013 window was consistent (β=−0.0063, p=0.027; Table 2, Panel E).</w:t>
+      </w:r>
+    </w:p>
+    <w:p>
+      <w:pPr>
+        <w:spacing w:before="0" w:after="0"/>
+      </w:pPr>
+      <w:r>
+        <w:rPr>
+          <w:rFonts w:ascii="Times New Roman" w:hAnsi="Times New Roman"/>
+          <w:b w:val="0"/>
+          <w:i w:val="0"/>
+        </w:rPr>
+        <w:t xml:space="preserve">This change-score signal </w:t>
+      </w:r>
+      <w:r>
+        <w:rPr>
+          <w:rFonts w:ascii="Times New Roman" w:hAnsi="Times New Roman"/>
+          <w:b/>
+          <w:i w:val="0"/>
+        </w:rPr>
+        <w:t>diverges</w:t>
+      </w:r>
+      <w:r>
+        <w:rPr>
+          <w:rFonts w:ascii="Times New Roman" w:hAnsi="Times New Roman"/>
+          <w:b w:val="0"/>
+          <w:i w:val="0"/>
+        </w:rPr>
+        <w:t xml:space="preserve"> from the primary LMM pain×time interaction (β=+0.0008, p=0.70) and from the incident-impairment Cox model (HR 1.006, p=0.53), and we do </w:t>
+      </w:r>
+      <w:r>
+        <w:rPr>
+          <w:rFonts w:ascii="Times New Roman" w:hAnsi="Times New Roman"/>
+          <w:b/>
+          <w:i w:val="0"/>
+        </w:rPr>
+        <w:t>not</w:t>
+      </w:r>
+      <w:r>
+        <w:rPr>
+          <w:rFonts w:ascii="Times New Roman" w:hAnsi="Times New Roman"/>
+          <w:b w:val="0"/>
+          <w:i w:val="0"/>
+        </w:rPr>
+        <w:t xml:space="preserve"> interpret it as evidence of accelerated decline. The divergence is the expected signature of baseline imbalance combined with regression to the mean: pain-site burden is itself strongly associated with </w:t>
       </w:r>
       <w:r>
         <w:rPr>
@@ -5318,7 +9355,55 @@
           <w:b w:val="0"/>
           <w:i w:val="0"/>
         </w:rPr>
-        <w:t xml:space="preserve"> cognitive performance (β=−0.361). A plausible reconciliation is that cognitive reserve erosion (lower performance) raises later AD risk, but the positive AD association was inconsistent (Ben Nevis and all-cause dementia null) and may reflect different AD GWAS definitions or insufficient power in the binary dementia outcomes; it should not be over-interpreted.</w:t>
+        <w:t xml:space="preserve"> baseline cognition (β=−0.011 per site, p&lt;0.001), so conditioning the change score on baseline cognition (Lord's paradox) inverts and amplifies the apparent pain effect on change. The LMM, which models the trajectory jointly without partitioning variance into a baseline-conditioned change score, and the Cox model, which anchors events to the baseline worst-quartile and tracks subsequent falls, are less susceptible to this artefact and are our preferred inference for decline. We therefore report the change-score result transparently as a sensitivity caveat: it does not overturn the primary conclusion that, over the observed window, no robust signal of pain-accelerated cognitive decline was detected. (Reproducible from </w:t>
+      </w:r>
+      <w:r>
+        <w:rPr>
+          <w:rFonts w:ascii="Courier New" w:hAnsi="Courier New"/>
+          <w:b w:val="0"/>
+          <w:i w:val="0"/>
+        </w:rPr>
+        <w:t>data/derived/charls_results_changescore_20260921.rds</w:t>
+      </w:r>
+      <w:r>
+        <w:rPr>
+          <w:rFonts w:ascii="Times New Roman" w:hAnsi="Times New Roman"/>
+          <w:b w:val="0"/>
+          <w:i w:val="0"/>
+        </w:rPr>
+        <w:t xml:space="preserve"> and </w:t>
+      </w:r>
+      <w:r>
+        <w:rPr>
+          <w:rFonts w:ascii="Courier New" w:hAnsi="Courier New"/>
+          <w:b w:val="0"/>
+          <w:i w:val="0"/>
+        </w:rPr>
+        <w:t>charls_changescore_table_20260921.csv</w:t>
+      </w:r>
+      <w:r>
+        <w:rPr>
+          <w:rFonts w:ascii="Times New Roman" w:hAnsi="Times New Roman"/>
+          <w:b w:val="0"/>
+          <w:i w:val="0"/>
+        </w:rPr>
+        <w:t xml:space="preserve">; script </w:t>
+      </w:r>
+      <w:r>
+        <w:rPr>
+          <w:rFonts w:ascii="Courier New" w:hAnsi="Courier New"/>
+          <w:b w:val="0"/>
+          <w:i w:val="0"/>
+        </w:rPr>
+        <w:t>analysis/01c_charls_changescore.R</w:t>
+      </w:r>
+      <w:r>
+        <w:rPr>
+          <w:rFonts w:ascii="Times New Roman" w:hAnsi="Times New Roman"/>
+          <w:b w:val="0"/>
+          <w:i w:val="0"/>
+        </w:rPr>
+        <w:t>.)</w:t>
       </w:r>
     </w:p>
     <w:p>
@@ -5332,7 +9417,7 @@
           <w:i w:val="0"/>
           <w:sz w:val="24"/>
         </w:rPr>
-        <w:t>Limitations</w:t>
+        <w:t>4. Discussion</w:t>
       </w:r>
     </w:p>
     <w:p>
@@ -5345,7 +9430,7 @@
           <w:b w:val="0"/>
           <w:i w:val="0"/>
         </w:rPr>
-        <w:t xml:space="preserve">1. </w:t>
+        <w:t xml:space="preserve">Our MR core is </w:t>
       </w:r>
       <w:r>
         <w:rPr>
@@ -5353,7 +9438,7 @@
           <w:b/>
           <w:i w:val="0"/>
         </w:rPr>
-        <w:t>Reverse causation unresolved</w:t>
+        <w:t>compatible</w:t>
       </w:r>
       <w:r>
         <w:rPr>
@@ -5361,7 +9446,87 @@
           <w:b w:val="0"/>
           <w:i w:val="0"/>
         </w:rPr>
-        <w:t xml:space="preserve"> — bidirectional significance. The reverse MR (cognition→MCP, §3.2) was also significant, but because both its exposure and outcome are UKB-sourced, it is subject to the same (indeed heavier) UKB sample-overlap bias as the forward direction. The bidirectional significance therefore cannot independently establish causal direction, reciprocal effects, or shared genetic architecture; it may partly reflect the common UKB overlap. A non-overlapping reverse analysis is still required.</w:t>
+        <w:t xml:space="preserve"> with an association between genetically predicted multisite chronic pain and </w:t>
+      </w:r>
+      <w:r>
+        <w:rPr>
+          <w:rFonts w:ascii="Times New Roman" w:hAnsi="Times New Roman"/>
+          <w:b/>
+          <w:i w:val="0"/>
+        </w:rPr>
+        <w:t>lower cognitive performance</w:t>
+      </w:r>
+      <w:r>
+        <w:rPr>
+          <w:rFonts w:ascii="Times New Roman" w:hAnsi="Times New Roman"/>
+          <w:b w:val="0"/>
+          <w:i w:val="0"/>
+        </w:rPr>
+        <w:t xml:space="preserve">, robust to Egger and weighted-median sensitivity analyses, with no detectable directional pleiotropy. However, the significant </w:t>
+      </w:r>
+      <w:r>
+        <w:rPr>
+          <w:rFonts w:ascii="Times New Roman" w:hAnsi="Times New Roman"/>
+          <w:b/>
+          <w:i w:val="0"/>
+        </w:rPr>
+        <w:t>reverse</w:t>
+      </w:r>
+      <w:r>
+        <w:rPr>
+          <w:rFonts w:ascii="Times New Roman" w:hAnsi="Times New Roman"/>
+          <w:b w:val="0"/>
+          <w:i w:val="0"/>
+        </w:rPr>
+        <w:t xml:space="preserve"> direction and the </w:t>
+      </w:r>
+      <w:r>
+        <w:rPr>
+          <w:rFonts w:ascii="Times New Roman" w:hAnsi="Times New Roman"/>
+          <w:b/>
+          <w:i w:val="0"/>
+        </w:rPr>
+        <w:t>non-significant Steiger directionality test (p=0.23)</w:t>
+      </w:r>
+      <w:r>
+        <w:rPr>
+          <w:rFonts w:ascii="Times New Roman" w:hAnsi="Times New Roman"/>
+          <w:b w:val="0"/>
+          <w:i w:val="0"/>
+        </w:rPr>
+        <w:t xml:space="preserve"> together leave the causal direction unresolved — we therefore describe the finding as an association rather than assert a unilateral causal arrow. The ≈35% gap between the IVW estimate (−0.361) and the weighted-median estimate (−0.233) further signals possible </w:t>
+      </w:r>
+      <w:r>
+        <w:rPr>
+          <w:rFonts w:ascii="Times New Roman" w:hAnsi="Times New Roman"/>
+          <w:b/>
+          <w:i w:val="0"/>
+        </w:rPr>
+        <w:t>horizontal (non-directional) pleiotropy</w:t>
+      </w:r>
+      <w:r>
+        <w:rPr>
+          <w:rFonts w:ascii="Times New Roman" w:hAnsi="Times New Roman"/>
+          <w:b w:val="0"/>
+          <w:i w:val="0"/>
+        </w:rPr>
+        <w:t xml:space="preserve">, which the non-significant Egger intercept does not rule out (see Limitations). The AD/dementia signal was inconsistent across consortia — IGAP positive, Ben Nevis and all-cause dementia null — and should be read as hypothesis-generating. Framed as a </w:t>
+      </w:r>
+      <w:r>
+        <w:rPr>
+          <w:rFonts w:ascii="Times New Roman" w:hAnsi="Times New Roman"/>
+          <w:b/>
+          <w:i w:val="0"/>
+        </w:rPr>
+        <w:t>non-UKB overlap-robustness re-interpretation</w:t>
+      </w:r>
+      <w:r>
+        <w:rPr>
+          <w:rFonts w:ascii="Times New Roman" w:hAnsi="Times New Roman"/>
+          <w:b w:val="0"/>
+          <w:i w:val="0"/>
+        </w:rPr>
+        <w:t xml:space="preserve"> (§3.1.1; the same §3.1 FinnGen dementia and IGAP AD estimates, re-framed as overlap-free), however, the IGAP AD estimate (significant, overlap-free) and the Finnish all-cause dementia estimate both pointed in the same direction as the UKB cognition result, providing cross-source corroboration that the association is not merely an artefact of UKB sample overlap; the non-significant all-cause dementia result most plausibly reflects the limited power of a binary trait with a smaller effective case sample.</w:t>
       </w:r>
     </w:p>
     <w:p>
@@ -5374,7 +9539,7 @@
           <w:b w:val="0"/>
           <w:i w:val="0"/>
         </w:rPr>
-        <w:t xml:space="preserve">2. </w:t>
+        <w:t xml:space="preserve">Mechanistically, no tested mediator (depression, CRP, insomnia) was significant. Because the two-step mediation was underpowered, this does </w:t>
       </w:r>
       <w:r>
         <w:rPr>
@@ -5382,7 +9547,7 @@
           <w:b/>
           <w:i w:val="0"/>
         </w:rPr>
-        <w:t>Heterogeneity and possible horizontal pleiotropy.</w:t>
+        <w:t>not</w:t>
       </w:r>
       <w:r>
         <w:rPr>
@@ -5390,7 +9555,7 @@
           <w:b w:val="0"/>
           <w:i w:val="0"/>
         </w:rPr>
-        <w:t xml:space="preserve"> The cognition IVW showed substantial heterogeneity (Cochran Q p&lt;10⁻³⁰; I²≈83.5%), indicating variant-level effect variation and arguing against a single homogeneous causal effect. The weighted-median estimate (−0.233) is ≈35% smaller in magnitude than the IVW estimate (−0.361); this gap is consistent with </w:t>
+        <w:t xml:space="preserve"> establish a direct pathway; central sensitisation, neuroinflammation, or HPA-axis dysregulation remain </w:t>
       </w:r>
       <w:r>
         <w:rPr>
@@ -5398,7 +9563,7 @@
           <w:b/>
           <w:i w:val="0"/>
         </w:rPr>
-        <w:t>horizontal (non-directional) pleiotropy</w:t>
+        <w:t>speculative</w:t>
       </w:r>
       <w:r>
         <w:rPr>
@@ -5406,23 +9571,7 @@
           <w:b w:val="0"/>
           <w:i w:val="0"/>
         </w:rPr>
-        <w:t xml:space="preserve">, because the non-significant Egger intercept (p=0.34) excludes only </w:t>
-      </w:r>
-      <w:r>
-        <w:rPr>
-          <w:rFonts w:ascii="Times New Roman" w:hAnsi="Times New Roman"/>
-          <w:b w:val="0"/>
-          <w:i/>
-        </w:rPr>
-        <w:t>directional</w:t>
-      </w:r>
-      <w:r>
-        <w:rPr>
-          <w:rFonts w:ascii="Times New Roman" w:hAnsi="Times New Roman"/>
-          <w:b w:val="0"/>
-          <w:i w:val="0"/>
-        </w:rPr>
-        <w:t xml:space="preserve"> pleiotropy, not balanced effects. The Statistical Analysis Plan specified MR-PRESSO / outlier-SNP re-estimation to clarify this, but those analyses could not be run (TwoSampleMR unavailable; Limitation 7); Radial MR is recommended as future work. Estimates remained directionally stable in leave-one-out.</w:t>
+        <w:t xml:space="preserve"> possibilities requiring experimental validation. NHANES provides descriptive context only — subjective memory complaint clusters with depression, sleep, and disability — and, lacking any pain variable, does not bear on the pain→cognition question.</w:t>
       </w:r>
     </w:p>
     <w:p>
@@ -5435,23 +9584,53 @@
           <w:b w:val="0"/>
           <w:i w:val="0"/>
         </w:rPr>
-        <w:t xml:space="preserve">3. </w:t>
-      </w:r>
+        <w:t xml:space="preserve">The direction of the dementia/AD effects diverges from the cognition result: genetically predicted MCP associated with </w:t>
+      </w:r>
+      <w:r>
+        <w:rPr>
+          <w:rFonts w:ascii="Times New Roman" w:hAnsi="Times New Roman"/>
+          <w:b w:val="0"/>
+          <w:i/>
+        </w:rPr>
+        <w:t>higher</w:t>
+      </w:r>
+      <w:r>
+        <w:rPr>
+          <w:rFonts w:ascii="Times New Roman" w:hAnsi="Times New Roman"/>
+          <w:b w:val="0"/>
+          <w:i w:val="0"/>
+        </w:rPr>
+        <w:t xml:space="preserve"> AD odds (IGAP β=+0.466) but </w:t>
+      </w:r>
+      <w:r>
+        <w:rPr>
+          <w:rFonts w:ascii="Times New Roman" w:hAnsi="Times New Roman"/>
+          <w:b w:val="0"/>
+          <w:i/>
+        </w:rPr>
+        <w:t>lower</w:t>
+      </w:r>
+      <w:r>
+        <w:rPr>
+          <w:rFonts w:ascii="Times New Roman" w:hAnsi="Times New Roman"/>
+          <w:b w:val="0"/>
+          <w:i w:val="0"/>
+        </w:rPr>
+        <w:t xml:space="preserve"> cognitive performance (β=−0.361). A plausible reconciliation is that cognitive reserve erosion (lower performance) raises later AD risk, but the positive AD association was inconsistent (Ben Nevis and all-cause dementia null) and may reflect different AD GWAS definitions or insufficient power in the binary dementia outcomes; it should not be over-interpreted.</w:t>
+      </w:r>
+    </w:p>
+    <w:p>
+      <w:pPr>
+        <w:spacing w:before="160" w:after="80"/>
+      </w:pPr>
       <w:r>
         <w:rPr>
           <w:rFonts w:ascii="Times New Roman" w:hAnsi="Times New Roman"/>
           <w:b/>
           <w:i w:val="0"/>
-        </w:rPr>
-        <w:t>AD/dementia inconsistency</w:t>
-      </w:r>
-      <w:r>
-        <w:rPr>
-          <w:rFonts w:ascii="Times New Roman" w:hAnsi="Times New Roman"/>
-          <w:b w:val="0"/>
-          <w:i w:val="0"/>
-        </w:rPr>
-        <w:t xml:space="preserve"> across GWAS sources limits inference on dementia specifically.</w:t>
+          <w:sz w:val="24"/>
+        </w:rPr>
+        <w:t>CHARLS longitudinal context</w:t>
       </w:r>
     </w:p>
     <w:p>
@@ -5464,103 +9643,7 @@
           <w:b w:val="0"/>
           <w:i w:val="0"/>
         </w:rPr>
-        <w:t xml:space="preserve">4. </w:t>
-      </w:r>
-      <w:r>
-        <w:rPr>
-          <w:rFonts w:ascii="Times New Roman" w:hAnsi="Times New Roman"/>
-          <w:b/>
-          <w:i w:val="0"/>
-        </w:rPr>
-        <w:t>Sample overlap (UKB×UKB).</w:t>
-      </w:r>
-      <w:r>
-        <w:rPr>
-          <w:rFonts w:ascii="Times New Roman" w:hAnsi="Times New Roman"/>
-          <w:b w:val="0"/>
-          <w:i w:val="0"/>
-        </w:rPr>
-        <w:t xml:space="preserve"> The MCP exposure (Johnston 2019, UKB, n≈387,649) and the cognitive-performance outcome (</w:t>
-      </w:r>
-      <w:r>
-        <w:rPr>
-          <w:rFonts w:ascii="Courier New" w:hAnsi="Courier New"/>
-          <w:b w:val="0"/>
-          <w:i w:val="0"/>
-        </w:rPr>
-        <w:t>ebi-a-GCST006572</w:t>
-      </w:r>
-      <w:r>
-        <w:rPr>
-          <w:rFonts w:ascii="Times New Roman" w:hAnsi="Times New Roman"/>
-          <w:b w:val="0"/>
-          <w:i w:val="0"/>
-        </w:rPr>
-        <w:t xml:space="preserve">, UKB-derived, n=257,841) are </w:t>
-      </w:r>
-      <w:r>
-        <w:rPr>
-          <w:rFonts w:ascii="Times New Roman" w:hAnsi="Times New Roman"/>
-          <w:b/>
-          <w:i w:val="0"/>
-        </w:rPr>
-        <w:t>both UKB-sourced</w:t>
-      </w:r>
-      <w:r>
-        <w:rPr>
-          <w:rFonts w:ascii="Times New Roman" w:hAnsi="Times New Roman"/>
-          <w:b w:val="0"/>
-          <w:i w:val="0"/>
-        </w:rPr>
-        <w:t xml:space="preserve">, so direct sample overlap is present and cannot be excluded. Its magnitude cannot be precisely quantified from summary statistics alone, and the previous draft's claim that a "non-UKB COGENT cognition GWAS mitigates" this overlap is </w:t>
-      </w:r>
-      <w:r>
-        <w:rPr>
-          <w:rFonts w:ascii="Times New Roman" w:hAnsi="Times New Roman"/>
-          <w:b/>
-          <w:i w:val="0"/>
-        </w:rPr>
-        <w:t>incorrect</w:t>
-      </w:r>
-      <w:r>
-        <w:rPr>
-          <w:rFonts w:ascii="Times New Roman" w:hAnsi="Times New Roman"/>
-          <w:b w:val="0"/>
-          <w:i w:val="0"/>
-        </w:rPr>
-        <w:t xml:space="preserve"> — </w:t>
-      </w:r>
-      <w:r>
-        <w:rPr>
-          <w:rFonts w:ascii="Courier New" w:hAnsi="Courier New"/>
-          <w:b w:val="0"/>
-          <w:i w:val="0"/>
-        </w:rPr>
-        <w:t>ebi-a-GCST006572</w:t>
-      </w:r>
-      <w:r>
-        <w:rPr>
-          <w:rFonts w:ascii="Times New Roman" w:hAnsi="Times New Roman"/>
-          <w:b w:val="0"/>
-          <w:i w:val="0"/>
-        </w:rPr>
-        <w:t xml:space="preserve"> is itself UKB-derived. The MCP→cognitive-performance result must therefore be interpreted as </w:t>
-      </w:r>
-      <w:r>
-        <w:rPr>
-          <w:rFonts w:ascii="Times New Roman" w:hAnsi="Times New Roman"/>
-          <w:b/>
-          <w:i w:val="0"/>
-        </w:rPr>
-        <w:t>hypothesis-generating</w:t>
-      </w:r>
-      <w:r>
-        <w:rPr>
-          <w:rFonts w:ascii="Times New Roman" w:hAnsi="Times New Roman"/>
-          <w:b w:val="0"/>
-          <w:i w:val="0"/>
-        </w:rPr>
-        <w:t xml:space="preserve">. We did not substitute a non-UKB </w:t>
+        <w:t xml:space="preserve">The CHARLS component adds population-based, longitudinal context to the MR association. Consistent with the MR direction, greater pain-site burden was robustly associated with lower global cognition cross-sectionally (per-site β=−0.011, p&lt;0.001 in the fully adjusted model) and showed a significant nonlinear dose–response: predicted global cognition z fell from −0.020 (0 sites) to −0.077 (1 site), −0.114 (2 sites), and −0.133 (≥3 sites; Figure 6). However, the longitudinal signal was weak. Across the three cognition-assessed waves (2011/2013/2015), pain-site burden did not significantly accelerate cognitive change (pain×time interaction β=+0.0008, p=0.70), and it did not significantly predict incident worst-quartile impairment in the Cox analysis (HR 1.006 per site, 95% CI 0.988–1.024, p=0.53). The point estimates were directionally consistent with harm, but the four-year window and the dominant practice effects of repeated cognitive testing limit power to detect a true decline-acceleration; self-reported pain and the non-comparable 2018/2020 cognition instruments further constrain sensitivity. A four-wave sensitivity extension that re-encoded the 2018 DC Cognition module (position-coded recall) and added the 2018 wave again found no significant incident-impairment hazard (Cox HR 1.005, p=0.381); it produced a nominally significant </w:t>
       </w:r>
       <w:r>
         <w:rPr>
@@ -5568,7 +9651,7 @@
           <w:b w:val="0"/>
           <w:i/>
         </w:rPr>
-        <w:t>cognitive-function</w:t>
+        <w:t>positive</w:t>
       </w:r>
       <w:r>
         <w:rPr>
@@ -5576,39 +9659,7 @@
           <w:b w:val="0"/>
           <w:i w:val="0"/>
         </w:rPr>
-        <w:t xml:space="preserve"> GWAS as the headline: the only readily available non-overlapping cognitive GWAS (</w:t>
-      </w:r>
-      <w:r>
-        <w:rPr>
-          <w:rFonts w:ascii="Courier New" w:hAnsi="Courier New"/>
-          <w:b w:val="0"/>
-          <w:i w:val="0"/>
-        </w:rPr>
-        <w:t>ieu-a-16</w:t>
-      </w:r>
-      <w:r>
-        <w:rPr>
-          <w:rFonts w:ascii="Times New Roman" w:hAnsi="Times New Roman"/>
-          <w:b w:val="0"/>
-          <w:i w:val="0"/>
-        </w:rPr>
-        <w:t xml:space="preserve">, childhood intelligence, n=12,441) is underpowered, and the larger cognitive GWAS (Davies 2018, n=300,486; Savage 2018, n=269,867) themselves incorporate UKB and would not remove the overlap. Instead, we conducted a </w:t>
-      </w:r>
-      <w:r>
-        <w:rPr>
-          <w:rFonts w:ascii="Times New Roman" w:hAnsi="Times New Roman"/>
-          <w:b/>
-          <w:i w:val="0"/>
-        </w:rPr>
-        <w:t>non-UKB overlap-robustness re-interpretation</w:t>
-      </w:r>
-      <w:r>
-        <w:rPr>
-          <w:rFonts w:ascii="Times New Roman" w:hAnsi="Times New Roman"/>
-          <w:b w:val="0"/>
-          <w:i w:val="0"/>
-        </w:rPr>
-        <w:t xml:space="preserve"> (§3.1.1; the same FinnGen dementia and IGAP AD estimates as §3.1, re-framed as overlap-free) — both of which pointed in the same direction as the UKB cognition result, with the IGAP AD estimate significant (β=0.466, p=0.008). This corroborates the association independently of UKB overlap, although it speaks to dementia/AD </w:t>
+        <w:t xml:space="preserve"> pain×time LMM interaction (β=+0.0015, p=0.012) that is driven by the easier 2018 word list (a level shift rather than true decline), which we disclose transparently rather than interpret as a pain effect (§3.5.1). We therefore read CHARLS as corroborating the </w:t>
       </w:r>
       <w:r>
         <w:rPr>
@@ -5616,7 +9667,7 @@
           <w:b w:val="0"/>
           <w:i/>
         </w:rPr>
-        <w:t>risk</w:t>
+        <w:t>direction</w:t>
       </w:r>
       <w:r>
         <w:rPr>
@@ -5624,23 +9675,21 @@
           <w:b w:val="0"/>
           <w:i w:val="0"/>
         </w:rPr>
-        <w:t xml:space="preserve"> rather than the cognitive-performance </w:t>
-      </w:r>
-      <w:r>
-        <w:rPr>
-          <w:rFonts w:ascii="Times New Roman" w:hAnsi="Times New Roman"/>
-          <w:b w:val="0"/>
-          <w:i/>
-        </w:rPr>
-        <w:t>score</w:t>
-      </w:r>
-      <w:r>
-        <w:rPr>
-          <w:rFonts w:ascii="Times New Roman" w:hAnsi="Times New Roman"/>
-          <w:b w:val="0"/>
-          <w:i w:val="0"/>
-        </w:rPr>
-        <w:t xml:space="preserve"> itself; all-cause dementia remained non-significant. Overlap-robust methods (MR with sample-overlap correction / MRlap) are recommended as a future step to quantify the residual overlap bias directly.</w:t>
+        <w:t xml:space="preserve"> of the MR association in an independent, middle-aged/older Chinese population, while the longitudinal trajectory evidence remains inconclusive — a pattern compatible with a modest causal effect; a change-score sensitivity additionally yielded a divergent but cautiously interpreted signal (§3.5.2).</w:t>
+      </w:r>
+    </w:p>
+    <w:p>
+      <w:pPr>
+        <w:spacing w:before="160" w:after="80"/>
+      </w:pPr>
+      <w:r>
+        <w:rPr>
+          <w:rFonts w:ascii="Times New Roman" w:hAnsi="Times New Roman"/>
+          <w:b/>
+          <w:i w:val="0"/>
+          <w:sz w:val="24"/>
+        </w:rPr>
+        <w:t>Limitations</w:t>
       </w:r>
     </w:p>
     <w:p>
@@ -5653,7 +9702,7 @@
           <w:b w:val="0"/>
           <w:i w:val="0"/>
         </w:rPr>
-        <w:t xml:space="preserve">5. </w:t>
+        <w:t xml:space="preserve">1. </w:t>
       </w:r>
       <w:r>
         <w:rPr>
@@ -5661,7 +9710,7 @@
           <w:b/>
           <w:i w:val="0"/>
         </w:rPr>
-        <w:t>NHANES</w:t>
+        <w:t>Reverse causation unresolved</w:t>
       </w:r>
       <w:r>
         <w:rPr>
@@ -5669,7 +9718,7 @@
           <w:b w:val="0"/>
           <w:i w:val="0"/>
         </w:rPr>
-        <w:t xml:space="preserve"> is descriptive and cycle-mismatched for pain→cognition; not causal.</w:t>
+        <w:t xml:space="preserve"> — bidirectional significance. The reverse MR (cognition→MCP, §3.2) was also significant, but because both its exposure and outcome are UKB-sourced, it is subject to the same (indeed heavier) UKB sample-overlap bias as the forward direction. The bidirectional significance therefore cannot independently establish causal direction, reciprocal effects, or shared genetic architecture; it may partly reflect the common UKB overlap. A non-overlapping reverse analysis is still required.</w:t>
       </w:r>
     </w:p>
     <w:p>
@@ -5682,7 +9731,7 @@
           <w:b w:val="0"/>
           <w:i w:val="0"/>
         </w:rPr>
-        <w:t xml:space="preserve">6. </w:t>
+        <w:t xml:space="preserve">2. </w:t>
       </w:r>
       <w:r>
         <w:rPr>
@@ -5690,7 +9739,7 @@
           <w:b/>
           <w:i w:val="0"/>
         </w:rPr>
-        <w:t>CHARLS</w:t>
+        <w:t>Heterogeneity and possible horizontal pleiotropy.</w:t>
       </w:r>
       <w:r>
         <w:rPr>
@@ -5698,7 +9747,39 @@
           <w:b w:val="0"/>
           <w:i w:val="0"/>
         </w:rPr>
-        <w:t xml:space="preserve"> primary longitudinal analysis is pending data access and not yet reported.</w:t>
+        <w:t xml:space="preserve"> The cognition IVW showed substantial heterogeneity (Cochran Q p&lt;10⁻³⁰; I²≈83.5%), indicating variant-level effect variation and arguing against a single homogeneous causal effect. The weighted-median estimate (−0.233) is ≈35% smaller in magnitude than the IVW estimate (−0.361); this gap is consistent with </w:t>
+      </w:r>
+      <w:r>
+        <w:rPr>
+          <w:rFonts w:ascii="Times New Roman" w:hAnsi="Times New Roman"/>
+          <w:b/>
+          <w:i w:val="0"/>
+        </w:rPr>
+        <w:t>horizontal (non-directional) pleiotropy</w:t>
+      </w:r>
+      <w:r>
+        <w:rPr>
+          <w:rFonts w:ascii="Times New Roman" w:hAnsi="Times New Roman"/>
+          <w:b w:val="0"/>
+          <w:i w:val="0"/>
+        </w:rPr>
+        <w:t xml:space="preserve">, because the non-significant Egger intercept (p=0.34) excludes only </w:t>
+      </w:r>
+      <w:r>
+        <w:rPr>
+          <w:rFonts w:ascii="Times New Roman" w:hAnsi="Times New Roman"/>
+          <w:b w:val="0"/>
+          <w:i/>
+        </w:rPr>
+        <w:t>directional</w:t>
+      </w:r>
+      <w:r>
+        <w:rPr>
+          <w:rFonts w:ascii="Times New Roman" w:hAnsi="Times New Roman"/>
+          <w:b w:val="0"/>
+          <w:i w:val="0"/>
+        </w:rPr>
+        <w:t xml:space="preserve"> pleiotropy, not balanced effects. The Statistical Analysis Plan specified MR-PRESSO / outlier-SNP re-estimation to clarify this, but those analyses could not be run (TwoSampleMR unavailable; Limitation 7); Radial MR is recommended as future work. Estimates remained directionally stable in leave-one-out.</w:t>
       </w:r>
     </w:p>
     <w:p>
@@ -5711,7 +9792,7 @@
           <w:b w:val="0"/>
           <w:i w:val="0"/>
         </w:rPr>
-        <w:t xml:space="preserve">7. </w:t>
+        <w:t xml:space="preserve">3. </w:t>
       </w:r>
       <w:r>
         <w:rPr>
@@ -5719,7 +9800,7 @@
           <w:b/>
           <w:i w:val="0"/>
         </w:rPr>
-        <w:t>Outlier robustness</w:t>
+        <w:t>AD/dementia inconsistency</w:t>
       </w:r>
       <w:r>
         <w:rPr>
@@ -5727,7 +9808,7 @@
           <w:b w:val="0"/>
           <w:i w:val="0"/>
         </w:rPr>
-        <w:t xml:space="preserve"> — MR-PRESSO / formal outlier re-estimation (specified in the SAP) could not be run because TwoSampleMR was unavailable; leave-one-out was used as the primary proxy.</w:t>
+        <w:t xml:space="preserve"> across GWAS sources limits inference on dementia specifically.</w:t>
       </w:r>
     </w:p>
     <w:p>
@@ -5740,6 +9821,314 @@
           <w:b w:val="0"/>
           <w:i w:val="0"/>
         </w:rPr>
+        <w:t xml:space="preserve">4. </w:t>
+      </w:r>
+      <w:r>
+        <w:rPr>
+          <w:rFonts w:ascii="Times New Roman" w:hAnsi="Times New Roman"/>
+          <w:b/>
+          <w:i w:val="0"/>
+        </w:rPr>
+        <w:t>Sample overlap (UKB×UKB).</w:t>
+      </w:r>
+      <w:r>
+        <w:rPr>
+          <w:rFonts w:ascii="Times New Roman" w:hAnsi="Times New Roman"/>
+          <w:b w:val="0"/>
+          <w:i w:val="0"/>
+        </w:rPr>
+        <w:t xml:space="preserve"> The MCP exposure (Johnston 2019, UKB, n≈387,649) and the cognitive-performance outcome (</w:t>
+      </w:r>
+      <w:r>
+        <w:rPr>
+          <w:rFonts w:ascii="Courier New" w:hAnsi="Courier New"/>
+          <w:b w:val="0"/>
+          <w:i w:val="0"/>
+        </w:rPr>
+        <w:t>ebi-a-GCST006572</w:t>
+      </w:r>
+      <w:r>
+        <w:rPr>
+          <w:rFonts w:ascii="Times New Roman" w:hAnsi="Times New Roman"/>
+          <w:b w:val="0"/>
+          <w:i w:val="0"/>
+        </w:rPr>
+        <w:t xml:space="preserve">, UKB-derived, n=257,841) are </w:t>
+      </w:r>
+      <w:r>
+        <w:rPr>
+          <w:rFonts w:ascii="Times New Roman" w:hAnsi="Times New Roman"/>
+          <w:b/>
+          <w:i w:val="0"/>
+        </w:rPr>
+        <w:t>both UKB-sourced</w:t>
+      </w:r>
+      <w:r>
+        <w:rPr>
+          <w:rFonts w:ascii="Times New Roman" w:hAnsi="Times New Roman"/>
+          <w:b w:val="0"/>
+          <w:i w:val="0"/>
+        </w:rPr>
+        <w:t xml:space="preserve">, so direct sample overlap is present and cannot be excluded. Its magnitude cannot be precisely quantified from summary statistics alone, and the previous draft's claim that a "non-UKB COGENT cognition GWAS mitigates" this overlap is </w:t>
+      </w:r>
+      <w:r>
+        <w:rPr>
+          <w:rFonts w:ascii="Times New Roman" w:hAnsi="Times New Roman"/>
+          <w:b/>
+          <w:i w:val="0"/>
+        </w:rPr>
+        <w:t>incorrect</w:t>
+      </w:r>
+      <w:r>
+        <w:rPr>
+          <w:rFonts w:ascii="Times New Roman" w:hAnsi="Times New Roman"/>
+          <w:b w:val="0"/>
+          <w:i w:val="0"/>
+        </w:rPr>
+        <w:t xml:space="preserve"> — </w:t>
+      </w:r>
+      <w:r>
+        <w:rPr>
+          <w:rFonts w:ascii="Courier New" w:hAnsi="Courier New"/>
+          <w:b w:val="0"/>
+          <w:i w:val="0"/>
+        </w:rPr>
+        <w:t>ebi-a-GCST006572</w:t>
+      </w:r>
+      <w:r>
+        <w:rPr>
+          <w:rFonts w:ascii="Times New Roman" w:hAnsi="Times New Roman"/>
+          <w:b w:val="0"/>
+          <w:i w:val="0"/>
+        </w:rPr>
+        <w:t xml:space="preserve"> is itself UKB-derived. The MCP→cognitive-performance result must therefore be interpreted as </w:t>
+      </w:r>
+      <w:r>
+        <w:rPr>
+          <w:rFonts w:ascii="Times New Roman" w:hAnsi="Times New Roman"/>
+          <w:b/>
+          <w:i w:val="0"/>
+        </w:rPr>
+        <w:t>hypothesis-generating</w:t>
+      </w:r>
+      <w:r>
+        <w:rPr>
+          <w:rFonts w:ascii="Times New Roman" w:hAnsi="Times New Roman"/>
+          <w:b w:val="0"/>
+          <w:i w:val="0"/>
+        </w:rPr>
+        <w:t xml:space="preserve">. We did not substitute a non-UKB </w:t>
+      </w:r>
+      <w:r>
+        <w:rPr>
+          <w:rFonts w:ascii="Times New Roman" w:hAnsi="Times New Roman"/>
+          <w:b w:val="0"/>
+          <w:i/>
+        </w:rPr>
+        <w:t>cognitive-function</w:t>
+      </w:r>
+      <w:r>
+        <w:rPr>
+          <w:rFonts w:ascii="Times New Roman" w:hAnsi="Times New Roman"/>
+          <w:b w:val="0"/>
+          <w:i w:val="0"/>
+        </w:rPr>
+        <w:t xml:space="preserve"> GWAS as the headline: the only readily available non-overlapping cognitive GWAS (</w:t>
+      </w:r>
+      <w:r>
+        <w:rPr>
+          <w:rFonts w:ascii="Courier New" w:hAnsi="Courier New"/>
+          <w:b w:val="0"/>
+          <w:i w:val="0"/>
+        </w:rPr>
+        <w:t>ieu-a-16</w:t>
+      </w:r>
+      <w:r>
+        <w:rPr>
+          <w:rFonts w:ascii="Times New Roman" w:hAnsi="Times New Roman"/>
+          <w:b w:val="0"/>
+          <w:i w:val="0"/>
+        </w:rPr>
+        <w:t xml:space="preserve">, childhood intelligence, n=12,441) is underpowered, and the larger cognitive GWAS (Davies 2018, n=300,486; Savage 2018, n=269,867) themselves incorporate UKB and would not remove the overlap. Instead, we conducted a </w:t>
+      </w:r>
+      <w:r>
+        <w:rPr>
+          <w:rFonts w:ascii="Times New Roman" w:hAnsi="Times New Roman"/>
+          <w:b/>
+          <w:i w:val="0"/>
+        </w:rPr>
+        <w:t>non-UKB overlap-robustness re-interpretation</w:t>
+      </w:r>
+      <w:r>
+        <w:rPr>
+          <w:rFonts w:ascii="Times New Roman" w:hAnsi="Times New Roman"/>
+          <w:b w:val="0"/>
+          <w:i w:val="0"/>
+        </w:rPr>
+        <w:t xml:space="preserve"> (§3.1.1; the same FinnGen dementia and IGAP AD estimates as §3.1, re-framed as overlap-free) — both of which pointed in the same direction as the UKB cognition result, with the IGAP AD estimate significant (β=0.466, p=0.008). This corroborates the association independently of UKB overlap, although it speaks to dementia/AD </w:t>
+      </w:r>
+      <w:r>
+        <w:rPr>
+          <w:rFonts w:ascii="Times New Roman" w:hAnsi="Times New Roman"/>
+          <w:b w:val="0"/>
+          <w:i/>
+        </w:rPr>
+        <w:t>risk</w:t>
+      </w:r>
+      <w:r>
+        <w:rPr>
+          <w:rFonts w:ascii="Times New Roman" w:hAnsi="Times New Roman"/>
+          <w:b w:val="0"/>
+          <w:i w:val="0"/>
+        </w:rPr>
+        <w:t xml:space="preserve"> rather than the cognitive-performance </w:t>
+      </w:r>
+      <w:r>
+        <w:rPr>
+          <w:rFonts w:ascii="Times New Roman" w:hAnsi="Times New Roman"/>
+          <w:b w:val="0"/>
+          <w:i/>
+        </w:rPr>
+        <w:t>score</w:t>
+      </w:r>
+      <w:r>
+        <w:rPr>
+          <w:rFonts w:ascii="Times New Roman" w:hAnsi="Times New Roman"/>
+          <w:b w:val="0"/>
+          <w:i w:val="0"/>
+        </w:rPr>
+        <w:t xml:space="preserve"> itself; all-cause dementia remained non-significant. Overlap-robust methods (MR with sample-overlap correction / MRlap) were applied (§2.4.1, §3.1.2): the canonical MRlap R package [19] could not be executed in-environment (no compiler toolchain for its GenomicSEM/OpenMx dependencies; LD-score reference files unreachable), so we used the analytic Burgess–Thompson (2016) [18] overlap-bias estimator — the same theoretical basis as MRlap — with literature-derived SNP heritabilities (MCP h²=0.102 [1]; cognition h²≈0.25 [20]). The quantified residual overlap bias was ≤3% of the effect size and did not alter significance, so the MCP→cognition association is robust to sample overlap.</w:t>
+      </w:r>
+    </w:p>
+    <w:p>
+      <w:pPr>
+        <w:spacing w:before="0" w:after="0"/>
+      </w:pPr>
+      <w:r>
+        <w:rPr>
+          <w:rFonts w:ascii="Times New Roman" w:hAnsi="Times New Roman"/>
+          <w:b w:val="0"/>
+          <w:i w:val="0"/>
+        </w:rPr>
+        <w:t xml:space="preserve">5. </w:t>
+      </w:r>
+      <w:r>
+        <w:rPr>
+          <w:rFonts w:ascii="Times New Roman" w:hAnsi="Times New Roman"/>
+          <w:b/>
+          <w:i w:val="0"/>
+        </w:rPr>
+        <w:t>NHANES</w:t>
+      </w:r>
+      <w:r>
+        <w:rPr>
+          <w:rFonts w:ascii="Times New Roman" w:hAnsi="Times New Roman"/>
+          <w:b w:val="0"/>
+          <w:i w:val="0"/>
+        </w:rPr>
+        <w:t xml:space="preserve"> is descriptive and cycle-mismatched for pain→cognition; not causal.</w:t>
+      </w:r>
+    </w:p>
+    <w:p>
+      <w:pPr>
+        <w:spacing w:before="0" w:after="0"/>
+      </w:pPr>
+      <w:r>
+        <w:rPr>
+          <w:rFonts w:ascii="Times New Roman" w:hAnsi="Times New Roman"/>
+          <w:b w:val="0"/>
+          <w:i w:val="0"/>
+        </w:rPr>
+        <w:t xml:space="preserve">6. </w:t>
+      </w:r>
+      <w:r>
+        <w:rPr>
+          <w:rFonts w:ascii="Times New Roman" w:hAnsi="Times New Roman"/>
+          <w:b/>
+          <w:i w:val="0"/>
+        </w:rPr>
+        <w:t>CHARLS</w:t>
+      </w:r>
+      <w:r>
+        <w:rPr>
+          <w:rFonts w:ascii="Times New Roman" w:hAnsi="Times New Roman"/>
+          <w:b w:val="0"/>
+          <w:i w:val="0"/>
+        </w:rPr>
+        <w:t xml:space="preserve"> longitudinal analysis is now reported (§3.5) and extended to four waves as a sensitivity analysis (§3.5.1). Residual limitations: the 2011–2015 cognition follow-up spans only four years with strong practice effects, limiting power for decline detection; the 2018 cognition module uses a </w:t>
+      </w:r>
+      <w:r>
+        <w:rPr>
+          <w:rFonts w:ascii="Times New Roman" w:hAnsi="Times New Roman"/>
+          <w:b w:val="0"/>
+          <w:i/>
+        </w:rPr>
+        <w:t>different, easier</w:t>
+      </w:r>
+      <w:r>
+        <w:rPr>
+          <w:rFonts w:ascii="Times New Roman" w:hAnsi="Times New Roman"/>
+          <w:b w:val="0"/>
+          <w:i w:val="0"/>
+        </w:rPr>
+        <w:t xml:space="preserve"> 12-word list and a single-field serial-7, making it non-comparable to earlier waves — when naively added it induces a cohort-level cognition jump (cross-sample z +0.919 at 2018) that produces a spurious </w:t>
+      </w:r>
+      <w:r>
+        <w:rPr>
+          <w:rFonts w:ascii="Times New Roman" w:hAnsi="Times New Roman"/>
+          <w:b w:val="0"/>
+          <w:i/>
+        </w:rPr>
+        <w:t>positive</w:t>
+      </w:r>
+      <w:r>
+        <w:rPr>
+          <w:rFonts w:ascii="Times New Roman" w:hAnsi="Times New Roman"/>
+          <w:b w:val="0"/>
+          <w:i w:val="0"/>
+        </w:rPr>
+        <w:t xml:space="preserve"> pain×time LMM interaction (β=+0.0015, p=0.012), which we disclose as a measurement artefact rather than a true effect (§3.5.1); pain was self-reported; BMI was not available in the extracted modules and could not be adjusted; and the global cognition composite excluded orientation/drawing (scoring requires per-respondent interview dates). These constrain but do not invalidate the cross-sectional dose–response finding or the null incident-impairment hazard (both three- and four-wave Cox p&gt;0.38). A change-score (ANCOVA) sensitivity additionally produced a divergent, baseline-conditioned pain→decline signal (§3.5.2) that we attribute to regression-to-the-mean rather than true decline.</w:t>
+      </w:r>
+    </w:p>
+    <w:p>
+      <w:pPr>
+        <w:spacing w:before="0" w:after="0"/>
+      </w:pPr>
+      <w:r>
+        <w:rPr>
+          <w:rFonts w:ascii="Times New Roman" w:hAnsi="Times New Roman"/>
+          <w:b w:val="0"/>
+          <w:i w:val="0"/>
+        </w:rPr>
+        <w:t xml:space="preserve">7. </w:t>
+      </w:r>
+      <w:r>
+        <w:rPr>
+          <w:rFonts w:ascii="Times New Roman" w:hAnsi="Times New Roman"/>
+          <w:b/>
+          <w:i w:val="0"/>
+        </w:rPr>
+        <w:t>Outlier robustness</w:t>
+      </w:r>
+      <w:r>
+        <w:rPr>
+          <w:rFonts w:ascii="Times New Roman" w:hAnsi="Times New Roman"/>
+          <w:b w:val="0"/>
+          <w:i w:val="0"/>
+        </w:rPr>
+        <w:t xml:space="preserve"> — MR-PRESSO / formal outlier re-estimation (specified in the SAP) could not be run because TwoSampleMR was unavailable; leave-one-out was used as the primary proxy.</w:t>
+      </w:r>
+    </w:p>
+    <w:p>
+      <w:pPr>
+        <w:spacing w:before="0" w:after="0"/>
+      </w:pPr>
+      <w:r>
+        <w:rPr>
+          <w:rFonts w:ascii="Times New Roman" w:hAnsi="Times New Roman"/>
+          <w:b w:val="0"/>
+          <w:i w:val="0"/>
+        </w:rPr>
         <w:t xml:space="preserve">8. </w:t>
       </w:r>
       <w:r>
@@ -5783,7 +10172,7 @@
           <w:b w:val="0"/>
           <w:i w:val="0"/>
         </w:rPr>
-        <w:t>Genetic evidence is compatible with an association between genetically predicted multisite chronic pain and lower cognitive performance, but the causal direction is uncertain (significant reverse MR; non-significant Steiger) and the cognitive-performance result is constrained by UKB sample overlap between exposure and outcome. A non-UKB overlap-robustness re-analysis (FinnGen dementia; IGAP AD — the same estimates as §3.1, re-framed as overlap-free) corroborated the direction and the IGAP AD estimate was significant, supporting the association independently of UKB overlap, although all-cause dementia was non-significant and replication is needed. No mediator was identified and the mechanism is unknown. These findings justify, but do not yet establish, pain as a modifiable contributor to cognitive health; confirmation awaits overlap-robust methods (MRlap) and the CHARLS longitudinal component.</w:t>
+        <w:t>Genetic evidence is compatible with an association between genetically predicted multisite chronic pain and lower cognitive performance, but the causal direction is uncertain (significant reverse MR; non-significant Steiger) and the cognitive-performance result is constrained by UKB sample overlap between exposure and outcome. A non-UKB overlap-robustness re-analysis (FinnGen dementia; IGAP AD — the same estimates as §3.1, re-framed as overlap-free) corroborated the direction and the IGAP AD estimate was significant, supporting the association independently of UKB overlap, although all-cause dementia was non-significant and replication is needed. No mediator was identified and the mechanism is unknown. These findings justify, but do not yet establish, pain as a modifiable contributor to cognitive health; the overlap bias was directly quantified (≤3%; §3.1.2) and found not to alter the conclusion. The CHARLS longitudinal component is now included and corroborates the association's direction with a dose–response signal, while its longitudinal decline evidence remains limited by the short, practice-effect-dominated follow-up (a four-wave sensitivity extension including the 2018 cognition module again yielded a null incident-impairment hazard, HR 1.005, p=0.381). A change-score (ANCOVA) sensitivity produced a nominally significant but methodologically divergent pain→decline signal that does not alter this conclusion (§3.5.2).</w:t>
       </w:r>
     </w:p>
     <w:p>
@@ -6080,16 +10469,23 @@
     </w:p>
     <w:p>
       <w:pPr>
-        <w:spacing w:before="160" w:after="80"/>
+        <w:spacing w:before="0" w:after="0"/>
       </w:pPr>
       <w:r>
         <w:rPr>
           <w:rFonts w:ascii="Times New Roman" w:hAnsi="Times New Roman"/>
           <w:b/>
           <w:i w:val="0"/>
-          <w:sz w:val="24"/>
-        </w:rPr>
-        <w:t>References</w:t>
+        </w:rPr>
+        <w:t>Figure 6. CHARLS dose–response of global cognition on pain-site burden (restricted cubic spline, 2011 baseline).</w:t>
+      </w:r>
+      <w:r>
+        <w:rPr>
+          <w:rFonts w:ascii="Times New Roman" w:hAnsi="Times New Roman"/>
+          <w:b w:val="0"/>
+          <w:i w:val="0"/>
+        </w:rPr>
+        <w:t xml:space="preserve"> Predicted global cognition z-score (mean of cross-sample z-scored immediate recall, delayed recall, and serial-7) by number of painful body sites, adjusted for age, sex, and education-years; shaded band = 95% CI. The curve is steepest at low pain burden and flattens beyond two sites (nonlinear P&lt;0.001), indicating a dose–response association between multisite pain and lower cognition.</w:t>
       </w:r>
     </w:p>
     <w:p>
@@ -6099,10 +10495,32 @@
       <w:r>
         <w:rPr>
           <w:rFonts w:ascii="Times New Roman" w:hAnsi="Times New Roman"/>
+          <w:b/>
+          <w:i w:val="0"/>
+        </w:rPr>
+        <w:t>Figure 7. Overlap-bias sensitivity for MCP → cognitive performance (MRlap / Burgess–Thompson framework).</w:t>
+      </w:r>
+      <w:r>
+        <w:rPr>
+          <w:rFonts w:ascii="Times New Roman" w:hAnsi="Times New Roman"/>
           <w:b w:val="0"/>
           <w:i w:val="0"/>
         </w:rPr>
-        <w:t>References follow the Vancouver (ICMJE) style; every GWAS/method citation has been verified (journal, volume, pages, DOI, PMID). The CHARLS cohort citation [16] is included for the planned (pending-data) component.</w:t>
+        <w:t xml:space="preserve"> The de-overlapped ("true") IVW effect (points) across a grid of sample-overlap proportions (ρ) and observational-bias assumptions, with the observed IVW estimate (β=−0.361) shown as the reference dashed line. Across all scenarios the corrected effect remains strongly negative and far from the null, demonstrating that UKB sample overlap induces ≤3% bias and does not alter the conclusion (Table 3, §3.1.2).</w:t>
+      </w:r>
+    </w:p>
+    <w:p>
+      <w:pPr>
+        <w:spacing w:before="160" w:after="80"/>
+      </w:pPr>
+      <w:r>
+        <w:rPr>
+          <w:rFonts w:ascii="Times New Roman" w:hAnsi="Times New Roman"/>
+          <w:b/>
+          <w:i w:val="0"/>
+          <w:sz w:val="24"/>
+        </w:rPr>
+        <w:t>References</w:t>
       </w:r>
     </w:p>
     <w:p>
@@ -6115,7 +10533,7 @@
           <w:b w:val="0"/>
           <w:i w:val="0"/>
         </w:rPr>
-        <w:t>1. Johnston KJA, Adams MJ, Nicholl BI, Ward J, Strawbridge RJ, Ferguson A, et al. Genome-wide association study of multisite chronic pain in UK Biobank. PLoS Genet. 2019;15(6):e1008164. doi:10.1371/journal.pgen.1008164. PMID:31194737.</w:t>
+        <w:t>References follow the Vancouver (ICMJE) style; every GWAS/method citation has been verified (journal, volume, pages, DOI, PMID). The CHARLS cohort citation [16] underlies the now-completed longitudinal component (§2.7, §3.5).</w:t>
       </w:r>
     </w:p>
     <w:p>
@@ -6128,23 +10546,7 @@
           <w:b w:val="0"/>
           <w:i w:val="0"/>
         </w:rPr>
-        <w:t xml:space="preserve">2. Cognitive performance (1-standardised score), UK Biobank (n=257,841). OpenGWAS accession ebi-a-GCST006572. https://gwas.mrcieu.ac.uk/datasets/ebi-a-GCST006572/ (accessed 2026-09-20). Provenance note: the OpenGWAS/GWAS Catalog metadata for this accession misattributes it to Lee JJ et al. Gene discovery and polygenic prediction from a genome-wide association study of educational attainment in 1.1 million individuals. Nat Genet. 2018;50(8):1112-1121 (PMID 30038396) — an educational-attainment GWAS that is </w:t>
-      </w:r>
-      <w:r>
-        <w:rPr>
-          <w:rFonts w:ascii="Times New Roman" w:hAnsi="Times New Roman"/>
-          <w:b/>
-          <w:i w:val="0"/>
-        </w:rPr>
-        <w:t>not</w:t>
-      </w:r>
-      <w:r>
-        <w:rPr>
-          <w:rFonts w:ascii="Times New Roman" w:hAnsi="Times New Roman"/>
-          <w:b w:val="0"/>
-          <w:i w:val="0"/>
-        </w:rPr>
-        <w:t xml:space="preserve"> the source of these summary statistics; the effect estimates used here are the UK Biobank–derived cognitive-performance score, cited by trait and accession only.</w:t>
+        <w:t>1. Johnston KJA, Adams MJ, Nicholl BI, Ward J, Strawbridge RJ, Ferguson A, et al. Genome-wide association study of multisite chronic pain in UK Biobank. PLoS Genet. 2019;15(6):e1008164. doi:10.1371/journal.pgen.1008164. PMID:31194737.</w:t>
       </w:r>
     </w:p>
     <w:p>
@@ -6157,7 +10559,23 @@
           <w:b w:val="0"/>
           <w:i w:val="0"/>
         </w:rPr>
-        <w:t>3. Lambert JC, Ibrahim-Verbaas CA, Harold D, Naj AC, Sims R, Bellenguez C, et al.; European Alzheimer's Disease Initiative (EADI); Genetic and Environmental Risk in Alzheimer's Disease (GERAD); Alzheimer's Disease Genetic Consortium (ADGC); Cohorts for Heart and Aging Research in Genomic Epidemiology (CHARGE). Meta-analysis of 74,046 individuals identifies 11 new susceptibility loci for Alzheimer's disease. Nat Genet. 2013;45(12):1452-1458. doi:10.1038/ng.2802. PMID:24162737. (Underlies ieu-a-297, n=54,162, the dataset analysed here.)</w:t>
+        <w:t xml:space="preserve">2. Cognitive performance (1-standardised score), UK Biobank (n=257,841). OpenGWAS accession ebi-a-GCST006572. https://gwas.mrcieu.ac.uk/datasets/ebi-a-GCST006572/ (accessed 2026-09-20). Provenance note: the OpenGWAS/GWAS Catalog metadata for this accession misattributes it to Lee JJ et al. Gene discovery and polygenic prediction from a genome-wide association study of educational attainment in 1.1 million individuals. Nat Genet. 2018;50(8):1112-1121 (PMID 30038396) — an educational-attainment GWAS that is </w:t>
+      </w:r>
+      <w:r>
+        <w:rPr>
+          <w:rFonts w:ascii="Times New Roman" w:hAnsi="Times New Roman"/>
+          <w:b/>
+          <w:i w:val="0"/>
+        </w:rPr>
+        <w:t>not</w:t>
+      </w:r>
+      <w:r>
+        <w:rPr>
+          <w:rFonts w:ascii="Times New Roman" w:hAnsi="Times New Roman"/>
+          <w:b w:val="0"/>
+          <w:i w:val="0"/>
+        </w:rPr>
+        <w:t xml:space="preserve"> the source of these summary statistics; the effect estimates used here are the UK Biobank–derived cognitive-performance score, cited by trait and accession only.</w:t>
       </w:r>
     </w:p>
     <w:p>
@@ -6170,7 +10588,7 @@
           <w:b w:val="0"/>
           <w:i w:val="0"/>
         </w:rPr>
-        <w:t>4. Kunkle BW, Grenier-Boley B, Sims R, Bis JC, Damotte V, Naj AC, et al.; Alzheimer Disease Genetics Consortium (ADGC); European Alzheimer's Disease Initiative (EADI); Cohorts for Heart and Aging Research in Genomic Epidemiology Consortium (CHARGE); Genetic and Environmental Risk in AD/Defining Genetic, Polygenic and Environmental Risk for Alzheimer's Disease Consortium (GERAD/PERADES). Genetic meta-analysis of diagnosed Alzheimer's disease identifies new risk loci and implicates Aβ, tau, immunity and lipid processing. Nat Genet. 2019;51(3):414-430. doi:10.1038/s41588-019-0358-2. PMID:30820047.</w:t>
+        <w:t>3. Lambert JC, Ibrahim-Verbaas CA, Harold D, Naj AC, Sims R, Bellenguez C, et al.; European Alzheimer's Disease Initiative (EADI); Genetic and Environmental Risk in Alzheimer's Disease (GERAD); Alzheimer's Disease Genetic Consortium (ADGC); Cohorts for Heart and Aging Research in Genomic Epidemiology (CHARGE). Meta-analysis of 74,046 individuals identifies 11 new susceptibility loci for Alzheimer's disease. Nat Genet. 2013;45(12):1452-1458. doi:10.1038/ng.2802. PMID:24162737. (Underlies ieu-a-297, n=54,162, the dataset analysed here.)</w:t>
       </w:r>
     </w:p>
     <w:p>
@@ -6183,7 +10601,7 @@
           <w:b w:val="0"/>
           <w:i w:val="0"/>
         </w:rPr>
-        <w:t>5. Kurki MI, Karjalainen J, Palta P, Sipilä TP, Kristiansson K, Donner KM, et al.; FinnGen. FinnGen provides genetic insights from a well-phenotyped isolated population. Nature. 2023;613(7944):508-518. doi:10.1038/s41586-022-05473-8. PMID:36653562.</w:t>
+        <w:t>4. Kunkle BW, Grenier-Boley B, Sims R, Bis JC, Damotte V, Naj AC, et al.; Alzheimer Disease Genetics Consortium (ADGC); European Alzheimer's Disease Initiative (EADI); Cohorts for Heart and Aging Research in Genomic Epidemiology Consortium (CHARGE); Genetic and Environmental Risk in AD/Defining Genetic, Polygenic and Environmental Risk for Alzheimer's Disease Consortium (GERAD/PERADES). Genetic meta-analysis of diagnosed Alzheimer's disease identifies new risk loci and implicates Aβ, tau, immunity and lipid processing. Nat Genet. 2019;51(3):414-430. doi:10.1038/s41588-019-0358-2. PMID:30820047.</w:t>
       </w:r>
     </w:p>
     <w:p>
@@ -6196,7 +10614,7 @@
           <w:b w:val="0"/>
           <w:i w:val="0"/>
         </w:rPr>
-        <w:t>6. Howard DM, Adams MJ, Clarke TK, Hafferty JD, Gibson J, Shirali M, et al. Genome-wide meta-analysis of depression identifies 102 independent variants and highlights the importance of the prefrontal brain regions. Nat Neurosci. 2019;22(3):343-352. doi:10.1038/s41593-018-0326-7. PMID:30718901.</w:t>
+        <w:t>5. Kurki MI, Karjalainen J, Palta P, Sipilä TP, Kristiansson K, Donner KM, et al.; FinnGen. FinnGen provides genetic insights from a well-phenotyped isolated population. Nature. 2023;613(7944):508-518. doi:10.1038/s41586-022-05473-8. PMID:36653562.</w:t>
       </w:r>
     </w:p>
     <w:p>
@@ -6209,7 +10627,7 @@
           <w:b w:val="0"/>
           <w:i w:val="0"/>
         </w:rPr>
-        <w:t>7. Said S, Pazoki R, Karhunen V, et al. Genetic analysis of over half a million people characterises C-reactive protein loci. Nat Commun. 2022;13:2198. doi:10.1038/s41467-022-29650-5. PMID:35459240.</w:t>
+        <w:t>6. Howard DM, Adams MJ, Clarke TK, Hafferty JD, Gibson J, Shirali M, et al. Genome-wide meta-analysis of depression identifies 102 independent variants and highlights the importance of the prefrontal brain regions. Nat Neurosci. 2019;22(3):343-352. doi:10.1038/s41593-018-0326-7. PMID:30718901.</w:t>
       </w:r>
     </w:p>
     <w:p>
@@ -6222,7 +10640,7 @@
           <w:b w:val="0"/>
           <w:i w:val="0"/>
         </w:rPr>
-        <w:t>8. Elsworth B, Lyon M, Alexander T, Liu Y, Matthews P, et al. The MRC IEU OpenGWAS data infrastructure. bioRxiv. 2020;2020.08.10.244293. doi:10.1101/2020.08.10.244293.</w:t>
+        <w:t>7. Said S, Pazoki R, Karhunen V, et al. Genetic analysis of over half a million people characterises C-reactive protein loci. Nat Commun. 2022;13:2198. doi:10.1038/s41467-022-29650-5. PMID:35459240.</w:t>
       </w:r>
     </w:p>
     <w:p>
@@ -6235,7 +10653,7 @@
           <w:b w:val="0"/>
           <w:i w:val="0"/>
         </w:rPr>
-        <w:t>9. Hemani G, Zheng J, Elsworth B, Wade KH, Haberland V, Baird D, et al. The MR-Base platform supports systematic causal inference across the human phenome. eLife. 2018;7:e34408. doi:10.7554/eLife.34408. PMID:29846171.</w:t>
+        <w:t>8. Elsworth B, Lyon M, Alexander T, Liu Y, Matthews P, et al. The MRC IEU OpenGWAS data infrastructure. bioRxiv. 2020;2020.08.10.244293. doi:10.1101/2020.08.10.244293.</w:t>
       </w:r>
     </w:p>
     <w:p>
@@ -6248,7 +10666,7 @@
           <w:b w:val="0"/>
           <w:i w:val="0"/>
         </w:rPr>
-        <w:t>10. Bowden J, Davey Smith G, Burgess S. Mendelian randomization with invalid instruments: effect estimation and bias detection through Egger regression. Int J Epidemiol. 2015;44(2):512-525. doi:10.1093/ije/dyv080. PMID:26050253.</w:t>
+        <w:t>9. Hemani G, Zheng J, Elsworth B, Wade KH, Haberland V, Baird D, et al. The MR-Base platform supports systematic causal inference across the human phenome. eLife. 2018;7:e34408. doi:10.7554/eLife.34408. PMID:29846171.</w:t>
       </w:r>
     </w:p>
     <w:p>
@@ -6261,7 +10679,7 @@
           <w:b w:val="0"/>
           <w:i w:val="0"/>
         </w:rPr>
-        <w:t>11. Bowden J, Davey Smith G, Haycock PC, Burgess S. Consistent estimation in Mendelian randomization with some invalid instruments using a weighted median estimator. Genet Epidemiol. 2016;40(4):304-314. doi:10.1002/gepi.21965. PMID:27061298.</w:t>
+        <w:t>10. Bowden J, Davey Smith G, Burgess S. Mendelian randomization with invalid instruments: effect estimation and bias detection through Egger regression. Int J Epidemiol. 2015;44(2):512-525. doi:10.1093/ije/dyv080. PMID:26050253.</w:t>
       </w:r>
     </w:p>
     <w:p>
@@ -6274,7 +10692,7 @@
           <w:b w:val="0"/>
           <w:i w:val="0"/>
         </w:rPr>
-        <w:t>12. Burgess S, Butterworth A, Thompson SG. Mendelian randomization analysis with multiple genetic variants using summarized data. Genet Epidemiol. 2013;37(7):658-665. doi:10.1002/gepi.21758. PMID:24114802.</w:t>
+        <w:t>11. Bowden J, Davey Smith G, Haycock PC, Burgess S. Consistent estimation in Mendelian randomization with some invalid instruments using a weighted median estimator. Genet Epidemiol. 2016;40(4):304-314. doi:10.1002/gepi.21965. PMID:27061298.</w:t>
       </w:r>
     </w:p>
     <w:p>
@@ -6287,7 +10705,7 @@
           <w:b w:val="0"/>
           <w:i w:val="0"/>
         </w:rPr>
-        <w:t>13. Skrivankova VW, Richmond RC, Woolf BAR, Yarmolinsky J, Davies NM, Swanson SA, et al. Strengthening the reporting of observational studies in epidemiology using Mendelian randomization: the STROBE-MR statement. JAMA. 2021;326(16):1614-1621. doi:10.1001/jama.2021.18236. PMID:34698778.</w:t>
+        <w:t>12. Burgess S, Butterworth A, Thompson SG. Mendelian randomization analysis with multiple genetic variants using summarized data. Genet Epidemiol. 2013;37(7):658-665. doi:10.1002/gepi.21758. PMID:24114802.</w:t>
       </w:r>
     </w:p>
     <w:p>
@@ -6300,7 +10718,7 @@
           <w:b w:val="0"/>
           <w:i w:val="0"/>
         </w:rPr>
-        <w:t>14. Carter AR, Sanderson E, Hammerton G, et al. Mendelian randomisation for mediation analysis: current methods and challenges for implementation. Eur J Epidemiol. 2021;36(5):465-478. doi:10.1007/s10654-021-00757-1. PMID:33988509.</w:t>
+        <w:t>13. Skrivankova VW, Richmond RC, Woolf BAR, Yarmolinsky J, Davies NM, Swanson SA, et al. Strengthening the reporting of observational studies in epidemiology using Mendelian randomization: the STROBE-MR statement. JAMA. 2021;326(16):1614-1621. doi:10.1001/jama.2021.18236. PMID:34698778.</w:t>
       </w:r>
     </w:p>
     <w:p>
@@ -6313,7 +10731,7 @@
           <w:b w:val="0"/>
           <w:i w:val="0"/>
         </w:rPr>
-        <w:t>15. Steiger JH. Tests for comparing elements of a correlation matrix. Psychol Bull. 1980;87(2):245-251.</w:t>
+        <w:t>14. Carter AR, Sanderson E, Hammerton G, et al. Mendelian randomisation for mediation analysis: current methods and challenges for implementation. Eur J Epidemiol. 2021;36(5):465-478. doi:10.1007/s10654-021-00757-1. PMID:33988509.</w:t>
       </w:r>
     </w:p>
     <w:p>
@@ -6326,7 +10744,7 @@
           <w:b w:val="0"/>
           <w:i w:val="0"/>
         </w:rPr>
-        <w:t>16. Zhao Y, Hu Y, Smith JP, Strauss J, Yang G. Cohort profile: the China Health and Retirement Longitudinal Study (CHARLS). Int J Epidemiol. 2014;43(1):61-68. doi:10.1093/ije/dys203. PMID:24717586.</w:t>
+        <w:t>15. Steiger JH. Tests for comparing elements of a correlation matrix. Psychol Bull. 1980;87(2):245-251.</w:t>
       </w:r>
     </w:p>
     <w:p>
@@ -6339,7 +10757,59 @@
           <w:b w:val="0"/>
           <w:i w:val="0"/>
         </w:rPr>
+        <w:t>16. Zhao Y, Hu Y, Smith JP, Strauss J, Yang G. Cohort profile: the China Health and Retirement Longitudinal Study (CHARLS). Int J Epidemiol. 2014;43(1):61-68. doi:10.1093/ije/dys203. PMID:24717586.</w:t>
+      </w:r>
+    </w:p>
+    <w:p>
+      <w:pPr>
+        <w:spacing w:before="0" w:after="0"/>
+      </w:pPr>
+      <w:r>
+        <w:rPr>
+          <w:rFonts w:ascii="Times New Roman" w:hAnsi="Times New Roman"/>
+          <w:b w:val="0"/>
+          <w:i w:val="0"/>
+        </w:rPr>
         <w:t>17. Centers for Disease Control and Prevention (CDC). National Health and Nutrition Examination Survey (NHANES) 2011-2018. Hyattsville, MD: US Department of Health and Human Services. https://www.cdc.gov/nchs/nhanes/</w:t>
+      </w:r>
+    </w:p>
+    <w:p>
+      <w:pPr>
+        <w:spacing w:before="0" w:after="0"/>
+      </w:pPr>
+      <w:r>
+        <w:rPr>
+          <w:rFonts w:ascii="Times New Roman" w:hAnsi="Times New Roman"/>
+          <w:b w:val="0"/>
+          <w:i w:val="0"/>
+        </w:rPr>
+        <w:t>18. Burgess S, Davies NM, Thompson SG. Bias due to participant overlap in two-sample Mendelian randomization. Genet Epidemiol. 2016;40(7):597-608. doi:10.1002/gepi.21998. PMID:27625185.</w:t>
+      </w:r>
+    </w:p>
+    <w:p>
+      <w:pPr>
+        <w:spacing w:before="0" w:after="0"/>
+      </w:pPr>
+      <w:r>
+        <w:rPr>
+          <w:rFonts w:ascii="Times New Roman" w:hAnsi="Times New Roman"/>
+          <w:b w:val="0"/>
+          <w:i w:val="0"/>
+        </w:rPr>
+        <w:t>19. Mounier N, Kutalik Z. Bias correction for sample overlap, winner's curse and weak instrument bias in two-sample Mendelian Randomization. bioRxiv. 2021;2021.03.26.437168. doi:10.1101/2021.03.26.437168. (The MRlap R package, n-mounier/MRlap, implements this estimator.)</w:t>
+      </w:r>
+    </w:p>
+    <w:p>
+      <w:pPr>
+        <w:spacing w:before="0" w:after="0"/>
+      </w:pPr>
+      <w:r>
+        <w:rPr>
+          <w:rFonts w:ascii="Times New Roman" w:hAnsi="Times New Roman"/>
+          <w:b w:val="0"/>
+          <w:i w:val="0"/>
+        </w:rPr>
+        <w:t>20. Davies G, Lam M, Harris SE, Trampush JW, Luciano M, Hill WD, et al. Study of 300,486 individuals identifies 148 independent genetic loci influencing general cognitive function. Nat Commun. 2018;9(1):4158. doi:10.1038/s41467-018-06585-0. PMID:30301842.</w:t>
       </w:r>
     </w:p>
     <w:sectPr>
